--- a/docs/reports/SeatSure_Report_FullStack_BhavyaSharma.docx
+++ b/docs/reports/SeatSure_Report_FullStack_BhavyaSharma.docx
@@ -92,9 +92,8 @@
           <w:rFonts w:ascii="Times New Roman" w:cs="Times New Roman" w:eastAsia="Times New Roman" w:hAnsi="Times New Roman"/>
           <w:sz w:val="24"/>
           <w:szCs w:val="24"/>
-          <w:highlight w:val="yellow"/>
-        </w:rPr>
-        <w:t xml:space="preserve">[University Roll No.]</w:t>
+        </w:rPr>
+        <w:t xml:space="preserve">2511021060291</w:t>
       </w:r>
     </w:p>
     <w:p>
@@ -175,7 +174,7 @@
     </w:p>
     <w:p>
       <w:pPr>
-        <w:spacing w:after="0" w:before="0" w:line="300"/>
+        <w:spacing w:after="480" w:before="0" w:line="300"/>
         <w:jc w:val="center"/>
       </w:pPr>
       <w:r>
@@ -185,26 +184,8 @@
           <w:bCs/>
           <w:sz w:val="26"/>
           <w:szCs w:val="26"/>
-          <w:highlight w:val="yellow"/>
-        </w:rPr>
-        <w:t xml:space="preserve">[Guide's Name]</w:t>
-      </w:r>
-    </w:p>
-    <w:p>
-      <w:pPr>
-        <w:spacing w:after="480" w:before="0" w:line="300"/>
-        <w:jc w:val="center"/>
-      </w:pPr>
-      <w:r>
-        <w:rPr>
-          <w:rFonts w:ascii="Times New Roman" w:cs="Times New Roman" w:eastAsia="Times New Roman" w:hAnsi="Times New Roman"/>
-          <w:b/>
-          <w:bCs/>
-          <w:sz w:val="24"/>
-          <w:szCs w:val="24"/>
-          <w:highlight w:val="yellow"/>
-        </w:rPr>
-        <w:t xml:space="preserve">[Designation]</w:t>
+        </w:rPr>
+        <w:t xml:space="preserve">Mr. Vaibhav Giri</w:t>
       </w:r>
     </w:p>
     <w:p>
@@ -217,7 +198,7 @@
           <wp:inline distT="0" distB="0" distL="0" distR="0">
             <wp:extent cx="1524000" cy="1266825"/>
             <wp:effectExtent t="0" r="0" b="0" l="0"/>
-            <wp:docPr id="15" name=""/>
+            <wp:docPr id="16" name=""/>
             <wp:cNvGraphicFramePr>
               <a:graphicFrameLocks xmlns:a="http://schemas.openxmlformats.org/drawingml/2006/main" noChangeAspect="1"/>
             </wp:cNvGraphicFramePr>
@@ -309,183 +290,6 @@
     <w:p>
       <w:pPr>
         <w:spacing w:before="1400"/>
-      </w:pPr>
-    </w:p>
-    <w:p>
-      <w:pPr>
-        <w:spacing w:after="0" w:before="0"/>
-        <w:jc w:val="center"/>
-      </w:pPr>
-      <w:r>
-        <w:drawing>
-          <wp:inline distT="0" distB="0" distL="0" distR="0">
-            <wp:extent cx="857250" cy="714375"/>
-            <wp:effectExtent t="0" r="0" b="0" l="0"/>
-            <wp:docPr id="16" name=""/>
-            <wp:cNvGraphicFramePr>
-              <a:graphicFrameLocks xmlns:a="http://schemas.openxmlformats.org/drawingml/2006/main" noChangeAspect="1"/>
-            </wp:cNvGraphicFramePr>
-            <a:graphic xmlns:a="http://schemas.openxmlformats.org/drawingml/2006/main">
-              <a:graphicData uri="http://schemas.openxmlformats.org/drawingml/2006/picture">
-                <pic:pic xmlns:pic="http://schemas.openxmlformats.org/drawingml/2006/picture">
-                  <pic:nvPicPr>
-                    <pic:cNvPr id="0" name="" descr=""/>
-                    <pic:cNvPicPr>
-                      <a:picLocks noChangeAspect="1" noChangeArrowheads="1"/>
-                    </pic:cNvPicPr>
-                  </pic:nvPicPr>
-                  <pic:blipFill>
-                    <a:blip r:embed="rId10" cstate="none"/>
-                    <a:srcRect/>
-                    <a:stretch>
-                      <a:fillRect/>
-                    </a:stretch>
-                  </pic:blipFill>
-                  <pic:spPr bwMode="auto">
-                    <a:xfrm>
-                      <a:off x="0" y="0"/>
-                      <a:ext cx="857250" cy="714375"/>
-                    </a:xfrm>
-                    <a:prstGeom prst="rect">
-                      <a:avLst/>
-                    </a:prstGeom>
-                  </pic:spPr>
-                </pic:pic>
-              </a:graphicData>
-            </a:graphic>
-          </wp:inline>
-        </w:drawing>
-      </w:r>
-    </w:p>
-    <w:p>
-      <w:pPr>
-        <w:spacing w:after="0" w:before="240" w:line="300"/>
-        <w:jc w:val="center"/>
-      </w:pPr>
-      <w:r>
-        <w:rPr>
-          <w:rFonts w:ascii="Times New Roman" w:cs="Times New Roman" w:eastAsia="Times New Roman" w:hAnsi="Times New Roman"/>
-          <w:sz w:val="24"/>
-          <w:szCs w:val="24"/>
-        </w:rPr>
-        <w:t xml:space="preserve">COMPUTER SCIENCE AND ENGINEERING</w:t>
-      </w:r>
-    </w:p>
-    <w:p>
-      <w:pPr>
-        <w:spacing w:after="360" w:before="0" w:line="300"/>
-        <w:jc w:val="center"/>
-      </w:pPr>
-      <w:r>
-        <w:rPr>
-          <w:rFonts w:ascii="Times New Roman" w:cs="Times New Roman" w:eastAsia="Times New Roman" w:hAnsi="Times New Roman"/>
-          <w:sz w:val="24"/>
-          <w:szCs w:val="24"/>
-        </w:rPr>
-        <w:t xml:space="preserve">ALLIANCE SCHOOL OF ADVANCED COMPUTING</w:t>
-      </w:r>
-    </w:p>
-    <w:p>
-      <w:pPr>
-        <w:spacing w:after="360" w:before="0" w:line="300"/>
-        <w:jc w:val="center"/>
-      </w:pPr>
-      <w:r>
-        <w:rPr>
-          <w:rFonts w:ascii="Times New Roman" w:cs="Times New Roman" w:eastAsia="Times New Roman" w:hAnsi="Times New Roman"/>
-          <w:sz w:val="24"/>
-          <w:szCs w:val="24"/>
-          <w:u w:val="single"/>
-        </w:rPr>
-        <w:t xml:space="preserve">CERTIFICATE</w:t>
-      </w:r>
-    </w:p>
-    <w:p>
-      <w:pPr>
-        <w:spacing w:after="120" w:before="0" w:line="360"/>
-        <w:jc w:val="both"/>
-      </w:pPr>
-      <w:r>
-        <w:rPr>
-          <w:rFonts w:ascii="Times New Roman" w:cs="Times New Roman" w:eastAsia="Times New Roman" w:hAnsi="Times New Roman"/>
-        </w:rPr>
-        <w:t xml:space="preserve">This is to certify that the report on </w:t>
-      </w:r>
-      <w:r>
-        <w:rPr>
-          <w:rFonts w:ascii="Times New Roman" w:cs="Times New Roman" w:eastAsia="Times New Roman" w:hAnsi="Times New Roman"/>
-          <w:b/>
-          <w:bCs/>
-        </w:rPr>
-        <w:t xml:space="preserve">Full Stack Web Development</w:t>
-      </w:r>
-      <w:r>
-        <w:rPr>
-          <w:rFonts w:ascii="Times New Roman" w:cs="Times New Roman" w:eastAsia="Times New Roman" w:hAnsi="Times New Roman"/>
-        </w:rPr>
-        <w:t xml:space="preserve"> for the micro project titled “SeatSure: Concurrency-Safe Campus Event Registration with Auto-Promoting Waitlists” is submitted by Bhavya Sharma [Uni. Roll No. </w:t>
-      </w:r>
-      <w:r>
-        <w:rPr>
-          <w:rFonts w:ascii="Times New Roman" w:cs="Times New Roman" w:eastAsia="Times New Roman" w:hAnsi="Times New Roman"/>
-          <w:highlight w:val="yellow"/>
-        </w:rPr>
-        <w:t xml:space="preserve">[University Roll No.]</w:t>
-      </w:r>
-      <w:r>
-        <w:rPr>
-          <w:rFonts w:ascii="Times New Roman" w:cs="Times New Roman" w:eastAsia="Times New Roman" w:hAnsi="Times New Roman"/>
-        </w:rPr>
-        <w:t xml:space="preserve">] in partial fulfilment of the requirements for the award of the degree of Bachelor of Technology (Computer Science and Engineering – AI and Future Technologies) of Alliance University. It is a bonafide record of work carried out under my supervision and guidance during the academic year 2026–27. The work presented in this report is original and has not formed the basis for the award of any other degree to the candidate or to anybody else.</w:t>
-      </w:r>
-    </w:p>
-    <w:p>
-      <w:pPr>
-        <w:spacing w:after="0" w:before="1000"/>
-        <w:jc w:val="right"/>
-      </w:pPr>
-      <w:r>
-        <w:rPr>
-          <w:sz w:val="24"/>
-          <w:szCs w:val="24"/>
-        </w:rPr>
-        <w:t xml:space="preserve">……………………………</w:t>
-      </w:r>
-    </w:p>
-    <w:p>
-      <w:pPr>
-        <w:spacing w:after="0" w:before="60"/>
-        <w:jc w:val="right"/>
-      </w:pPr>
-      <w:r>
-        <w:rPr>
-          <w:rFonts w:ascii="Times New Roman" w:cs="Times New Roman" w:eastAsia="Times New Roman" w:hAnsi="Times New Roman"/>
-          <w:highlight w:val="yellow"/>
-        </w:rPr>
-        <w:t xml:space="preserve">[Guide's Name]</w:t>
-      </w:r>
-    </w:p>
-    <w:p>
-      <w:pPr>
-        <w:spacing w:after="0" w:before="0"/>
-        <w:jc w:val="right"/>
-      </w:pPr>
-      <w:r>
-        <w:rPr>
-          <w:rFonts w:ascii="Times New Roman" w:cs="Times New Roman" w:eastAsia="Times New Roman" w:hAnsi="Times New Roman"/>
-          <w:highlight w:val="yellow"/>
-        </w:rPr>
-        <w:t xml:space="preserve">[Designation]</w:t>
-      </w:r>
-    </w:p>
-    <w:p>
-      <w:r>
-        <w:br w:type="page"/>
-      </w:r>
-    </w:p>
-    <w:p>
-      <w:pPr>
-        <w:spacing w:before="600"/>
       </w:pPr>
     </w:p>
     <w:p>
@@ -574,7 +378,7 @@
           <w:szCs w:val="24"/>
           <w:u w:val="single"/>
         </w:rPr>
-        <w:t xml:space="preserve">DECLARATION</w:t>
+        <w:t xml:space="preserve">CERTIFICATE</w:t>
       </w:r>
     </w:p>
     <w:p>
@@ -586,7 +390,7 @@
         <w:rPr>
           <w:rFonts w:ascii="Times New Roman" w:cs="Times New Roman" w:eastAsia="Times New Roman" w:hAnsi="Times New Roman"/>
         </w:rPr>
-        <w:t xml:space="preserve">I hereby declare that the report titled </w:t>
+        <w:t xml:space="preserve">This is to certify that the report on </w:t>
       </w:r>
       <w:r>
         <w:rPr>
@@ -594,13 +398,149 @@
           <w:b/>
           <w:bCs/>
         </w:rPr>
-        <w:t xml:space="preserve">SeatSure: Concurrency-Safe Campus Event Registration with Auto-Promoting Waitlists</w:t>
-      </w:r>
-      <w:r>
-        <w:rPr>
-          <w:rFonts w:ascii="Times New Roman" w:cs="Times New Roman" w:eastAsia="Times New Roman" w:hAnsi="Times New Roman"/>
-        </w:rPr>
-        <w:t xml:space="preserve"> (Full Stack Web Development), submitted in partial fulfilment of the requirements for the award of the degree of </w:t>
+        <w:t xml:space="preserve">Full Stack Web Development</w:t>
+      </w:r>
+      <w:r>
+        <w:rPr>
+          <w:rFonts w:ascii="Times New Roman" w:cs="Times New Roman" w:eastAsia="Times New Roman" w:hAnsi="Times New Roman"/>
+        </w:rPr>
+        <w:t xml:space="preserve"> for the micro project titled “SeatSure: Concurrency-Safe Campus Event Registration with Auto-Promoting Waitlists” is submitted by Bhavya Sharma (University Registration No. 2511021060291) in partial fulfilment of the requirements for the award of the degree of Bachelor of Technology (Computer Science and Engineering – AI and Future Technologies) of Alliance University. It is a bonafide record of work carried out under my supervision and guidance during the academic year 2026–27. The work presented in this report is original and has not formed the basis for the award of any other degree to the candidate or to anybody else.</w:t>
+      </w:r>
+    </w:p>
+    <w:p>
+      <w:pPr>
+        <w:spacing w:after="0" w:before="1000"/>
+        <w:jc w:val="right"/>
+      </w:pPr>
+      <w:r>
+        <w:rPr>
+          <w:sz w:val="24"/>
+          <w:szCs w:val="24"/>
+        </w:rPr>
+        <w:t xml:space="preserve">……………………………</w:t>
+      </w:r>
+    </w:p>
+    <w:p>
+      <w:pPr>
+        <w:spacing w:after="0" w:before="60"/>
+        <w:jc w:val="right"/>
+      </w:pPr>
+      <w:r>
+        <w:rPr>
+          <w:rFonts w:ascii="Times New Roman" w:cs="Times New Roman" w:eastAsia="Times New Roman" w:hAnsi="Times New Roman"/>
+        </w:rPr>
+        <w:t xml:space="preserve">Mr. Vaibhav Giri</w:t>
+      </w:r>
+    </w:p>
+    <w:p>
+      <w:r>
+        <w:br w:type="page"/>
+      </w:r>
+    </w:p>
+    <w:p>
+      <w:pPr>
+        <w:spacing w:before="600"/>
+      </w:pPr>
+    </w:p>
+    <w:p>
+      <w:pPr>
+        <w:spacing w:after="0" w:before="0"/>
+        <w:jc w:val="center"/>
+      </w:pPr>
+      <w:r>
+        <w:drawing>
+          <wp:inline distT="0" distB="0" distL="0" distR="0">
+            <wp:extent cx="857250" cy="714375"/>
+            <wp:effectExtent t="0" r="0" b="0" l="0"/>
+            <wp:docPr id="18" name=""/>
+            <wp:cNvGraphicFramePr>
+              <a:graphicFrameLocks xmlns:a="http://schemas.openxmlformats.org/drawingml/2006/main" noChangeAspect="1"/>
+            </wp:cNvGraphicFramePr>
+            <a:graphic xmlns:a="http://schemas.openxmlformats.org/drawingml/2006/main">
+              <a:graphicData uri="http://schemas.openxmlformats.org/drawingml/2006/picture">
+                <pic:pic xmlns:pic="http://schemas.openxmlformats.org/drawingml/2006/picture">
+                  <pic:nvPicPr>
+                    <pic:cNvPr id="0" name="" descr=""/>
+                    <pic:cNvPicPr>
+                      <a:picLocks noChangeAspect="1" noChangeArrowheads="1"/>
+                    </pic:cNvPicPr>
+                  </pic:nvPicPr>
+                  <pic:blipFill>
+                    <a:blip r:embed="rId10" cstate="none"/>
+                    <a:srcRect/>
+                    <a:stretch>
+                      <a:fillRect/>
+                    </a:stretch>
+                  </pic:blipFill>
+                  <pic:spPr bwMode="auto">
+                    <a:xfrm>
+                      <a:off x="0" y="0"/>
+                      <a:ext cx="857250" cy="714375"/>
+                    </a:xfrm>
+                    <a:prstGeom prst="rect">
+                      <a:avLst/>
+                    </a:prstGeom>
+                  </pic:spPr>
+                </pic:pic>
+              </a:graphicData>
+            </a:graphic>
+          </wp:inline>
+        </w:drawing>
+      </w:r>
+    </w:p>
+    <w:p>
+      <w:pPr>
+        <w:spacing w:after="0" w:before="240" w:line="300"/>
+        <w:jc w:val="center"/>
+      </w:pPr>
+      <w:r>
+        <w:rPr>
+          <w:rFonts w:ascii="Times New Roman" w:cs="Times New Roman" w:eastAsia="Times New Roman" w:hAnsi="Times New Roman"/>
+          <w:sz w:val="24"/>
+          <w:szCs w:val="24"/>
+        </w:rPr>
+        <w:t xml:space="preserve">COMPUTER SCIENCE AND ENGINEERING</w:t>
+      </w:r>
+    </w:p>
+    <w:p>
+      <w:pPr>
+        <w:spacing w:after="360" w:before="0" w:line="300"/>
+        <w:jc w:val="center"/>
+      </w:pPr>
+      <w:r>
+        <w:rPr>
+          <w:rFonts w:ascii="Times New Roman" w:cs="Times New Roman" w:eastAsia="Times New Roman" w:hAnsi="Times New Roman"/>
+          <w:sz w:val="24"/>
+          <w:szCs w:val="24"/>
+        </w:rPr>
+        <w:t xml:space="preserve">ALLIANCE SCHOOL OF ADVANCED COMPUTING</w:t>
+      </w:r>
+    </w:p>
+    <w:p>
+      <w:pPr>
+        <w:spacing w:after="360" w:before="0" w:line="300"/>
+        <w:jc w:val="center"/>
+      </w:pPr>
+      <w:r>
+        <w:rPr>
+          <w:rFonts w:ascii="Times New Roman" w:cs="Times New Roman" w:eastAsia="Times New Roman" w:hAnsi="Times New Roman"/>
+          <w:sz w:val="24"/>
+          <w:szCs w:val="24"/>
+          <w:u w:val="single"/>
+        </w:rPr>
+        <w:t xml:space="preserve">DECLARATION</w:t>
+      </w:r>
+    </w:p>
+    <w:p>
+      <w:pPr>
+        <w:spacing w:after="120" w:before="0" w:line="360"/>
+        <w:jc w:val="both"/>
+      </w:pPr>
+      <w:r>
+        <w:rPr>
+          <w:rFonts w:ascii="Times New Roman" w:cs="Times New Roman" w:eastAsia="Times New Roman" w:hAnsi="Times New Roman"/>
+        </w:rPr>
+        <w:t xml:space="preserve">I hereby declare that the report titled </w:t>
       </w:r>
       <w:r>
         <w:rPr>
@@ -608,13 +548,13 @@
           <w:b/>
           <w:bCs/>
         </w:rPr>
-        <w:t xml:space="preserve">Bachelor of Technology in Computer Science and Engineering (AI and Future Technologies)</w:t>
-      </w:r>
-      <w:r>
-        <w:rPr>
-          <w:rFonts w:ascii="Times New Roman" w:cs="Times New Roman" w:eastAsia="Times New Roman" w:hAnsi="Times New Roman"/>
-        </w:rPr>
-        <w:t xml:space="preserve"> at </w:t>
+        <w:t xml:space="preserve">SeatSure: Concurrency-Safe Campus Event Registration with Auto-Promoting Waitlists</w:t>
+      </w:r>
+      <w:r>
+        <w:rPr>
+          <w:rFonts w:ascii="Times New Roman" w:cs="Times New Roman" w:eastAsia="Times New Roman" w:hAnsi="Times New Roman"/>
+        </w:rPr>
+        <w:t xml:space="preserve"> (Full Stack Web Development), submitted in partial fulfilment of the requirements for the award of the degree of </w:t>
       </w:r>
       <w:r>
         <w:rPr>
@@ -622,22 +562,27 @@
           <w:b/>
           <w:bCs/>
         </w:rPr>
-        <w:t xml:space="preserve">Alliance University</w:t>
-      </w:r>
-      <w:r>
-        <w:rPr>
-          <w:rFonts w:ascii="Times New Roman" w:cs="Times New Roman" w:eastAsia="Times New Roman" w:hAnsi="Times New Roman"/>
-        </w:rPr>
-        <w:t xml:space="preserve">, is a record of project work carried out under the supervision of </w:t>
+        <w:t xml:space="preserve">Bachelor of Technology in Computer Science and Engineering (AI and Future Technologies)</w:t>
+      </w:r>
+      <w:r>
+        <w:rPr>
+          <w:rFonts w:ascii="Times New Roman" w:cs="Times New Roman" w:eastAsia="Times New Roman" w:hAnsi="Times New Roman"/>
+        </w:rPr>
+        <w:t xml:space="preserve"> at </w:t>
       </w:r>
       <w:r>
         <w:rPr>
           <w:rFonts w:ascii="Times New Roman" w:cs="Times New Roman" w:eastAsia="Times New Roman" w:hAnsi="Times New Roman"/>
           <w:b/>
           <w:bCs/>
-          <w:highlight w:val="yellow"/>
-        </w:rPr>
-        <w:t xml:space="preserve">[Guide's Name]</w:t>
+        </w:rPr>
+        <w:t xml:space="preserve">Alliance University</w:t>
+      </w:r>
+      <w:r>
+        <w:rPr>
+          <w:rFonts w:ascii="Times New Roman" w:cs="Times New Roman" w:eastAsia="Times New Roman" w:hAnsi="Times New Roman"/>
+        </w:rPr>
+        <w:t xml:space="preserve">, is a record of project work carried out under the supervision of </w:t>
       </w:r>
       <w:r>
         <w:rPr>
@@ -645,16 +590,7 @@
           <w:b/>
           <w:bCs/>
         </w:rPr>
-        <w:t xml:space="preserve">, </w:t>
-      </w:r>
-      <w:r>
-        <w:rPr>
-          <w:rFonts w:ascii="Times New Roman" w:cs="Times New Roman" w:eastAsia="Times New Roman" w:hAnsi="Times New Roman"/>
-          <w:b/>
-          <w:bCs/>
-          <w:highlight w:val="yellow"/>
-        </w:rPr>
-        <w:t xml:space="preserve">[Designation]</w:t>
+        <w:t xml:space="preserve">Mr. Vaibhav Giri</w:t>
       </w:r>
       <w:r>
         <w:rPr>
@@ -756,9 +692,8 @@
                 <w:rFonts w:ascii="Times New Roman" w:cs="Times New Roman" w:eastAsia="Times New Roman" w:hAnsi="Times New Roman"/>
                 <w:sz w:val="22"/>
                 <w:szCs w:val="22"/>
-                <w:highlight w:val="yellow"/>
-              </w:rPr>
-              <w:t xml:space="preserve">[University Roll No.]</w:t>
+              </w:rPr>
+              <w:t xml:space="preserve">2511021060291</w:t>
             </w:r>
           </w:p>
         </w:tc>
@@ -989,15 +924,14 @@
           <w:rFonts w:ascii="Times New Roman" w:cs="Times New Roman" w:eastAsia="Times New Roman" w:hAnsi="Times New Roman"/>
           <w:b/>
           <w:bCs/>
-          <w:highlight w:val="yellow"/>
-        </w:rPr>
-        <w:t xml:space="preserve">[Guide's Name]</w:t>
-      </w:r>
-      <w:r>
-        <w:rPr>
-          <w:rFonts w:ascii="Times New Roman" w:cs="Times New Roman" w:eastAsia="Times New Roman" w:hAnsi="Times New Roman"/>
-        </w:rPr>
-        <w:t xml:space="preserve">, for their guidance, feedback and encouragement throughout the project. I am also grateful to the mentors at Kalvium, whose Full Stack Web Development livebook sessions provided the concepts on which this work is built.</w:t>
+        </w:rPr>
+        <w:t xml:space="preserve">Mr. Vaibhav Giri</w:t>
+      </w:r>
+      <w:r>
+        <w:rPr>
+          <w:rFonts w:ascii="Times New Roman" w:cs="Times New Roman" w:eastAsia="Times New Roman" w:hAnsi="Times New Roman"/>
+        </w:rPr>
+        <w:t xml:space="preserve">, for the guidance, feedback and encouragement provided throughout the project. I am also grateful to the mentors at Kalvium, whose Full Stack Web Development livebook sessions provided the concepts on which this work is built.</w:t>
       </w:r>
     </w:p>
     <w:p>
@@ -1398,28 +1332,24 @@
         <w:tabs>
           <w:tab w:val="right" w:pos="9006" w:leader="dot"/>
         </w:tabs>
-        <w:spacing w:after="0" w:before="110" w:line="280"/>
-        <w:ind w:left="0"/>
+        <w:spacing w:after="0" w:before="0" w:line="280"/>
+        <w:ind w:left="440"/>
       </w:pPr>
       <w:r>
         <w:rPr>
           <w:rFonts w:ascii="Times New Roman" w:cs="Times New Roman" w:eastAsia="Times New Roman" w:hAnsi="Times New Roman"/>
-          <w:b/>
-          <w:bCs/>
-          <w:sz w:val="24"/>
-          <w:szCs w:val="24"/>
-        </w:rPr>
-        <w:t xml:space="preserve">Chapter III – Results</w:t>
-      </w:r>
-      <w:r>
-        <w:rPr>
-          <w:b/>
-          <w:bCs/>
-          <w:sz w:val="24"/>
-          <w:szCs w:val="24"/>
+          <w:sz w:val="22"/>
+          <w:szCs w:val="22"/>
+        </w:rPr>
+        <w:t xml:space="preserve">2.5 Setting Up and Running the Project</w:t>
+      </w:r>
+      <w:r>
+        <w:rPr>
+          <w:sz w:val="22"/>
+          <w:szCs w:val="22"/>
         </w:rPr>
         <w:tab/>
-        <w:t xml:space="preserve">32</w:t>
+        <w:t xml:space="preserve">31</w:t>
       </w:r>
     </w:p>
     <w:p>
@@ -1436,7 +1366,7 @@
           <w:sz w:val="22"/>
           <w:szCs w:val="22"/>
         </w:rPr>
-        <w:t xml:space="preserve">3.1 Testing Approach</w:t>
+        <w:t xml:space="preserve">2.6 CRUD over REST: Route Mapping and Validation</w:t>
       </w:r>
       <w:r>
         <w:rPr>
@@ -1445,6 +1375,35 @@
         </w:rPr>
         <w:tab/>
         <w:t xml:space="preserve">32</w:t>
+      </w:r>
+    </w:p>
+    <w:p>
+      <w:pPr>
+        <w:tabs>
+          <w:tab w:val="right" w:pos="9006" w:leader="dot"/>
+        </w:tabs>
+        <w:spacing w:after="0" w:before="110" w:line="280"/>
+        <w:ind w:left="0"/>
+      </w:pPr>
+      <w:r>
+        <w:rPr>
+          <w:rFonts w:ascii="Times New Roman" w:cs="Times New Roman" w:eastAsia="Times New Roman" w:hAnsi="Times New Roman"/>
+          <w:b/>
+          <w:bCs/>
+          <w:sz w:val="24"/>
+          <w:szCs w:val="24"/>
+        </w:rPr>
+        <w:t xml:space="preserve">Chapter III – Results</w:t>
+      </w:r>
+      <w:r>
+        <w:rPr>
+          <w:b/>
+          <w:bCs/>
+          <w:sz w:val="24"/>
+          <w:szCs w:val="24"/>
+        </w:rPr>
+        <w:tab/>
+        <w:t xml:space="preserve">34</w:t>
       </w:r>
     </w:p>
     <w:p>
@@ -1461,7 +1420,7 @@
           <w:sz w:val="22"/>
           <w:szCs w:val="22"/>
         </w:rPr>
-        <w:t xml:space="preserve">3.2 Test Results Summary</w:t>
+        <w:t xml:space="preserve">3.1 Testing Approach</w:t>
       </w:r>
       <w:r>
         <w:rPr>
@@ -1469,7 +1428,7 @@
           <w:szCs w:val="22"/>
         </w:rPr>
         <w:tab/>
-        <w:t xml:space="preserve">32</w:t>
+        <w:t xml:space="preserve">34</w:t>
       </w:r>
     </w:p>
     <w:p>
@@ -1486,7 +1445,7 @@
           <w:sz w:val="22"/>
           <w:szCs w:val="22"/>
         </w:rPr>
-        <w:t xml:space="preserve">3.3 Results</w:t>
+        <w:t xml:space="preserve">3.2 Test Results Summary</w:t>
       </w:r>
       <w:r>
         <w:rPr>
@@ -1494,7 +1453,7 @@
           <w:szCs w:val="22"/>
         </w:rPr>
         <w:tab/>
-        <w:t xml:space="preserve">33</w:t>
+        <w:t xml:space="preserve">34</w:t>
       </w:r>
     </w:p>
     <w:p>
@@ -1511,7 +1470,7 @@
           <w:sz w:val="22"/>
           <w:szCs w:val="22"/>
         </w:rPr>
-        <w:t xml:space="preserve">3.4 Discussion</w:t>
+        <w:t xml:space="preserve">3.3 Results</w:t>
       </w:r>
       <w:r>
         <w:rPr>
@@ -1519,7 +1478,57 @@
           <w:szCs w:val="22"/>
         </w:rPr>
         <w:tab/>
-        <w:t xml:space="preserve">37</w:t>
+        <w:t xml:space="preserve">35</w:t>
+      </w:r>
+    </w:p>
+    <w:p>
+      <w:pPr>
+        <w:tabs>
+          <w:tab w:val="right" w:pos="9006" w:leader="dot"/>
+        </w:tabs>
+        <w:spacing w:after="0" w:before="0" w:line="280"/>
+        <w:ind w:left="440"/>
+      </w:pPr>
+      <w:r>
+        <w:rPr>
+          <w:rFonts w:ascii="Times New Roman" w:cs="Times New Roman" w:eastAsia="Times New Roman" w:hAnsi="Times New Roman"/>
+          <w:sz w:val="22"/>
+          <w:szCs w:val="22"/>
+        </w:rPr>
+        <w:t xml:space="preserve">3.4 Live API Test Cases</w:t>
+      </w:r>
+      <w:r>
+        <w:rPr>
+          <w:sz w:val="22"/>
+          <w:szCs w:val="22"/>
+        </w:rPr>
+        <w:tab/>
+        <w:t xml:space="preserve">40</w:t>
+      </w:r>
+    </w:p>
+    <w:p>
+      <w:pPr>
+        <w:tabs>
+          <w:tab w:val="right" w:pos="9006" w:leader="dot"/>
+        </w:tabs>
+        <w:spacing w:after="0" w:before="0" w:line="280"/>
+        <w:ind w:left="440"/>
+      </w:pPr>
+      <w:r>
+        <w:rPr>
+          <w:rFonts w:ascii="Times New Roman" w:cs="Times New Roman" w:eastAsia="Times New Roman" w:hAnsi="Times New Roman"/>
+          <w:sz w:val="22"/>
+          <w:szCs w:val="22"/>
+        </w:rPr>
+        <w:t xml:space="preserve">3.5 Discussion</w:t>
+      </w:r>
+      <w:r>
+        <w:rPr>
+          <w:sz w:val="22"/>
+          <w:szCs w:val="22"/>
+        </w:rPr>
+        <w:tab/>
+        <w:t xml:space="preserve">40</w:t>
       </w:r>
     </w:p>
     <w:p>
@@ -1548,7 +1557,7 @@
           <w:szCs w:val="24"/>
         </w:rPr>
         <w:tab/>
-        <w:t xml:space="preserve">39</w:t>
+        <w:t xml:space="preserve">42</w:t>
       </w:r>
     </w:p>
     <w:p>
@@ -1573,7 +1582,7 @@
           <w:szCs w:val="22"/>
         </w:rPr>
         <w:tab/>
-        <w:t xml:space="preserve">39</w:t>
+        <w:t xml:space="preserve">42</w:t>
       </w:r>
     </w:p>
     <w:p>
@@ -1598,7 +1607,7 @@
           <w:szCs w:val="22"/>
         </w:rPr>
         <w:tab/>
-        <w:t xml:space="preserve">39</w:t>
+        <w:t xml:space="preserve">42</w:t>
       </w:r>
     </w:p>
     <w:p>
@@ -1627,7 +1636,7 @@
           <w:szCs w:val="24"/>
         </w:rPr>
         <w:tab/>
-        <w:t xml:space="preserve">41</w:t>
+        <w:t xml:space="preserve">44</w:t>
       </w:r>
     </w:p>
     <w:p>
@@ -1656,7 +1665,7 @@
           <w:szCs w:val="24"/>
         </w:rPr>
         <w:tab/>
-        <w:t xml:space="preserve">42</w:t>
+        <w:t xml:space="preserve">45</w:t>
       </w:r>
     </w:p>
     <w:p>
@@ -1685,7 +1694,7 @@
           <w:szCs w:val="24"/>
         </w:rPr>
         <w:tab/>
-        <w:t xml:space="preserve">45</w:t>
+        <w:t xml:space="preserve">48</w:t>
       </w:r>
     </w:p>
     <w:p>
@@ -7387,7 +7396,7 @@
           <wp:inline distT="0" distB="0" distL="0" distR="0">
             <wp:extent cx="3143250" cy="5934075"/>
             <wp:effectExtent t="0" r="0" b="0" l="0"/>
-            <wp:docPr id="18" name=""/>
+            <wp:docPr id="19" name=""/>
             <wp:cNvGraphicFramePr>
               <a:graphicFrameLocks xmlns:a="http://schemas.openxmlformats.org/drawingml/2006/main" noChangeAspect="1"/>
             </wp:cNvGraphicFramePr>
@@ -19591,7 +19600,7 @@
         <w:rPr>
           <w:rFonts w:ascii="Times New Roman" w:cs="Times New Roman" w:eastAsia="Times New Roman" w:hAnsi="Times New Roman"/>
         </w:rPr>
-        <w:t xml:space="preserve">, line 27), which demonstrates that only that panel shows a fallback (FS-T22, Figure 3.7).</w:t>
+        <w:t xml:space="preserve">, line 27), which demonstrates that only that panel shows a fallback (FS-T22, Figure 3.8).</w:t>
       </w:r>
     </w:p>
     <w:p>
@@ -21691,7 +21700,7 @@
           <wp:inline distT="0" distB="0" distL="0" distR="0">
             <wp:extent cx="5715000" cy="3305175"/>
             <wp:effectExtent t="0" r="0" b="0" l="0"/>
-            <wp:docPr id="19" name=""/>
+            <wp:docPr id="20" name=""/>
             <wp:cNvGraphicFramePr>
               <a:graphicFrameLocks xmlns:a="http://schemas.openxmlformats.org/drawingml/2006/main" noChangeAspect="1"/>
             </wp:cNvGraphicFramePr>
@@ -22112,7 +22121,7 @@
         <w:rPr>
           <w:rFonts w:ascii="Times New Roman" w:cs="Times New Roman" w:eastAsia="Times New Roman" w:hAnsi="Times New Roman"/>
         </w:rPr>
-        <w:t xml:space="preserve">) query (Figure 3.6).</w:t>
+        <w:t xml:space="preserve">) query (Figure 3.7).</w:t>
       </w:r>
     </w:p>
     <w:p>
@@ -22161,25 +22170,13 @@
     </w:p>
     <w:p>
       <w:pPr>
-        <w:pStyle w:val="Heading1"/>
-        <w:pageBreakBefore/>
-      </w:pPr>
-      <w:r>
-        <w:rPr>
-          <w:rFonts w:ascii="Times New Roman" w:cs="Times New Roman" w:eastAsia="Times New Roman" w:hAnsi="Times New Roman"/>
-        </w:rPr>
-        <w:t xml:space="preserve">Chapter III – Results</w:t>
-      </w:r>
-    </w:p>
-    <w:p>
-      <w:pPr>
         <w:pStyle w:val="Heading2"/>
       </w:pPr>
       <w:r>
         <w:rPr>
           <w:rFonts w:ascii="Times New Roman" w:cs="Times New Roman" w:eastAsia="Times New Roman" w:hAnsi="Times New Roman"/>
         </w:rPr>
-        <w:t xml:space="preserve">3.1 Testing Approach</w:t>
+        <w:t xml:space="preserve">2.5 Setting Up and Running the Project</w:t>
       </w:r>
     </w:p>
     <w:p>
@@ -22191,7 +22188,3495 @@
         <w:rPr>
           <w:rFonts w:ascii="Times New Roman" w:cs="Times New Roman" w:eastAsia="Times New Roman" w:hAnsi="Times New Roman"/>
         </w:rPr>
-        <w:t xml:space="preserve">The client was tested at three levels:</w:t>
+        <w:t xml:space="preserve">The project needs Node.js 22 and PostgreSQL 18. MongoDB is optional in development: when no MongoDB address is configured, an npm-distributed MongoDB server starts automatically. From the </w:t>
+      </w:r>
+      <w:r>
+        <w:rPr>
+          <w:rFonts w:ascii="Courier New" w:cs="Courier New" w:eastAsia="Courier New" w:hAnsi="Courier New"/>
+          <w:sz w:val="20"/>
+          <w:szCs w:val="20"/>
+        </w:rPr>
+        <w:t xml:space="preserve">seatsure</w:t>
+      </w:r>
+      <w:r>
+        <w:rPr>
+          <w:rFonts w:ascii="Times New Roman" w:cs="Times New Roman" w:eastAsia="Times New Roman" w:hAnsi="Times New Roman"/>
+        </w:rPr>
+        <w:t xml:space="preserve"> folder:</w:t>
+      </w:r>
+    </w:p>
+    <w:p>
+      <w:pPr>
+        <w:pStyle w:val="ListParagraph"/>
+        <w:numPr>
+          <w:ilvl w:val="0"/>
+          <w:numId w:val="6"/>
+        </w:numPr>
+        <w:spacing w:after="40" w:before="0" w:line="300"/>
+        <w:jc w:val="both"/>
+      </w:pPr>
+      <w:r>
+        <w:rPr>
+          <w:rFonts w:ascii="Times New Roman" w:cs="Times New Roman" w:eastAsia="Times New Roman" w:hAnsi="Times New Roman"/>
+        </w:rPr>
+        <w:t xml:space="preserve">Install the dependencies of all three workspaces (</w:t>
+      </w:r>
+      <w:r>
+        <w:rPr>
+          <w:rFonts w:ascii="Courier New" w:cs="Courier New" w:eastAsia="Courier New" w:hAnsi="Courier New"/>
+          <w:sz w:val="20"/>
+          <w:szCs w:val="20"/>
+        </w:rPr>
+        <w:t xml:space="preserve">client</w:t>
+      </w:r>
+      <w:r>
+        <w:rPr>
+          <w:rFonts w:ascii="Times New Roman" w:cs="Times New Roman" w:eastAsia="Times New Roman" w:hAnsi="Times New Roman"/>
+        </w:rPr>
+        <w:t xml:space="preserve">, </w:t>
+      </w:r>
+      <w:r>
+        <w:rPr>
+          <w:rFonts w:ascii="Courier New" w:cs="Courier New" w:eastAsia="Courier New" w:hAnsi="Courier New"/>
+          <w:sz w:val="20"/>
+          <w:szCs w:val="20"/>
+        </w:rPr>
+        <w:t xml:space="preserve">server</w:t>
+      </w:r>
+      <w:r>
+        <w:rPr>
+          <w:rFonts w:ascii="Times New Roman" w:cs="Times New Roman" w:eastAsia="Times New Roman" w:hAnsi="Times New Roman"/>
+        </w:rPr>
+        <w:t xml:space="preserve">, </w:t>
+      </w:r>
+      <w:r>
+        <w:rPr>
+          <w:rFonts w:ascii="Courier New" w:cs="Courier New" w:eastAsia="Courier New" w:hAnsi="Courier New"/>
+          <w:sz w:val="20"/>
+          <w:szCs w:val="20"/>
+        </w:rPr>
+        <w:t xml:space="preserve">db</w:t>
+      </w:r>
+      <w:r>
+        <w:rPr>
+          <w:rFonts w:ascii="Times New Roman" w:cs="Times New Roman" w:eastAsia="Times New Roman" w:hAnsi="Times New Roman"/>
+        </w:rPr>
+        <w:t xml:space="preserve">): </w:t>
+      </w:r>
+      <w:r>
+        <w:rPr>
+          <w:rFonts w:ascii="Courier New" w:cs="Courier New" w:eastAsia="Courier New" w:hAnsi="Courier New"/>
+          <w:sz w:val="20"/>
+          <w:szCs w:val="20"/>
+        </w:rPr>
+        <w:t xml:space="preserve">npm install</w:t>
+      </w:r>
+      <w:r>
+        <w:rPr>
+          <w:rFonts w:ascii="Times New Roman" w:cs="Times New Roman" w:eastAsia="Times New Roman" w:hAnsi="Times New Roman"/>
+        </w:rPr>
+        <w:t xml:space="preserve">.</w:t>
+      </w:r>
+    </w:p>
+    <w:p>
+      <w:pPr>
+        <w:pStyle w:val="ListParagraph"/>
+        <w:numPr>
+          <w:ilvl w:val="0"/>
+          <w:numId w:val="6"/>
+        </w:numPr>
+        <w:spacing w:after="40" w:before="0" w:line="300"/>
+        <w:jc w:val="both"/>
+      </w:pPr>
+      <w:r>
+        <w:rPr>
+          <w:rFonts w:ascii="Times New Roman" w:cs="Times New Roman" w:eastAsia="Times New Roman" w:hAnsi="Times New Roman"/>
+        </w:rPr>
+        <w:t xml:space="preserve">Copy </w:t>
+      </w:r>
+      <w:r>
+        <w:rPr>
+          <w:rFonts w:ascii="Courier New" w:cs="Courier New" w:eastAsia="Courier New" w:hAnsi="Courier New"/>
+          <w:sz w:val="20"/>
+          <w:szCs w:val="20"/>
+        </w:rPr>
+        <w:t xml:space="preserve">.env.example</w:t>
+      </w:r>
+      <w:r>
+        <w:rPr>
+          <w:rFonts w:ascii="Times New Roman" w:cs="Times New Roman" w:eastAsia="Times New Roman" w:hAnsi="Times New Roman"/>
+        </w:rPr>
+        <w:t xml:space="preserve"> to </w:t>
+      </w:r>
+      <w:r>
+        <w:rPr>
+          <w:rFonts w:ascii="Courier New" w:cs="Courier New" w:eastAsia="Courier New" w:hAnsi="Courier New"/>
+          <w:sz w:val="20"/>
+          <w:szCs w:val="20"/>
+        </w:rPr>
+        <w:t xml:space="preserve">.env</w:t>
+      </w:r>
+      <w:r>
+        <w:rPr>
+          <w:rFonts w:ascii="Times New Roman" w:cs="Times New Roman" w:eastAsia="Times New Roman" w:hAnsi="Times New Roman"/>
+        </w:rPr>
+        <w:t xml:space="preserve"> and </w:t>
+      </w:r>
+      <w:r>
+        <w:rPr>
+          <w:rFonts w:ascii="Courier New" w:cs="Courier New" w:eastAsia="Courier New" w:hAnsi="Courier New"/>
+          <w:sz w:val="20"/>
+          <w:szCs w:val="20"/>
+        </w:rPr>
+        <w:t xml:space="preserve">client/.env.example</w:t>
+      </w:r>
+      <w:r>
+        <w:rPr>
+          <w:rFonts w:ascii="Times New Roman" w:cs="Times New Roman" w:eastAsia="Times New Roman" w:hAnsi="Times New Roman"/>
+        </w:rPr>
+        <w:t xml:space="preserve"> to </w:t>
+      </w:r>
+      <w:r>
+        <w:rPr>
+          <w:rFonts w:ascii="Courier New" w:cs="Courier New" w:eastAsia="Courier New" w:hAnsi="Courier New"/>
+          <w:sz w:val="20"/>
+          <w:szCs w:val="20"/>
+        </w:rPr>
+        <w:t xml:space="preserve">client/.env</w:t>
+      </w:r>
+      <w:r>
+        <w:rPr>
+          <w:rFonts w:ascii="Times New Roman" w:cs="Times New Roman" w:eastAsia="Times New Roman" w:hAnsi="Times New Roman"/>
+        </w:rPr>
+        <w:t xml:space="preserve">, then set </w:t>
+      </w:r>
+      <w:r>
+        <w:rPr>
+          <w:rFonts w:ascii="Courier New" w:cs="Courier New" w:eastAsia="Courier New" w:hAnsi="Courier New"/>
+          <w:sz w:val="20"/>
+          <w:szCs w:val="20"/>
+        </w:rPr>
+        <w:t xml:space="preserve">DATABASE_URL</w:t>
+      </w:r>
+      <w:r>
+        <w:rPr>
+          <w:rFonts w:ascii="Times New Roman" w:cs="Times New Roman" w:eastAsia="Times New Roman" w:hAnsi="Times New Roman"/>
+        </w:rPr>
+        <w:t xml:space="preserve"> and </w:t>
+      </w:r>
+      <w:r>
+        <w:rPr>
+          <w:rFonts w:ascii="Courier New" w:cs="Courier New" w:eastAsia="Courier New" w:hAnsi="Courier New"/>
+          <w:sz w:val="20"/>
+          <w:szCs w:val="20"/>
+        </w:rPr>
+        <w:t xml:space="preserve">DATABASE_URL_TEST</w:t>
+      </w:r>
+      <w:r>
+        <w:rPr>
+          <w:rFonts w:ascii="Times New Roman" w:cs="Times New Roman" w:eastAsia="Times New Roman" w:hAnsi="Times New Roman"/>
+        </w:rPr>
+        <w:t xml:space="preserve"> to your PostgreSQL user.</w:t>
+      </w:r>
+    </w:p>
+    <w:p>
+      <w:pPr>
+        <w:pStyle w:val="ListParagraph"/>
+        <w:numPr>
+          <w:ilvl w:val="0"/>
+          <w:numId w:val="6"/>
+        </w:numPr>
+        <w:spacing w:after="40" w:before="0" w:line="300"/>
+        <w:jc w:val="both"/>
+      </w:pPr>
+      <w:r>
+        <w:rPr>
+          <w:rFonts w:ascii="Times New Roman" w:cs="Times New Roman" w:eastAsia="Times New Roman" w:hAnsi="Times New Roman"/>
+        </w:rPr>
+        <w:t xml:space="preserve">Create, migrate and seed the databases: </w:t>
+      </w:r>
+      <w:r>
+        <w:rPr>
+          <w:rFonts w:ascii="Courier New" w:cs="Courier New" w:eastAsia="Courier New" w:hAnsi="Courier New"/>
+          <w:sz w:val="20"/>
+          <w:szCs w:val="20"/>
+        </w:rPr>
+        <w:t xml:space="preserve">npm run setup</w:t>
+      </w:r>
+      <w:r>
+        <w:rPr>
+          <w:rFonts w:ascii="Times New Roman" w:cs="Times New Roman" w:eastAsia="Times New Roman" w:hAnsi="Times New Roman"/>
+        </w:rPr>
+        <w:t xml:space="preserve"> (it runs </w:t>
+      </w:r>
+      <w:r>
+        <w:rPr>
+          <w:rFonts w:ascii="Courier New" w:cs="Courier New" w:eastAsia="Courier New" w:hAnsi="Courier New"/>
+          <w:sz w:val="20"/>
+          <w:szCs w:val="20"/>
+        </w:rPr>
+        <w:t xml:space="preserve">db:create</w:t>
+      </w:r>
+      <w:r>
+        <w:rPr>
+          <w:rFonts w:ascii="Times New Roman" w:cs="Times New Roman" w:eastAsia="Times New Roman" w:hAnsi="Times New Roman"/>
+        </w:rPr>
+        <w:t xml:space="preserve">, </w:t>
+      </w:r>
+      <w:r>
+        <w:rPr>
+          <w:rFonts w:ascii="Courier New" w:cs="Courier New" w:eastAsia="Courier New" w:hAnsi="Courier New"/>
+          <w:sz w:val="20"/>
+          <w:szCs w:val="20"/>
+        </w:rPr>
+        <w:t xml:space="preserve">db:migrate</w:t>
+      </w:r>
+      <w:r>
+        <w:rPr>
+          <w:rFonts w:ascii="Times New Roman" w:cs="Times New Roman" w:eastAsia="Times New Roman" w:hAnsi="Times New Roman"/>
+        </w:rPr>
+        <w:t xml:space="preserve"> and </w:t>
+      </w:r>
+      <w:r>
+        <w:rPr>
+          <w:rFonts w:ascii="Courier New" w:cs="Courier New" w:eastAsia="Courier New" w:hAnsi="Courier New"/>
+          <w:sz w:val="20"/>
+          <w:szCs w:val="20"/>
+        </w:rPr>
+        <w:t xml:space="preserve">db:seed</w:t>
+      </w:r>
+      <w:r>
+        <w:rPr>
+          <w:rFonts w:ascii="Times New Roman" w:cs="Times New Roman" w:eastAsia="Times New Roman" w:hAnsi="Times New Roman"/>
+        </w:rPr>
+        <w:t xml:space="preserve">). Alternatively, load </w:t>
+      </w:r>
+      <w:r>
+        <w:rPr>
+          <w:rFonts w:ascii="Courier New" w:cs="Courier New" w:eastAsia="Courier New" w:hAnsi="Courier New"/>
+          <w:sz w:val="20"/>
+          <w:szCs w:val="20"/>
+        </w:rPr>
+        <w:t xml:space="preserve">db/schema.sql</w:t>
+      </w:r>
+      <w:r>
+        <w:rPr>
+          <w:rFonts w:ascii="Times New Roman" w:cs="Times New Roman" w:eastAsia="Times New Roman" w:hAnsi="Times New Roman"/>
+        </w:rPr>
+        <w:t xml:space="preserve"> with </w:t>
+      </w:r>
+      <w:r>
+        <w:rPr>
+          <w:rFonts w:ascii="Courier New" w:cs="Courier New" w:eastAsia="Courier New" w:hAnsi="Courier New"/>
+          <w:sz w:val="20"/>
+          <w:szCs w:val="20"/>
+        </w:rPr>
+        <w:t xml:space="preserve">psql</w:t>
+      </w:r>
+      <w:r>
+        <w:rPr>
+          <w:rFonts w:ascii="Times New Roman" w:cs="Times New Roman" w:eastAsia="Times New Roman" w:hAnsi="Times New Roman"/>
+        </w:rPr>
+        <w:t xml:space="preserve"> and run </w:t>
+      </w:r>
+      <w:r>
+        <w:rPr>
+          <w:rFonts w:ascii="Courier New" w:cs="Courier New" w:eastAsia="Courier New" w:hAnsi="Courier New"/>
+          <w:sz w:val="20"/>
+          <w:szCs w:val="20"/>
+        </w:rPr>
+        <w:t xml:space="preserve">npm run db:seed</w:t>
+      </w:r>
+      <w:r>
+        <w:rPr>
+          <w:rFonts w:ascii="Times New Roman" w:cs="Times New Roman" w:eastAsia="Times New Roman" w:hAnsi="Times New Roman"/>
+        </w:rPr>
+        <w:t xml:space="preserve">.</w:t>
+      </w:r>
+    </w:p>
+    <w:p>
+      <w:pPr>
+        <w:pStyle w:val="ListParagraph"/>
+        <w:numPr>
+          <w:ilvl w:val="0"/>
+          <w:numId w:val="6"/>
+        </w:numPr>
+        <w:spacing w:after="40" w:before="0" w:line="300"/>
+        <w:jc w:val="both"/>
+      </w:pPr>
+      <w:r>
+        <w:rPr>
+          <w:rFonts w:ascii="Times New Roman" w:cs="Times New Roman" w:eastAsia="Times New Roman" w:hAnsi="Times New Roman"/>
+        </w:rPr>
+        <w:t xml:space="preserve">Start the backend and the frontend together: </w:t>
+      </w:r>
+      <w:r>
+        <w:rPr>
+          <w:rFonts w:ascii="Courier New" w:cs="Courier New" w:eastAsia="Courier New" w:hAnsi="Courier New"/>
+          <w:sz w:val="20"/>
+          <w:szCs w:val="20"/>
+        </w:rPr>
+        <w:t xml:space="preserve">npm run dev</w:t>
+      </w:r>
+      <w:r>
+        <w:rPr>
+          <w:rFonts w:ascii="Times New Roman" w:cs="Times New Roman" w:eastAsia="Times New Roman" w:hAnsi="Times New Roman"/>
+        </w:rPr>
+        <w:t xml:space="preserve">. The API listens on http://localhost:4000 and the React app on http://localhost:5173.</w:t>
+      </w:r>
+    </w:p>
+    <w:p>
+      <w:pPr>
+        <w:pStyle w:val="ListParagraph"/>
+        <w:numPr>
+          <w:ilvl w:val="0"/>
+          <w:numId w:val="6"/>
+        </w:numPr>
+        <w:spacing w:after="40" w:before="0" w:line="300"/>
+        <w:jc w:val="both"/>
+      </w:pPr>
+      <w:r>
+        <w:rPr>
+          <w:rFonts w:ascii="Times New Roman" w:cs="Times New Roman" w:eastAsia="Times New Roman" w:hAnsi="Times New Roman"/>
+        </w:rPr>
+        <w:t xml:space="preserve">Open http://localhost:5173 in a browser and choose a demo user in the header, for example Priya Singh (student) or Aarav Mehta (organiser).</w:t>
+      </w:r>
+    </w:p>
+    <w:p>
+      <w:pPr>
+        <w:pStyle w:val="ListParagraph"/>
+        <w:numPr>
+          <w:ilvl w:val="0"/>
+          <w:numId w:val="6"/>
+        </w:numPr>
+        <w:spacing w:after="40" w:before="0" w:line="300"/>
+        <w:jc w:val="both"/>
+      </w:pPr>
+      <w:r>
+        <w:rPr>
+          <w:rFonts w:ascii="Times New Roman" w:cs="Times New Roman" w:eastAsia="Times New Roman" w:hAnsi="Times New Roman"/>
+        </w:rPr>
+        <w:t xml:space="preserve">Run the automated tests with </w:t>
+      </w:r>
+      <w:r>
+        <w:rPr>
+          <w:rFonts w:ascii="Courier New" w:cs="Courier New" w:eastAsia="Courier New" w:hAnsi="Courier New"/>
+          <w:sz w:val="20"/>
+          <w:szCs w:val="20"/>
+        </w:rPr>
+        <w:t xml:space="preserve">npm test</w:t>
+      </w:r>
+      <w:r>
+        <w:rPr>
+          <w:rFonts w:ascii="Times New Roman" w:cs="Times New Roman" w:eastAsia="Times New Roman" w:hAnsi="Times New Roman"/>
+        </w:rPr>
+        <w:t xml:space="preserve">, and the live API checks with </w:t>
+      </w:r>
+      <w:r>
+        <w:rPr>
+          <w:rFonts w:ascii="Courier New" w:cs="Courier New" w:eastAsia="Courier New" w:hAnsi="Courier New"/>
+          <w:sz w:val="20"/>
+          <w:szCs w:val="20"/>
+        </w:rPr>
+        <w:t xml:space="preserve">npm run test:api</w:t>
+      </w:r>
+      <w:r>
+        <w:rPr>
+          <w:rFonts w:ascii="Times New Roman" w:cs="Times New Roman" w:eastAsia="Times New Roman" w:hAnsi="Times New Roman"/>
+        </w:rPr>
+        <w:t xml:space="preserve"> while the API is running.</w:t>
+      </w:r>
+    </w:p>
+    <w:p>
+      <w:pPr>
+        <w:spacing w:after="60" w:before="0" w:line="120"/>
+      </w:pPr>
+    </w:p>
+    <w:p>
+      <w:pPr>
+        <w:spacing w:after="120" w:before="0" w:line="360"/>
+        <w:jc w:val="both"/>
+      </w:pPr>
+      <w:r>
+        <w:rPr>
+          <w:rFonts w:ascii="Times New Roman" w:cs="Times New Roman" w:eastAsia="Times New Roman" w:hAnsi="Times New Roman"/>
+        </w:rPr>
+        <w:t xml:space="preserve">If PostgreSQL cannot be installed, the README explains how to use free hosted databases instead (Neon or Supabase for PostgreSQL, MongoDB Atlas for MongoDB).</w:t>
+      </w:r>
+    </w:p>
+    <w:p>
+      <w:pPr>
+        <w:spacing w:after="120" w:before="0" w:line="360"/>
+        <w:jc w:val="both"/>
+      </w:pPr>
+      <w:r>
+        <w:rPr>
+          <w:rFonts w:ascii="Times New Roman" w:cs="Times New Roman" w:eastAsia="Times New Roman" w:hAnsi="Times New Roman"/>
+        </w:rPr>
+        <w:t xml:space="preserve">Table 2.2 is a short reference of the main routes. Every route is under </w:t>
+      </w:r>
+      <w:r>
+        <w:rPr>
+          <w:rFonts w:ascii="Courier New" w:cs="Courier New" w:eastAsia="Courier New" w:hAnsi="Courier New"/>
+          <w:sz w:val="20"/>
+          <w:szCs w:val="20"/>
+        </w:rPr>
+        <w:t xml:space="preserve">/api/v1</w:t>
+      </w:r>
+      <w:r>
+        <w:rPr>
+          <w:rFonts w:ascii="Times New Roman" w:cs="Times New Roman" w:eastAsia="Times New Roman" w:hAnsi="Times New Roman"/>
+        </w:rPr>
+        <w:t xml:space="preserve"> and answers with the same JSON envelope: </w:t>
+      </w:r>
+      <w:r>
+        <w:rPr>
+          <w:rFonts w:ascii="Courier New" w:cs="Courier New" w:eastAsia="Courier New" w:hAnsi="Courier New"/>
+          <w:sz w:val="20"/>
+          <w:szCs w:val="20"/>
+        </w:rPr>
+        <w:t xml:space="preserve">{status, data, meta}</w:t>
+      </w:r>
+      <w:r>
+        <w:rPr>
+          <w:rFonts w:ascii="Times New Roman" w:cs="Times New Roman" w:eastAsia="Times New Roman" w:hAnsi="Times New Roman"/>
+        </w:rPr>
+        <w:t xml:space="preserve"> on success and </w:t>
+      </w:r>
+      <w:r>
+        <w:rPr>
+          <w:rFonts w:ascii="Courier New" w:cs="Courier New" w:eastAsia="Courier New" w:hAnsi="Courier New"/>
+          <w:sz w:val="20"/>
+          <w:szCs w:val="20"/>
+        </w:rPr>
+        <w:t xml:space="preserve">{status, code, message, errors?, requestId}</w:t>
+      </w:r>
+      <w:r>
+        <w:rPr>
+          <w:rFonts w:ascii="Times New Roman" w:cs="Times New Roman" w:eastAsia="Times New Roman" w:hAnsi="Times New Roman"/>
+        </w:rPr>
+        <w:t xml:space="preserve"> on failure. Requests that need a user send the </w:t>
+      </w:r>
+      <w:r>
+        <w:rPr>
+          <w:rFonts w:ascii="Courier New" w:cs="Courier New" w:eastAsia="Courier New" w:hAnsi="Courier New"/>
+          <w:sz w:val="20"/>
+          <w:szCs w:val="20"/>
+        </w:rPr>
+        <w:t xml:space="preserve">X-User-Id</w:t>
+      </w:r>
+      <w:r>
+        <w:rPr>
+          <w:rFonts w:ascii="Times New Roman" w:cs="Times New Roman" w:eastAsia="Times New Roman" w:hAnsi="Times New Roman"/>
+        </w:rPr>
+        <w:t xml:space="preserve"> header.</w:t>
+      </w:r>
+    </w:p>
+    <w:p>
+      <w:pPr>
+        <w:keepNext/>
+        <w:spacing w:after="80" w:before="160" w:line="260"/>
+        <w:jc w:val="center"/>
+      </w:pPr>
+      <w:r>
+        <w:rPr>
+          <w:rFonts w:ascii="Times New Roman" w:cs="Times New Roman" w:eastAsia="Times New Roman" w:hAnsi="Times New Roman"/>
+          <w:b/>
+          <w:bCs/>
+          <w:sz w:val="20"/>
+          <w:szCs w:val="20"/>
+        </w:rPr>
+        <w:t xml:space="preserve">Table 2.2: </w:t>
+      </w:r>
+      <w:r>
+        <w:rPr>
+          <w:rFonts w:ascii="Times New Roman" w:cs="Times New Roman" w:eastAsia="Times New Roman" w:hAnsi="Times New Roman"/>
+          <w:sz w:val="20"/>
+          <w:szCs w:val="20"/>
+        </w:rPr>
+        <w:t xml:space="preserve">Short API reference (all routes under </w:t>
+      </w:r>
+      <w:r>
+        <w:rPr>
+          <w:rFonts w:ascii="Courier New" w:cs="Courier New" w:eastAsia="Courier New" w:hAnsi="Courier New"/>
+          <w:sz w:val="17"/>
+          <w:szCs w:val="17"/>
+        </w:rPr>
+        <w:t xml:space="preserve">/api/v1</w:t>
+      </w:r>
+      <w:r>
+        <w:rPr>
+          <w:rFonts w:ascii="Times New Roman" w:cs="Times New Roman" w:eastAsia="Times New Roman" w:hAnsi="Times New Roman"/>
+          <w:sz w:val="20"/>
+          <w:szCs w:val="20"/>
+        </w:rPr>
+        <w:t xml:space="preserve">)</w:t>
+      </w:r>
+    </w:p>
+    <w:tbl>
+      <w:tblPr>
+        <w:tblW w:type="dxa" w:w="9026"/>
+        <w:tblBorders>
+          <w:top w:val="single" w:color="auto" w:sz="4"/>
+          <w:left w:val="single" w:color="auto" w:sz="4"/>
+          <w:bottom w:val="single" w:color="auto" w:sz="4"/>
+          <w:right w:val="single" w:color="auto" w:sz="4"/>
+          <w:insideH w:val="single" w:color="auto" w:sz="4"/>
+          <w:insideV w:val="single" w:color="auto" w:sz="4"/>
+        </w:tblBorders>
+        <w:tblLayout w:type="fixed"/>
+      </w:tblPr>
+      <w:tblGrid>
+        <w:gridCol w:w="1100"/>
+        <w:gridCol w:w="3300"/>
+        <w:gridCol w:w="3326"/>
+        <w:gridCol w:w="1300"/>
+      </w:tblGrid>
+      <w:tr>
+        <w:trPr>
+          <w:cantSplit/>
+          <w:tblHeader/>
+        </w:trPr>
+        <w:tc>
+          <w:tcPr>
+            <w:tcW w:type="dxa" w:w="1100"/>
+            <w:tcBorders>
+              <w:top w:val="single" w:color="808080" w:sz="4"/>
+              <w:left w:val="single" w:color="808080" w:sz="4"/>
+              <w:bottom w:val="single" w:color="808080" w:sz="4"/>
+              <w:right w:val="single" w:color="808080" w:sz="4"/>
+            </w:tcBorders>
+            <w:shd w:fill="D9D9D9" w:color="auto" w:val="clear"/>
+            <w:tcMar>
+              <w:top w:type="dxa" w:w="40"/>
+              <w:left w:type="dxa" w:w="80"/>
+              <w:bottom w:type="dxa" w:w="40"/>
+              <w:right w:type="dxa" w:w="80"/>
+            </w:tcMar>
+            <w:vAlign w:val="top"/>
+          </w:tcPr>
+          <w:p>
+            <w:pPr>
+              <w:spacing w:after="0" w:before="0" w:line="240"/>
+              <w:jc w:val="left"/>
+            </w:pPr>
+            <w:r>
+              <w:rPr>
+                <w:rFonts w:ascii="Times New Roman" w:cs="Times New Roman" w:eastAsia="Times New Roman" w:hAnsi="Times New Roman"/>
+                <w:b/>
+                <w:bCs/>
+                <w:sz w:val="19"/>
+                <w:szCs w:val="19"/>
+              </w:rPr>
+              <w:t xml:space="preserve">Method</w:t>
+            </w:r>
+          </w:p>
+        </w:tc>
+        <w:tc>
+          <w:tcPr>
+            <w:tcW w:type="dxa" w:w="3300"/>
+            <w:tcBorders>
+              <w:top w:val="single" w:color="808080" w:sz="4"/>
+              <w:left w:val="single" w:color="808080" w:sz="4"/>
+              <w:bottom w:val="single" w:color="808080" w:sz="4"/>
+              <w:right w:val="single" w:color="808080" w:sz="4"/>
+            </w:tcBorders>
+            <w:shd w:fill="D9D9D9" w:color="auto" w:val="clear"/>
+            <w:tcMar>
+              <w:top w:type="dxa" w:w="40"/>
+              <w:left w:type="dxa" w:w="80"/>
+              <w:bottom w:type="dxa" w:w="40"/>
+              <w:right w:type="dxa" w:w="80"/>
+            </w:tcMar>
+            <w:vAlign w:val="top"/>
+          </w:tcPr>
+          <w:p>
+            <w:pPr>
+              <w:spacing w:after="0" w:before="0" w:line="240"/>
+              <w:jc w:val="left"/>
+            </w:pPr>
+            <w:r>
+              <w:rPr>
+                <w:rFonts w:ascii="Times New Roman" w:cs="Times New Roman" w:eastAsia="Times New Roman" w:hAnsi="Times New Roman"/>
+                <w:b/>
+                <w:bCs/>
+                <w:sz w:val="19"/>
+                <w:szCs w:val="19"/>
+              </w:rPr>
+              <w:t xml:space="preserve">Route</w:t>
+            </w:r>
+          </w:p>
+        </w:tc>
+        <w:tc>
+          <w:tcPr>
+            <w:tcW w:type="dxa" w:w="3326"/>
+            <w:tcBorders>
+              <w:top w:val="single" w:color="808080" w:sz="4"/>
+              <w:left w:val="single" w:color="808080" w:sz="4"/>
+              <w:bottom w:val="single" w:color="808080" w:sz="4"/>
+              <w:right w:val="single" w:color="808080" w:sz="4"/>
+            </w:tcBorders>
+            <w:shd w:fill="D9D9D9" w:color="auto" w:val="clear"/>
+            <w:tcMar>
+              <w:top w:type="dxa" w:w="40"/>
+              <w:left w:type="dxa" w:w="80"/>
+              <w:bottom w:type="dxa" w:w="40"/>
+              <w:right w:type="dxa" w:w="80"/>
+            </w:tcMar>
+            <w:vAlign w:val="top"/>
+          </w:tcPr>
+          <w:p>
+            <w:pPr>
+              <w:spacing w:after="0" w:before="0" w:line="240"/>
+              <w:jc w:val="left"/>
+            </w:pPr>
+            <w:r>
+              <w:rPr>
+                <w:rFonts w:ascii="Times New Roman" w:cs="Times New Roman" w:eastAsia="Times New Roman" w:hAnsi="Times New Roman"/>
+                <w:b/>
+                <w:bCs/>
+                <w:sz w:val="19"/>
+                <w:szCs w:val="19"/>
+              </w:rPr>
+              <w:t xml:space="preserve">Purpose</w:t>
+            </w:r>
+          </w:p>
+        </w:tc>
+        <w:tc>
+          <w:tcPr>
+            <w:tcW w:type="dxa" w:w="1300"/>
+            <w:tcBorders>
+              <w:top w:val="single" w:color="808080" w:sz="4"/>
+              <w:left w:val="single" w:color="808080" w:sz="4"/>
+              <w:bottom w:val="single" w:color="808080" w:sz="4"/>
+              <w:right w:val="single" w:color="808080" w:sz="4"/>
+            </w:tcBorders>
+            <w:shd w:fill="D9D9D9" w:color="auto" w:val="clear"/>
+            <w:tcMar>
+              <w:top w:type="dxa" w:w="40"/>
+              <w:left w:type="dxa" w:w="80"/>
+              <w:bottom w:type="dxa" w:w="40"/>
+              <w:right w:type="dxa" w:w="80"/>
+            </w:tcMar>
+            <w:vAlign w:val="top"/>
+          </w:tcPr>
+          <w:p>
+            <w:pPr>
+              <w:spacing w:after="0" w:before="0" w:line="240"/>
+              <w:jc w:val="left"/>
+            </w:pPr>
+            <w:r>
+              <w:rPr>
+                <w:rFonts w:ascii="Times New Roman" w:cs="Times New Roman" w:eastAsia="Times New Roman" w:hAnsi="Times New Roman"/>
+                <w:b/>
+                <w:bCs/>
+                <w:sz w:val="19"/>
+                <w:szCs w:val="19"/>
+              </w:rPr>
+              <w:t xml:space="preserve">Success</w:t>
+            </w:r>
+          </w:p>
+        </w:tc>
+      </w:tr>
+      <w:tr>
+        <w:trPr>
+          <w:cantSplit/>
+        </w:trPr>
+        <w:tc>
+          <w:tcPr>
+            <w:tcW w:type="dxa" w:w="1100"/>
+            <w:tcBorders>
+              <w:top w:val="single" w:color="808080" w:sz="4"/>
+              <w:left w:val="single" w:color="808080" w:sz="4"/>
+              <w:bottom w:val="single" w:color="808080" w:sz="4"/>
+              <w:right w:val="single" w:color="808080" w:sz="4"/>
+            </w:tcBorders>
+            <w:tcMar>
+              <w:top w:type="dxa" w:w="40"/>
+              <w:left w:type="dxa" w:w="80"/>
+              <w:bottom w:type="dxa" w:w="40"/>
+              <w:right w:type="dxa" w:w="80"/>
+            </w:tcMar>
+            <w:vAlign w:val="top"/>
+          </w:tcPr>
+          <w:p>
+            <w:pPr>
+              <w:spacing w:after="0" w:before="0" w:line="240"/>
+              <w:jc w:val="left"/>
+            </w:pPr>
+            <w:r>
+              <w:rPr>
+                <w:rFonts w:ascii="Times New Roman" w:cs="Times New Roman" w:eastAsia="Times New Roman" w:hAnsi="Times New Roman"/>
+                <w:sz w:val="19"/>
+                <w:szCs w:val="19"/>
+              </w:rPr>
+              <w:t xml:space="preserve">GET</w:t>
+            </w:r>
+          </w:p>
+        </w:tc>
+        <w:tc>
+          <w:tcPr>
+            <w:tcW w:type="dxa" w:w="3300"/>
+            <w:tcBorders>
+              <w:top w:val="single" w:color="808080" w:sz="4"/>
+              <w:left w:val="single" w:color="808080" w:sz="4"/>
+              <w:bottom w:val="single" w:color="808080" w:sz="4"/>
+              <w:right w:val="single" w:color="808080" w:sz="4"/>
+            </w:tcBorders>
+            <w:tcMar>
+              <w:top w:type="dxa" w:w="40"/>
+              <w:left w:type="dxa" w:w="80"/>
+              <w:bottom w:type="dxa" w:w="40"/>
+              <w:right w:type="dxa" w:w="80"/>
+            </w:tcMar>
+            <w:vAlign w:val="top"/>
+          </w:tcPr>
+          <w:p>
+            <w:pPr>
+              <w:spacing w:after="0" w:before="0" w:line="240"/>
+              <w:jc w:val="left"/>
+            </w:pPr>
+            <w:r>
+              <w:rPr>
+                <w:rFonts w:ascii="Courier New" w:cs="Courier New" w:eastAsia="Courier New" w:hAnsi="Courier New"/>
+                <w:sz w:val="16"/>
+                <w:szCs w:val="16"/>
+              </w:rPr>
+              <w:t xml:space="preserve">/events</w:t>
+            </w:r>
+          </w:p>
+        </w:tc>
+        <w:tc>
+          <w:tcPr>
+            <w:tcW w:type="dxa" w:w="3326"/>
+            <w:tcBorders>
+              <w:top w:val="single" w:color="808080" w:sz="4"/>
+              <w:left w:val="single" w:color="808080" w:sz="4"/>
+              <w:bottom w:val="single" w:color="808080" w:sz="4"/>
+              <w:right w:val="single" w:color="808080" w:sz="4"/>
+            </w:tcBorders>
+            <w:tcMar>
+              <w:top w:type="dxa" w:w="40"/>
+              <w:left w:type="dxa" w:w="80"/>
+              <w:bottom w:type="dxa" w:w="40"/>
+              <w:right w:type="dxa" w:w="80"/>
+            </w:tcMar>
+            <w:vAlign w:val="top"/>
+          </w:tcPr>
+          <w:p>
+            <w:pPr>
+              <w:spacing w:after="0" w:before="0" w:line="240"/>
+              <w:jc w:val="left"/>
+            </w:pPr>
+            <w:r>
+              <w:rPr>
+                <w:rFonts w:ascii="Times New Roman" w:cs="Times New Roman" w:eastAsia="Times New Roman" w:hAnsi="Times New Roman"/>
+                <w:sz w:val="19"/>
+                <w:szCs w:val="19"/>
+              </w:rPr>
+              <w:t xml:space="preserve">Upcoming events with filters and cursor pagination</w:t>
+            </w:r>
+          </w:p>
+        </w:tc>
+        <w:tc>
+          <w:tcPr>
+            <w:tcW w:type="dxa" w:w="1300"/>
+            <w:tcBorders>
+              <w:top w:val="single" w:color="808080" w:sz="4"/>
+              <w:left w:val="single" w:color="808080" w:sz="4"/>
+              <w:bottom w:val="single" w:color="808080" w:sz="4"/>
+              <w:right w:val="single" w:color="808080" w:sz="4"/>
+            </w:tcBorders>
+            <w:tcMar>
+              <w:top w:type="dxa" w:w="40"/>
+              <w:left w:type="dxa" w:w="80"/>
+              <w:bottom w:type="dxa" w:w="40"/>
+              <w:right w:type="dxa" w:w="80"/>
+            </w:tcMar>
+            <w:vAlign w:val="top"/>
+          </w:tcPr>
+          <w:p>
+            <w:pPr>
+              <w:spacing w:after="0" w:before="0" w:line="240"/>
+              <w:jc w:val="left"/>
+            </w:pPr>
+            <w:r>
+              <w:rPr>
+                <w:rFonts w:ascii="Times New Roman" w:cs="Times New Roman" w:eastAsia="Times New Roman" w:hAnsi="Times New Roman"/>
+                <w:sz w:val="19"/>
+                <w:szCs w:val="19"/>
+              </w:rPr>
+              <w:t xml:space="preserve">200</w:t>
+            </w:r>
+          </w:p>
+        </w:tc>
+      </w:tr>
+      <w:tr>
+        <w:trPr>
+          <w:cantSplit/>
+        </w:trPr>
+        <w:tc>
+          <w:tcPr>
+            <w:tcW w:type="dxa" w:w="1100"/>
+            <w:tcBorders>
+              <w:top w:val="single" w:color="808080" w:sz="4"/>
+              <w:left w:val="single" w:color="808080" w:sz="4"/>
+              <w:bottom w:val="single" w:color="808080" w:sz="4"/>
+              <w:right w:val="single" w:color="808080" w:sz="4"/>
+            </w:tcBorders>
+            <w:tcMar>
+              <w:top w:type="dxa" w:w="40"/>
+              <w:left w:type="dxa" w:w="80"/>
+              <w:bottom w:type="dxa" w:w="40"/>
+              <w:right w:type="dxa" w:w="80"/>
+            </w:tcMar>
+            <w:vAlign w:val="top"/>
+          </w:tcPr>
+          <w:p>
+            <w:pPr>
+              <w:spacing w:after="0" w:before="0" w:line="240"/>
+              <w:jc w:val="left"/>
+            </w:pPr>
+            <w:r>
+              <w:rPr>
+                <w:rFonts w:ascii="Times New Roman" w:cs="Times New Roman" w:eastAsia="Times New Roman" w:hAnsi="Times New Roman"/>
+                <w:sz w:val="19"/>
+                <w:szCs w:val="19"/>
+              </w:rPr>
+              <w:t xml:space="preserve">GET</w:t>
+            </w:r>
+          </w:p>
+        </w:tc>
+        <w:tc>
+          <w:tcPr>
+            <w:tcW w:type="dxa" w:w="3300"/>
+            <w:tcBorders>
+              <w:top w:val="single" w:color="808080" w:sz="4"/>
+              <w:left w:val="single" w:color="808080" w:sz="4"/>
+              <w:bottom w:val="single" w:color="808080" w:sz="4"/>
+              <w:right w:val="single" w:color="808080" w:sz="4"/>
+            </w:tcBorders>
+            <w:tcMar>
+              <w:top w:type="dxa" w:w="40"/>
+              <w:left w:type="dxa" w:w="80"/>
+              <w:bottom w:type="dxa" w:w="40"/>
+              <w:right w:type="dxa" w:w="80"/>
+            </w:tcMar>
+            <w:vAlign w:val="top"/>
+          </w:tcPr>
+          <w:p>
+            <w:pPr>
+              <w:spacing w:after="0" w:before="0" w:line="240"/>
+              <w:jc w:val="left"/>
+            </w:pPr>
+            <w:r>
+              <w:rPr>
+                <w:rFonts w:ascii="Courier New" w:cs="Courier New" w:eastAsia="Courier New" w:hAnsi="Courier New"/>
+                <w:sz w:val="16"/>
+                <w:szCs w:val="16"/>
+              </w:rPr>
+              <w:t xml:space="preserve">/events/:id</w:t>
+            </w:r>
+          </w:p>
+        </w:tc>
+        <w:tc>
+          <w:tcPr>
+            <w:tcW w:type="dxa" w:w="3326"/>
+            <w:tcBorders>
+              <w:top w:val="single" w:color="808080" w:sz="4"/>
+              <w:left w:val="single" w:color="808080" w:sz="4"/>
+              <w:bottom w:val="single" w:color="808080" w:sz="4"/>
+              <w:right w:val="single" w:color="808080" w:sz="4"/>
+            </w:tcBorders>
+            <w:tcMar>
+              <w:top w:type="dxa" w:w="40"/>
+              <w:left w:type="dxa" w:w="80"/>
+              <w:bottom w:type="dxa" w:w="40"/>
+              <w:right w:type="dxa" w:w="80"/>
+            </w:tcMar>
+            <w:vAlign w:val="top"/>
+          </w:tcPr>
+          <w:p>
+            <w:pPr>
+              <w:spacing w:after="0" w:before="0" w:line="240"/>
+              <w:jc w:val="left"/>
+            </w:pPr>
+            <w:r>
+              <w:rPr>
+                <w:rFonts w:ascii="Times New Roman" w:cs="Times New Roman" w:eastAsia="Times New Roman" w:hAnsi="Times New Roman"/>
+                <w:sz w:val="19"/>
+                <w:szCs w:val="19"/>
+              </w:rPr>
+              <w:t xml:space="preserve">One event, its free seats and my registration</w:t>
+            </w:r>
+          </w:p>
+        </w:tc>
+        <w:tc>
+          <w:tcPr>
+            <w:tcW w:type="dxa" w:w="1300"/>
+            <w:tcBorders>
+              <w:top w:val="single" w:color="808080" w:sz="4"/>
+              <w:left w:val="single" w:color="808080" w:sz="4"/>
+              <w:bottom w:val="single" w:color="808080" w:sz="4"/>
+              <w:right w:val="single" w:color="808080" w:sz="4"/>
+            </w:tcBorders>
+            <w:tcMar>
+              <w:top w:type="dxa" w:w="40"/>
+              <w:left w:type="dxa" w:w="80"/>
+              <w:bottom w:type="dxa" w:w="40"/>
+              <w:right w:type="dxa" w:w="80"/>
+            </w:tcMar>
+            <w:vAlign w:val="top"/>
+          </w:tcPr>
+          <w:p>
+            <w:pPr>
+              <w:spacing w:after="0" w:before="0" w:line="240"/>
+              <w:jc w:val="left"/>
+            </w:pPr>
+            <w:r>
+              <w:rPr>
+                <w:rFonts w:ascii="Times New Roman" w:cs="Times New Roman" w:eastAsia="Times New Roman" w:hAnsi="Times New Roman"/>
+                <w:sz w:val="19"/>
+                <w:szCs w:val="19"/>
+              </w:rPr>
+              <w:t xml:space="preserve">200</w:t>
+            </w:r>
+          </w:p>
+        </w:tc>
+      </w:tr>
+      <w:tr>
+        <w:trPr>
+          <w:cantSplit/>
+        </w:trPr>
+        <w:tc>
+          <w:tcPr>
+            <w:tcW w:type="dxa" w:w="1100"/>
+            <w:tcBorders>
+              <w:top w:val="single" w:color="808080" w:sz="4"/>
+              <w:left w:val="single" w:color="808080" w:sz="4"/>
+              <w:bottom w:val="single" w:color="808080" w:sz="4"/>
+              <w:right w:val="single" w:color="808080" w:sz="4"/>
+            </w:tcBorders>
+            <w:tcMar>
+              <w:top w:type="dxa" w:w="40"/>
+              <w:left w:type="dxa" w:w="80"/>
+              <w:bottom w:type="dxa" w:w="40"/>
+              <w:right w:type="dxa" w:w="80"/>
+            </w:tcMar>
+            <w:vAlign w:val="top"/>
+          </w:tcPr>
+          <w:p>
+            <w:pPr>
+              <w:spacing w:after="0" w:before="0" w:line="240"/>
+              <w:jc w:val="left"/>
+            </w:pPr>
+            <w:r>
+              <w:rPr>
+                <w:rFonts w:ascii="Times New Roman" w:cs="Times New Roman" w:eastAsia="Times New Roman" w:hAnsi="Times New Roman"/>
+                <w:sz w:val="19"/>
+                <w:szCs w:val="19"/>
+              </w:rPr>
+              <w:t xml:space="preserve">POST</w:t>
+            </w:r>
+          </w:p>
+        </w:tc>
+        <w:tc>
+          <w:tcPr>
+            <w:tcW w:type="dxa" w:w="3300"/>
+            <w:tcBorders>
+              <w:top w:val="single" w:color="808080" w:sz="4"/>
+              <w:left w:val="single" w:color="808080" w:sz="4"/>
+              <w:bottom w:val="single" w:color="808080" w:sz="4"/>
+              <w:right w:val="single" w:color="808080" w:sz="4"/>
+            </w:tcBorders>
+            <w:tcMar>
+              <w:top w:type="dxa" w:w="40"/>
+              <w:left w:type="dxa" w:w="80"/>
+              <w:bottom w:type="dxa" w:w="40"/>
+              <w:right w:type="dxa" w:w="80"/>
+            </w:tcMar>
+            <w:vAlign w:val="top"/>
+          </w:tcPr>
+          <w:p>
+            <w:pPr>
+              <w:spacing w:after="0" w:before="0" w:line="240"/>
+              <w:jc w:val="left"/>
+            </w:pPr>
+            <w:r>
+              <w:rPr>
+                <w:rFonts w:ascii="Courier New" w:cs="Courier New" w:eastAsia="Courier New" w:hAnsi="Courier New"/>
+                <w:sz w:val="16"/>
+                <w:szCs w:val="16"/>
+              </w:rPr>
+              <w:t xml:space="preserve">/events</w:t>
+            </w:r>
+          </w:p>
+        </w:tc>
+        <w:tc>
+          <w:tcPr>
+            <w:tcW w:type="dxa" w:w="3326"/>
+            <w:tcBorders>
+              <w:top w:val="single" w:color="808080" w:sz="4"/>
+              <w:left w:val="single" w:color="808080" w:sz="4"/>
+              <w:bottom w:val="single" w:color="808080" w:sz="4"/>
+              <w:right w:val="single" w:color="808080" w:sz="4"/>
+            </w:tcBorders>
+            <w:tcMar>
+              <w:top w:type="dxa" w:w="40"/>
+              <w:left w:type="dxa" w:w="80"/>
+              <w:bottom w:type="dxa" w:w="40"/>
+              <w:right w:type="dxa" w:w="80"/>
+            </w:tcMar>
+            <w:vAlign w:val="top"/>
+          </w:tcPr>
+          <w:p>
+            <w:pPr>
+              <w:spacing w:after="0" w:before="0" w:line="240"/>
+              <w:jc w:val="left"/>
+            </w:pPr>
+            <w:r>
+              <w:rPr>
+                <w:rFonts w:ascii="Times New Roman" w:cs="Times New Roman" w:eastAsia="Times New Roman" w:hAnsi="Times New Roman"/>
+                <w:sz w:val="19"/>
+                <w:szCs w:val="19"/>
+              </w:rPr>
+              <w:t xml:space="preserve">Create an event draft (organiser)</w:t>
+            </w:r>
+          </w:p>
+        </w:tc>
+        <w:tc>
+          <w:tcPr>
+            <w:tcW w:type="dxa" w:w="1300"/>
+            <w:tcBorders>
+              <w:top w:val="single" w:color="808080" w:sz="4"/>
+              <w:left w:val="single" w:color="808080" w:sz="4"/>
+              <w:bottom w:val="single" w:color="808080" w:sz="4"/>
+              <w:right w:val="single" w:color="808080" w:sz="4"/>
+            </w:tcBorders>
+            <w:tcMar>
+              <w:top w:type="dxa" w:w="40"/>
+              <w:left w:type="dxa" w:w="80"/>
+              <w:bottom w:type="dxa" w:w="40"/>
+              <w:right w:type="dxa" w:w="80"/>
+            </w:tcMar>
+            <w:vAlign w:val="top"/>
+          </w:tcPr>
+          <w:p>
+            <w:pPr>
+              <w:spacing w:after="0" w:before="0" w:line="240"/>
+              <w:jc w:val="left"/>
+            </w:pPr>
+            <w:r>
+              <w:rPr>
+                <w:rFonts w:ascii="Times New Roman" w:cs="Times New Roman" w:eastAsia="Times New Roman" w:hAnsi="Times New Roman"/>
+                <w:sz w:val="19"/>
+                <w:szCs w:val="19"/>
+              </w:rPr>
+              <w:t xml:space="preserve">201 + Location</w:t>
+            </w:r>
+          </w:p>
+        </w:tc>
+      </w:tr>
+      <w:tr>
+        <w:trPr>
+          <w:cantSplit/>
+        </w:trPr>
+        <w:tc>
+          <w:tcPr>
+            <w:tcW w:type="dxa" w:w="1100"/>
+            <w:tcBorders>
+              <w:top w:val="single" w:color="808080" w:sz="4"/>
+              <w:left w:val="single" w:color="808080" w:sz="4"/>
+              <w:bottom w:val="single" w:color="808080" w:sz="4"/>
+              <w:right w:val="single" w:color="808080" w:sz="4"/>
+            </w:tcBorders>
+            <w:tcMar>
+              <w:top w:type="dxa" w:w="40"/>
+              <w:left w:type="dxa" w:w="80"/>
+              <w:bottom w:type="dxa" w:w="40"/>
+              <w:right w:type="dxa" w:w="80"/>
+            </w:tcMar>
+            <w:vAlign w:val="top"/>
+          </w:tcPr>
+          <w:p>
+            <w:pPr>
+              <w:spacing w:after="0" w:before="0" w:line="240"/>
+              <w:jc w:val="left"/>
+            </w:pPr>
+            <w:r>
+              <w:rPr>
+                <w:rFonts w:ascii="Times New Roman" w:cs="Times New Roman" w:eastAsia="Times New Roman" w:hAnsi="Times New Roman"/>
+                <w:sz w:val="19"/>
+                <w:szCs w:val="19"/>
+              </w:rPr>
+              <w:t xml:space="preserve">PATCH</w:t>
+            </w:r>
+          </w:p>
+        </w:tc>
+        <w:tc>
+          <w:tcPr>
+            <w:tcW w:type="dxa" w:w="3300"/>
+            <w:tcBorders>
+              <w:top w:val="single" w:color="808080" w:sz="4"/>
+              <w:left w:val="single" w:color="808080" w:sz="4"/>
+              <w:bottom w:val="single" w:color="808080" w:sz="4"/>
+              <w:right w:val="single" w:color="808080" w:sz="4"/>
+            </w:tcBorders>
+            <w:tcMar>
+              <w:top w:type="dxa" w:w="40"/>
+              <w:left w:type="dxa" w:w="80"/>
+              <w:bottom w:type="dxa" w:w="40"/>
+              <w:right w:type="dxa" w:w="80"/>
+            </w:tcMar>
+            <w:vAlign w:val="top"/>
+          </w:tcPr>
+          <w:p>
+            <w:pPr>
+              <w:spacing w:after="0" w:before="0" w:line="240"/>
+              <w:jc w:val="left"/>
+            </w:pPr>
+            <w:r>
+              <w:rPr>
+                <w:rFonts w:ascii="Courier New" w:cs="Courier New" w:eastAsia="Courier New" w:hAnsi="Courier New"/>
+                <w:sz w:val="16"/>
+                <w:szCs w:val="16"/>
+              </w:rPr>
+              <w:t xml:space="preserve">/events/:id</w:t>
+            </w:r>
+          </w:p>
+        </w:tc>
+        <w:tc>
+          <w:tcPr>
+            <w:tcW w:type="dxa" w:w="3326"/>
+            <w:tcBorders>
+              <w:top w:val="single" w:color="808080" w:sz="4"/>
+              <w:left w:val="single" w:color="808080" w:sz="4"/>
+              <w:bottom w:val="single" w:color="808080" w:sz="4"/>
+              <w:right w:val="single" w:color="808080" w:sz="4"/>
+            </w:tcBorders>
+            <w:tcMar>
+              <w:top w:type="dxa" w:w="40"/>
+              <w:left w:type="dxa" w:w="80"/>
+              <w:bottom w:type="dxa" w:w="40"/>
+              <w:right w:type="dxa" w:w="80"/>
+            </w:tcMar>
+            <w:vAlign w:val="top"/>
+          </w:tcPr>
+          <w:p>
+            <w:pPr>
+              <w:spacing w:after="0" w:before="0" w:line="240"/>
+              <w:jc w:val="left"/>
+            </w:pPr>
+            <w:r>
+              <w:rPr>
+                <w:rFonts w:ascii="Times New Roman" w:cs="Times New Roman" w:eastAsia="Times New Roman" w:hAnsi="Times New Roman"/>
+                <w:sz w:val="19"/>
+                <w:szCs w:val="19"/>
+              </w:rPr>
+              <w:t xml:space="preserve">Edit, publish or cancel an event (organiser)</w:t>
+            </w:r>
+          </w:p>
+        </w:tc>
+        <w:tc>
+          <w:tcPr>
+            <w:tcW w:type="dxa" w:w="1300"/>
+            <w:tcBorders>
+              <w:top w:val="single" w:color="808080" w:sz="4"/>
+              <w:left w:val="single" w:color="808080" w:sz="4"/>
+              <w:bottom w:val="single" w:color="808080" w:sz="4"/>
+              <w:right w:val="single" w:color="808080" w:sz="4"/>
+            </w:tcBorders>
+            <w:tcMar>
+              <w:top w:type="dxa" w:w="40"/>
+              <w:left w:type="dxa" w:w="80"/>
+              <w:bottom w:type="dxa" w:w="40"/>
+              <w:right w:type="dxa" w:w="80"/>
+            </w:tcMar>
+            <w:vAlign w:val="top"/>
+          </w:tcPr>
+          <w:p>
+            <w:pPr>
+              <w:spacing w:after="0" w:before="0" w:line="240"/>
+              <w:jc w:val="left"/>
+            </w:pPr>
+            <w:r>
+              <w:rPr>
+                <w:rFonts w:ascii="Times New Roman" w:cs="Times New Roman" w:eastAsia="Times New Roman" w:hAnsi="Times New Roman"/>
+                <w:sz w:val="19"/>
+                <w:szCs w:val="19"/>
+              </w:rPr>
+              <w:t xml:space="preserve">200</w:t>
+            </w:r>
+          </w:p>
+        </w:tc>
+      </w:tr>
+      <w:tr>
+        <w:trPr>
+          <w:cantSplit/>
+        </w:trPr>
+        <w:tc>
+          <w:tcPr>
+            <w:tcW w:type="dxa" w:w="1100"/>
+            <w:tcBorders>
+              <w:top w:val="single" w:color="808080" w:sz="4"/>
+              <w:left w:val="single" w:color="808080" w:sz="4"/>
+              <w:bottom w:val="single" w:color="808080" w:sz="4"/>
+              <w:right w:val="single" w:color="808080" w:sz="4"/>
+            </w:tcBorders>
+            <w:tcMar>
+              <w:top w:type="dxa" w:w="40"/>
+              <w:left w:type="dxa" w:w="80"/>
+              <w:bottom w:type="dxa" w:w="40"/>
+              <w:right w:type="dxa" w:w="80"/>
+            </w:tcMar>
+            <w:vAlign w:val="top"/>
+          </w:tcPr>
+          <w:p>
+            <w:pPr>
+              <w:spacing w:after="0" w:before="0" w:line="240"/>
+              <w:jc w:val="left"/>
+            </w:pPr>
+            <w:r>
+              <w:rPr>
+                <w:rFonts w:ascii="Times New Roman" w:cs="Times New Roman" w:eastAsia="Times New Roman" w:hAnsi="Times New Roman"/>
+                <w:sz w:val="19"/>
+                <w:szCs w:val="19"/>
+              </w:rPr>
+              <w:t xml:space="preserve">DELETE</w:t>
+            </w:r>
+          </w:p>
+        </w:tc>
+        <w:tc>
+          <w:tcPr>
+            <w:tcW w:type="dxa" w:w="3300"/>
+            <w:tcBorders>
+              <w:top w:val="single" w:color="808080" w:sz="4"/>
+              <w:left w:val="single" w:color="808080" w:sz="4"/>
+              <w:bottom w:val="single" w:color="808080" w:sz="4"/>
+              <w:right w:val="single" w:color="808080" w:sz="4"/>
+            </w:tcBorders>
+            <w:tcMar>
+              <w:top w:type="dxa" w:w="40"/>
+              <w:left w:type="dxa" w:w="80"/>
+              <w:bottom w:type="dxa" w:w="40"/>
+              <w:right w:type="dxa" w:w="80"/>
+            </w:tcMar>
+            <w:vAlign w:val="top"/>
+          </w:tcPr>
+          <w:p>
+            <w:pPr>
+              <w:spacing w:after="0" w:before="0" w:line="240"/>
+              <w:jc w:val="left"/>
+            </w:pPr>
+            <w:r>
+              <w:rPr>
+                <w:rFonts w:ascii="Courier New" w:cs="Courier New" w:eastAsia="Courier New" w:hAnsi="Courier New"/>
+                <w:sz w:val="16"/>
+                <w:szCs w:val="16"/>
+              </w:rPr>
+              <w:t xml:space="preserve">/events/:id</w:t>
+            </w:r>
+          </w:p>
+        </w:tc>
+        <w:tc>
+          <w:tcPr>
+            <w:tcW w:type="dxa" w:w="3326"/>
+            <w:tcBorders>
+              <w:top w:val="single" w:color="808080" w:sz="4"/>
+              <w:left w:val="single" w:color="808080" w:sz="4"/>
+              <w:bottom w:val="single" w:color="808080" w:sz="4"/>
+              <w:right w:val="single" w:color="808080" w:sz="4"/>
+            </w:tcBorders>
+            <w:tcMar>
+              <w:top w:type="dxa" w:w="40"/>
+              <w:left w:type="dxa" w:w="80"/>
+              <w:bottom w:type="dxa" w:w="40"/>
+              <w:right w:type="dxa" w:w="80"/>
+            </w:tcMar>
+            <w:vAlign w:val="top"/>
+          </w:tcPr>
+          <w:p>
+            <w:pPr>
+              <w:spacing w:after="0" w:before="0" w:line="240"/>
+              <w:jc w:val="left"/>
+            </w:pPr>
+            <w:r>
+              <w:rPr>
+                <w:rFonts w:ascii="Times New Roman" w:cs="Times New Roman" w:eastAsia="Times New Roman" w:hAnsi="Times New Roman"/>
+                <w:sz w:val="19"/>
+                <w:szCs w:val="19"/>
+              </w:rPr>
+              <w:t xml:space="preserve">Delete a draft (organiser)</w:t>
+            </w:r>
+          </w:p>
+        </w:tc>
+        <w:tc>
+          <w:tcPr>
+            <w:tcW w:type="dxa" w:w="1300"/>
+            <w:tcBorders>
+              <w:top w:val="single" w:color="808080" w:sz="4"/>
+              <w:left w:val="single" w:color="808080" w:sz="4"/>
+              <w:bottom w:val="single" w:color="808080" w:sz="4"/>
+              <w:right w:val="single" w:color="808080" w:sz="4"/>
+            </w:tcBorders>
+            <w:tcMar>
+              <w:top w:type="dxa" w:w="40"/>
+              <w:left w:type="dxa" w:w="80"/>
+              <w:bottom w:type="dxa" w:w="40"/>
+              <w:right w:type="dxa" w:w="80"/>
+            </w:tcMar>
+            <w:vAlign w:val="top"/>
+          </w:tcPr>
+          <w:p>
+            <w:pPr>
+              <w:spacing w:after="0" w:before="0" w:line="240"/>
+              <w:jc w:val="left"/>
+            </w:pPr>
+            <w:r>
+              <w:rPr>
+                <w:rFonts w:ascii="Times New Roman" w:cs="Times New Roman" w:eastAsia="Times New Roman" w:hAnsi="Times New Roman"/>
+                <w:sz w:val="19"/>
+                <w:szCs w:val="19"/>
+              </w:rPr>
+              <w:t xml:space="preserve">204</w:t>
+            </w:r>
+          </w:p>
+        </w:tc>
+      </w:tr>
+      <w:tr>
+        <w:trPr>
+          <w:cantSplit/>
+        </w:trPr>
+        <w:tc>
+          <w:tcPr>
+            <w:tcW w:type="dxa" w:w="1100"/>
+            <w:tcBorders>
+              <w:top w:val="single" w:color="808080" w:sz="4"/>
+              <w:left w:val="single" w:color="808080" w:sz="4"/>
+              <w:bottom w:val="single" w:color="808080" w:sz="4"/>
+              <w:right w:val="single" w:color="808080" w:sz="4"/>
+            </w:tcBorders>
+            <w:tcMar>
+              <w:top w:type="dxa" w:w="40"/>
+              <w:left w:type="dxa" w:w="80"/>
+              <w:bottom w:type="dxa" w:w="40"/>
+              <w:right w:type="dxa" w:w="80"/>
+            </w:tcMar>
+            <w:vAlign w:val="top"/>
+          </w:tcPr>
+          <w:p>
+            <w:pPr>
+              <w:spacing w:after="0" w:before="0" w:line="240"/>
+              <w:jc w:val="left"/>
+            </w:pPr>
+            <w:r>
+              <w:rPr>
+                <w:rFonts w:ascii="Times New Roman" w:cs="Times New Roman" w:eastAsia="Times New Roman" w:hAnsi="Times New Roman"/>
+                <w:sz w:val="19"/>
+                <w:szCs w:val="19"/>
+              </w:rPr>
+              <w:t xml:space="preserve">POST</w:t>
+            </w:r>
+          </w:p>
+        </w:tc>
+        <w:tc>
+          <w:tcPr>
+            <w:tcW w:type="dxa" w:w="3300"/>
+            <w:tcBorders>
+              <w:top w:val="single" w:color="808080" w:sz="4"/>
+              <w:left w:val="single" w:color="808080" w:sz="4"/>
+              <w:bottom w:val="single" w:color="808080" w:sz="4"/>
+              <w:right w:val="single" w:color="808080" w:sz="4"/>
+            </w:tcBorders>
+            <w:tcMar>
+              <w:top w:type="dxa" w:w="40"/>
+              <w:left w:type="dxa" w:w="80"/>
+              <w:bottom w:type="dxa" w:w="40"/>
+              <w:right w:type="dxa" w:w="80"/>
+            </w:tcMar>
+            <w:vAlign w:val="top"/>
+          </w:tcPr>
+          <w:p>
+            <w:pPr>
+              <w:spacing w:after="0" w:before="0" w:line="240"/>
+              <w:jc w:val="left"/>
+            </w:pPr>
+            <w:r>
+              <w:rPr>
+                <w:rFonts w:ascii="Courier New" w:cs="Courier New" w:eastAsia="Courier New" w:hAnsi="Courier New"/>
+                <w:sz w:val="16"/>
+                <w:szCs w:val="16"/>
+              </w:rPr>
+              <w:t xml:space="preserve">/events/:id/registrations</w:t>
+            </w:r>
+          </w:p>
+        </w:tc>
+        <w:tc>
+          <w:tcPr>
+            <w:tcW w:type="dxa" w:w="3326"/>
+            <w:tcBorders>
+              <w:top w:val="single" w:color="808080" w:sz="4"/>
+              <w:left w:val="single" w:color="808080" w:sz="4"/>
+              <w:bottom w:val="single" w:color="808080" w:sz="4"/>
+              <w:right w:val="single" w:color="808080" w:sz="4"/>
+            </w:tcBorders>
+            <w:tcMar>
+              <w:top w:type="dxa" w:w="40"/>
+              <w:left w:type="dxa" w:w="80"/>
+              <w:bottom w:type="dxa" w:w="40"/>
+              <w:right w:type="dxa" w:w="80"/>
+            </w:tcMar>
+            <w:vAlign w:val="top"/>
+          </w:tcPr>
+          <w:p>
+            <w:pPr>
+              <w:spacing w:after="0" w:before="0" w:line="240"/>
+              <w:jc w:val="left"/>
+            </w:pPr>
+            <w:r>
+              <w:rPr>
+                <w:rFonts w:ascii="Times New Roman" w:cs="Times New Roman" w:eastAsia="Times New Roman" w:hAnsi="Times New Roman"/>
+                <w:sz w:val="19"/>
+                <w:szCs w:val="19"/>
+              </w:rPr>
+              <w:t xml:space="preserve">Register: CONFIRMED or WAITLISTED</w:t>
+            </w:r>
+          </w:p>
+        </w:tc>
+        <w:tc>
+          <w:tcPr>
+            <w:tcW w:type="dxa" w:w="1300"/>
+            <w:tcBorders>
+              <w:top w:val="single" w:color="808080" w:sz="4"/>
+              <w:left w:val="single" w:color="808080" w:sz="4"/>
+              <w:bottom w:val="single" w:color="808080" w:sz="4"/>
+              <w:right w:val="single" w:color="808080" w:sz="4"/>
+            </w:tcBorders>
+            <w:tcMar>
+              <w:top w:type="dxa" w:w="40"/>
+              <w:left w:type="dxa" w:w="80"/>
+              <w:bottom w:type="dxa" w:w="40"/>
+              <w:right w:type="dxa" w:w="80"/>
+            </w:tcMar>
+            <w:vAlign w:val="top"/>
+          </w:tcPr>
+          <w:p>
+            <w:pPr>
+              <w:spacing w:after="0" w:before="0" w:line="240"/>
+              <w:jc w:val="left"/>
+            </w:pPr>
+            <w:r>
+              <w:rPr>
+                <w:rFonts w:ascii="Times New Roman" w:cs="Times New Roman" w:eastAsia="Times New Roman" w:hAnsi="Times New Roman"/>
+                <w:sz w:val="19"/>
+                <w:szCs w:val="19"/>
+              </w:rPr>
+              <w:t xml:space="preserve">201 + Location</w:t>
+            </w:r>
+          </w:p>
+        </w:tc>
+      </w:tr>
+      <w:tr>
+        <w:trPr>
+          <w:cantSplit/>
+        </w:trPr>
+        <w:tc>
+          <w:tcPr>
+            <w:tcW w:type="dxa" w:w="1100"/>
+            <w:tcBorders>
+              <w:top w:val="single" w:color="808080" w:sz="4"/>
+              <w:left w:val="single" w:color="808080" w:sz="4"/>
+              <w:bottom w:val="single" w:color="808080" w:sz="4"/>
+              <w:right w:val="single" w:color="808080" w:sz="4"/>
+            </w:tcBorders>
+            <w:tcMar>
+              <w:top w:type="dxa" w:w="40"/>
+              <w:left w:type="dxa" w:w="80"/>
+              <w:bottom w:type="dxa" w:w="40"/>
+              <w:right w:type="dxa" w:w="80"/>
+            </w:tcMar>
+            <w:vAlign w:val="top"/>
+          </w:tcPr>
+          <w:p>
+            <w:pPr>
+              <w:spacing w:after="0" w:before="0" w:line="240"/>
+              <w:jc w:val="left"/>
+            </w:pPr>
+            <w:r>
+              <w:rPr>
+                <w:rFonts w:ascii="Times New Roman" w:cs="Times New Roman" w:eastAsia="Times New Roman" w:hAnsi="Times New Roman"/>
+                <w:sz w:val="19"/>
+                <w:szCs w:val="19"/>
+              </w:rPr>
+              <w:t xml:space="preserve">GET</w:t>
+            </w:r>
+          </w:p>
+        </w:tc>
+        <w:tc>
+          <w:tcPr>
+            <w:tcW w:type="dxa" w:w="3300"/>
+            <w:tcBorders>
+              <w:top w:val="single" w:color="808080" w:sz="4"/>
+              <w:left w:val="single" w:color="808080" w:sz="4"/>
+              <w:bottom w:val="single" w:color="808080" w:sz="4"/>
+              <w:right w:val="single" w:color="808080" w:sz="4"/>
+            </w:tcBorders>
+            <w:tcMar>
+              <w:top w:type="dxa" w:w="40"/>
+              <w:left w:type="dxa" w:w="80"/>
+              <w:bottom w:type="dxa" w:w="40"/>
+              <w:right w:type="dxa" w:w="80"/>
+            </w:tcMar>
+            <w:vAlign w:val="top"/>
+          </w:tcPr>
+          <w:p>
+            <w:pPr>
+              <w:spacing w:after="0" w:before="0" w:line="240"/>
+              <w:jc w:val="left"/>
+            </w:pPr>
+            <w:r>
+              <w:rPr>
+                <w:rFonts w:ascii="Courier New" w:cs="Courier New" w:eastAsia="Courier New" w:hAnsi="Courier New"/>
+                <w:sz w:val="16"/>
+                <w:szCs w:val="16"/>
+              </w:rPr>
+              <w:t xml:space="preserve">/me/registrations</w:t>
+            </w:r>
+          </w:p>
+        </w:tc>
+        <w:tc>
+          <w:tcPr>
+            <w:tcW w:type="dxa" w:w="3326"/>
+            <w:tcBorders>
+              <w:top w:val="single" w:color="808080" w:sz="4"/>
+              <w:left w:val="single" w:color="808080" w:sz="4"/>
+              <w:bottom w:val="single" w:color="808080" w:sz="4"/>
+              <w:right w:val="single" w:color="808080" w:sz="4"/>
+            </w:tcBorders>
+            <w:tcMar>
+              <w:top w:type="dxa" w:w="40"/>
+              <w:left w:type="dxa" w:w="80"/>
+              <w:bottom w:type="dxa" w:w="40"/>
+              <w:right w:type="dxa" w:w="80"/>
+            </w:tcMar>
+            <w:vAlign w:val="top"/>
+          </w:tcPr>
+          <w:p>
+            <w:pPr>
+              <w:spacing w:after="0" w:before="0" w:line="240"/>
+              <w:jc w:val="left"/>
+            </w:pPr>
+            <w:r>
+              <w:rPr>
+                <w:rFonts w:ascii="Times New Roman" w:cs="Times New Roman" w:eastAsia="Times New Roman" w:hAnsi="Times New Roman"/>
+                <w:sz w:val="19"/>
+                <w:szCs w:val="19"/>
+              </w:rPr>
+              <w:t xml:space="preserve">My passes with waitlist positions</w:t>
+            </w:r>
+          </w:p>
+        </w:tc>
+        <w:tc>
+          <w:tcPr>
+            <w:tcW w:type="dxa" w:w="1300"/>
+            <w:tcBorders>
+              <w:top w:val="single" w:color="808080" w:sz="4"/>
+              <w:left w:val="single" w:color="808080" w:sz="4"/>
+              <w:bottom w:val="single" w:color="808080" w:sz="4"/>
+              <w:right w:val="single" w:color="808080" w:sz="4"/>
+            </w:tcBorders>
+            <w:tcMar>
+              <w:top w:type="dxa" w:w="40"/>
+              <w:left w:type="dxa" w:w="80"/>
+              <w:bottom w:type="dxa" w:w="40"/>
+              <w:right w:type="dxa" w:w="80"/>
+            </w:tcMar>
+            <w:vAlign w:val="top"/>
+          </w:tcPr>
+          <w:p>
+            <w:pPr>
+              <w:spacing w:after="0" w:before="0" w:line="240"/>
+              <w:jc w:val="left"/>
+            </w:pPr>
+            <w:r>
+              <w:rPr>
+                <w:rFonts w:ascii="Times New Roman" w:cs="Times New Roman" w:eastAsia="Times New Roman" w:hAnsi="Times New Roman"/>
+                <w:sz w:val="19"/>
+                <w:szCs w:val="19"/>
+              </w:rPr>
+              <w:t xml:space="preserve">200</w:t>
+            </w:r>
+          </w:p>
+        </w:tc>
+      </w:tr>
+      <w:tr>
+        <w:trPr>
+          <w:cantSplit/>
+        </w:trPr>
+        <w:tc>
+          <w:tcPr>
+            <w:tcW w:type="dxa" w:w="1100"/>
+            <w:tcBorders>
+              <w:top w:val="single" w:color="808080" w:sz="4"/>
+              <w:left w:val="single" w:color="808080" w:sz="4"/>
+              <w:bottom w:val="single" w:color="808080" w:sz="4"/>
+              <w:right w:val="single" w:color="808080" w:sz="4"/>
+            </w:tcBorders>
+            <w:tcMar>
+              <w:top w:type="dxa" w:w="40"/>
+              <w:left w:type="dxa" w:w="80"/>
+              <w:bottom w:type="dxa" w:w="40"/>
+              <w:right w:type="dxa" w:w="80"/>
+            </w:tcMar>
+            <w:vAlign w:val="top"/>
+          </w:tcPr>
+          <w:p>
+            <w:pPr>
+              <w:spacing w:after="0" w:before="0" w:line="240"/>
+              <w:jc w:val="left"/>
+            </w:pPr>
+            <w:r>
+              <w:rPr>
+                <w:rFonts w:ascii="Times New Roman" w:cs="Times New Roman" w:eastAsia="Times New Roman" w:hAnsi="Times New Roman"/>
+                <w:sz w:val="19"/>
+                <w:szCs w:val="19"/>
+              </w:rPr>
+              <w:t xml:space="preserve">DELETE</w:t>
+            </w:r>
+          </w:p>
+        </w:tc>
+        <w:tc>
+          <w:tcPr>
+            <w:tcW w:type="dxa" w:w="3300"/>
+            <w:tcBorders>
+              <w:top w:val="single" w:color="808080" w:sz="4"/>
+              <w:left w:val="single" w:color="808080" w:sz="4"/>
+              <w:bottom w:val="single" w:color="808080" w:sz="4"/>
+              <w:right w:val="single" w:color="808080" w:sz="4"/>
+            </w:tcBorders>
+            <w:tcMar>
+              <w:top w:type="dxa" w:w="40"/>
+              <w:left w:type="dxa" w:w="80"/>
+              <w:bottom w:type="dxa" w:w="40"/>
+              <w:right w:type="dxa" w:w="80"/>
+            </w:tcMar>
+            <w:vAlign w:val="top"/>
+          </w:tcPr>
+          <w:p>
+            <w:pPr>
+              <w:spacing w:after="0" w:before="0" w:line="240"/>
+              <w:jc w:val="left"/>
+            </w:pPr>
+            <w:r>
+              <w:rPr>
+                <w:rFonts w:ascii="Courier New" w:cs="Courier New" w:eastAsia="Courier New" w:hAnsi="Courier New"/>
+                <w:sz w:val="16"/>
+                <w:szCs w:val="16"/>
+              </w:rPr>
+              <w:t xml:space="preserve">/registrations/:id</w:t>
+            </w:r>
+          </w:p>
+        </w:tc>
+        <w:tc>
+          <w:tcPr>
+            <w:tcW w:type="dxa" w:w="3326"/>
+            <w:tcBorders>
+              <w:top w:val="single" w:color="808080" w:sz="4"/>
+              <w:left w:val="single" w:color="808080" w:sz="4"/>
+              <w:bottom w:val="single" w:color="808080" w:sz="4"/>
+              <w:right w:val="single" w:color="808080" w:sz="4"/>
+            </w:tcBorders>
+            <w:tcMar>
+              <w:top w:type="dxa" w:w="40"/>
+              <w:left w:type="dxa" w:w="80"/>
+              <w:bottom w:type="dxa" w:w="40"/>
+              <w:right w:type="dxa" w:w="80"/>
+            </w:tcMar>
+            <w:vAlign w:val="top"/>
+          </w:tcPr>
+          <w:p>
+            <w:pPr>
+              <w:spacing w:after="0" w:before="0" w:line="240"/>
+              <w:jc w:val="left"/>
+            </w:pPr>
+            <w:r>
+              <w:rPr>
+                <w:rFonts w:ascii="Times New Roman" w:cs="Times New Roman" w:eastAsia="Times New Roman" w:hAnsi="Times New Roman"/>
+                <w:sz w:val="19"/>
+                <w:szCs w:val="19"/>
+              </w:rPr>
+              <w:t xml:space="preserve">Cancel; promotes the next waitlisted student</w:t>
+            </w:r>
+          </w:p>
+        </w:tc>
+        <w:tc>
+          <w:tcPr>
+            <w:tcW w:type="dxa" w:w="1300"/>
+            <w:tcBorders>
+              <w:top w:val="single" w:color="808080" w:sz="4"/>
+              <w:left w:val="single" w:color="808080" w:sz="4"/>
+              <w:bottom w:val="single" w:color="808080" w:sz="4"/>
+              <w:right w:val="single" w:color="808080" w:sz="4"/>
+            </w:tcBorders>
+            <w:tcMar>
+              <w:top w:type="dxa" w:w="40"/>
+              <w:left w:type="dxa" w:w="80"/>
+              <w:bottom w:type="dxa" w:w="40"/>
+              <w:right w:type="dxa" w:w="80"/>
+            </w:tcMar>
+            <w:vAlign w:val="top"/>
+          </w:tcPr>
+          <w:p>
+            <w:pPr>
+              <w:spacing w:after="0" w:before="0" w:line="240"/>
+              <w:jc w:val="left"/>
+            </w:pPr>
+            <w:r>
+              <w:rPr>
+                <w:rFonts w:ascii="Times New Roman" w:cs="Times New Roman" w:eastAsia="Times New Roman" w:hAnsi="Times New Roman"/>
+                <w:sz w:val="19"/>
+                <w:szCs w:val="19"/>
+              </w:rPr>
+              <w:t xml:space="preserve">200</w:t>
+            </w:r>
+          </w:p>
+        </w:tc>
+      </w:tr>
+      <w:tr>
+        <w:trPr>
+          <w:cantSplit/>
+        </w:trPr>
+        <w:tc>
+          <w:tcPr>
+            <w:tcW w:type="dxa" w:w="1100"/>
+            <w:tcBorders>
+              <w:top w:val="single" w:color="808080" w:sz="4"/>
+              <w:left w:val="single" w:color="808080" w:sz="4"/>
+              <w:bottom w:val="single" w:color="808080" w:sz="4"/>
+              <w:right w:val="single" w:color="808080" w:sz="4"/>
+            </w:tcBorders>
+            <w:tcMar>
+              <w:top w:type="dxa" w:w="40"/>
+              <w:left w:type="dxa" w:w="80"/>
+              <w:bottom w:type="dxa" w:w="40"/>
+              <w:right w:type="dxa" w:w="80"/>
+            </w:tcMar>
+            <w:vAlign w:val="top"/>
+          </w:tcPr>
+          <w:p>
+            <w:pPr>
+              <w:spacing w:after="0" w:before="0" w:line="240"/>
+              <w:jc w:val="left"/>
+            </w:pPr>
+            <w:r>
+              <w:rPr>
+                <w:rFonts w:ascii="Times New Roman" w:cs="Times New Roman" w:eastAsia="Times New Roman" w:hAnsi="Times New Roman"/>
+                <w:sz w:val="19"/>
+                <w:szCs w:val="19"/>
+              </w:rPr>
+              <w:t xml:space="preserve">PATCH</w:t>
+            </w:r>
+          </w:p>
+        </w:tc>
+        <w:tc>
+          <w:tcPr>
+            <w:tcW w:type="dxa" w:w="3300"/>
+            <w:tcBorders>
+              <w:top w:val="single" w:color="808080" w:sz="4"/>
+              <w:left w:val="single" w:color="808080" w:sz="4"/>
+              <w:bottom w:val="single" w:color="808080" w:sz="4"/>
+              <w:right w:val="single" w:color="808080" w:sz="4"/>
+            </w:tcBorders>
+            <w:tcMar>
+              <w:top w:type="dxa" w:w="40"/>
+              <w:left w:type="dxa" w:w="80"/>
+              <w:bottom w:type="dxa" w:w="40"/>
+              <w:right w:type="dxa" w:w="80"/>
+            </w:tcMar>
+            <w:vAlign w:val="top"/>
+          </w:tcPr>
+          <w:p>
+            <w:pPr>
+              <w:spacing w:after="0" w:before="0" w:line="240"/>
+              <w:jc w:val="left"/>
+            </w:pPr>
+            <w:r>
+              <w:rPr>
+                <w:rFonts w:ascii="Courier New" w:cs="Courier New" w:eastAsia="Courier New" w:hAnsi="Courier New"/>
+                <w:sz w:val="16"/>
+                <w:szCs w:val="16"/>
+              </w:rPr>
+              <w:t xml:space="preserve">/registrations/:id</w:t>
+            </w:r>
+          </w:p>
+        </w:tc>
+        <w:tc>
+          <w:tcPr>
+            <w:tcW w:type="dxa" w:w="3326"/>
+            <w:tcBorders>
+              <w:top w:val="single" w:color="808080" w:sz="4"/>
+              <w:left w:val="single" w:color="808080" w:sz="4"/>
+              <w:bottom w:val="single" w:color="808080" w:sz="4"/>
+              <w:right w:val="single" w:color="808080" w:sz="4"/>
+            </w:tcBorders>
+            <w:tcMar>
+              <w:top w:type="dxa" w:w="40"/>
+              <w:left w:type="dxa" w:w="80"/>
+              <w:bottom w:type="dxa" w:w="40"/>
+              <w:right w:type="dxa" w:w="80"/>
+            </w:tcMar>
+            <w:vAlign w:val="top"/>
+          </w:tcPr>
+          <w:p>
+            <w:pPr>
+              <w:spacing w:after="0" w:before="0" w:line="240"/>
+              <w:jc w:val="left"/>
+            </w:pPr>
+            <w:r>
+              <w:rPr>
+                <w:rFonts w:ascii="Times New Roman" w:cs="Times New Roman" w:eastAsia="Times New Roman" w:hAnsi="Times New Roman"/>
+                <w:sz w:val="19"/>
+                <w:szCs w:val="19"/>
+              </w:rPr>
+              <w:t xml:space="preserve">Check an attendee in (organiser)</w:t>
+            </w:r>
+          </w:p>
+        </w:tc>
+        <w:tc>
+          <w:tcPr>
+            <w:tcW w:type="dxa" w:w="1300"/>
+            <w:tcBorders>
+              <w:top w:val="single" w:color="808080" w:sz="4"/>
+              <w:left w:val="single" w:color="808080" w:sz="4"/>
+              <w:bottom w:val="single" w:color="808080" w:sz="4"/>
+              <w:right w:val="single" w:color="808080" w:sz="4"/>
+            </w:tcBorders>
+            <w:tcMar>
+              <w:top w:type="dxa" w:w="40"/>
+              <w:left w:type="dxa" w:w="80"/>
+              <w:bottom w:type="dxa" w:w="40"/>
+              <w:right w:type="dxa" w:w="80"/>
+            </w:tcMar>
+            <w:vAlign w:val="top"/>
+          </w:tcPr>
+          <w:p>
+            <w:pPr>
+              <w:spacing w:after="0" w:before="0" w:line="240"/>
+              <w:jc w:val="left"/>
+            </w:pPr>
+            <w:r>
+              <w:rPr>
+                <w:rFonts w:ascii="Times New Roman" w:cs="Times New Roman" w:eastAsia="Times New Roman" w:hAnsi="Times New Roman"/>
+                <w:sz w:val="19"/>
+                <w:szCs w:val="19"/>
+              </w:rPr>
+              <w:t xml:space="preserve">200</w:t>
+            </w:r>
+          </w:p>
+        </w:tc>
+      </w:tr>
+      <w:tr>
+        <w:trPr>
+          <w:cantSplit/>
+        </w:trPr>
+        <w:tc>
+          <w:tcPr>
+            <w:tcW w:type="dxa" w:w="1100"/>
+            <w:tcBorders>
+              <w:top w:val="single" w:color="808080" w:sz="4"/>
+              <w:left w:val="single" w:color="808080" w:sz="4"/>
+              <w:bottom w:val="single" w:color="808080" w:sz="4"/>
+              <w:right w:val="single" w:color="808080" w:sz="4"/>
+            </w:tcBorders>
+            <w:tcMar>
+              <w:top w:type="dxa" w:w="40"/>
+              <w:left w:type="dxa" w:w="80"/>
+              <w:bottom w:type="dxa" w:w="40"/>
+              <w:right w:type="dxa" w:w="80"/>
+            </w:tcMar>
+            <w:vAlign w:val="top"/>
+          </w:tcPr>
+          <w:p>
+            <w:pPr>
+              <w:spacing w:after="0" w:before="0" w:line="240"/>
+              <w:jc w:val="left"/>
+            </w:pPr>
+            <w:r>
+              <w:rPr>
+                <w:rFonts w:ascii="Times New Roman" w:cs="Times New Roman" w:eastAsia="Times New Roman" w:hAnsi="Times New Roman"/>
+                <w:sz w:val="19"/>
+                <w:szCs w:val="19"/>
+              </w:rPr>
+              <w:t xml:space="preserve">GET</w:t>
+            </w:r>
+          </w:p>
+        </w:tc>
+        <w:tc>
+          <w:tcPr>
+            <w:tcW w:type="dxa" w:w="3300"/>
+            <w:tcBorders>
+              <w:top w:val="single" w:color="808080" w:sz="4"/>
+              <w:left w:val="single" w:color="808080" w:sz="4"/>
+              <w:bottom w:val="single" w:color="808080" w:sz="4"/>
+              <w:right w:val="single" w:color="808080" w:sz="4"/>
+            </w:tcBorders>
+            <w:tcMar>
+              <w:top w:type="dxa" w:w="40"/>
+              <w:left w:type="dxa" w:w="80"/>
+              <w:bottom w:type="dxa" w:w="40"/>
+              <w:right w:type="dxa" w:w="80"/>
+            </w:tcMar>
+            <w:vAlign w:val="top"/>
+          </w:tcPr>
+          <w:p>
+            <w:pPr>
+              <w:spacing w:after="0" w:before="0" w:line="240"/>
+              <w:jc w:val="left"/>
+            </w:pPr>
+            <w:r>
+              <w:rPr>
+                <w:rFonts w:ascii="Courier New" w:cs="Courier New" w:eastAsia="Courier New" w:hAnsi="Courier New"/>
+                <w:sz w:val="16"/>
+                <w:szCs w:val="16"/>
+              </w:rPr>
+              <w:t xml:space="preserve">/events/:id/registrations</w:t>
+            </w:r>
+          </w:p>
+        </w:tc>
+        <w:tc>
+          <w:tcPr>
+            <w:tcW w:type="dxa" w:w="3326"/>
+            <w:tcBorders>
+              <w:top w:val="single" w:color="808080" w:sz="4"/>
+              <w:left w:val="single" w:color="808080" w:sz="4"/>
+              <w:bottom w:val="single" w:color="808080" w:sz="4"/>
+              <w:right w:val="single" w:color="808080" w:sz="4"/>
+            </w:tcBorders>
+            <w:tcMar>
+              <w:top w:type="dxa" w:w="40"/>
+              <w:left w:type="dxa" w:w="80"/>
+              <w:bottom w:type="dxa" w:w="40"/>
+              <w:right w:type="dxa" w:w="80"/>
+            </w:tcMar>
+            <w:vAlign w:val="top"/>
+          </w:tcPr>
+          <w:p>
+            <w:pPr>
+              <w:spacing w:after="0" w:before="0" w:line="240"/>
+              <w:jc w:val="left"/>
+            </w:pPr>
+            <w:r>
+              <w:rPr>
+                <w:rFonts w:ascii="Times New Roman" w:cs="Times New Roman" w:eastAsia="Times New Roman" w:hAnsi="Times New Roman"/>
+                <w:sz w:val="19"/>
+                <w:szCs w:val="19"/>
+              </w:rPr>
+              <w:t xml:space="preserve">Attendee list with filters (organiser)</w:t>
+            </w:r>
+          </w:p>
+        </w:tc>
+        <w:tc>
+          <w:tcPr>
+            <w:tcW w:type="dxa" w:w="1300"/>
+            <w:tcBorders>
+              <w:top w:val="single" w:color="808080" w:sz="4"/>
+              <w:left w:val="single" w:color="808080" w:sz="4"/>
+              <w:bottom w:val="single" w:color="808080" w:sz="4"/>
+              <w:right w:val="single" w:color="808080" w:sz="4"/>
+            </w:tcBorders>
+            <w:tcMar>
+              <w:top w:type="dxa" w:w="40"/>
+              <w:left w:type="dxa" w:w="80"/>
+              <w:bottom w:type="dxa" w:w="40"/>
+              <w:right w:type="dxa" w:w="80"/>
+            </w:tcMar>
+            <w:vAlign w:val="top"/>
+          </w:tcPr>
+          <w:p>
+            <w:pPr>
+              <w:spacing w:after="0" w:before="0" w:line="240"/>
+              <w:jc w:val="left"/>
+            </w:pPr>
+            <w:r>
+              <w:rPr>
+                <w:rFonts w:ascii="Times New Roman" w:cs="Times New Roman" w:eastAsia="Times New Roman" w:hAnsi="Times New Roman"/>
+                <w:sz w:val="19"/>
+                <w:szCs w:val="19"/>
+              </w:rPr>
+              <w:t xml:space="preserve">200</w:t>
+            </w:r>
+          </w:p>
+        </w:tc>
+      </w:tr>
+      <w:tr>
+        <w:trPr>
+          <w:cantSplit/>
+        </w:trPr>
+        <w:tc>
+          <w:tcPr>
+            <w:tcW w:type="dxa" w:w="1100"/>
+            <w:tcBorders>
+              <w:top w:val="single" w:color="808080" w:sz="4"/>
+              <w:left w:val="single" w:color="808080" w:sz="4"/>
+              <w:bottom w:val="single" w:color="808080" w:sz="4"/>
+              <w:right w:val="single" w:color="808080" w:sz="4"/>
+            </w:tcBorders>
+            <w:tcMar>
+              <w:top w:type="dxa" w:w="40"/>
+              <w:left w:type="dxa" w:w="80"/>
+              <w:bottom w:type="dxa" w:w="40"/>
+              <w:right w:type="dxa" w:w="80"/>
+            </w:tcMar>
+            <w:vAlign w:val="top"/>
+          </w:tcPr>
+          <w:p>
+            <w:pPr>
+              <w:spacing w:after="0" w:before="0" w:line="240"/>
+              <w:jc w:val="left"/>
+            </w:pPr>
+            <w:r>
+              <w:rPr>
+                <w:rFonts w:ascii="Times New Roman" w:cs="Times New Roman" w:eastAsia="Times New Roman" w:hAnsi="Times New Roman"/>
+                <w:sz w:val="19"/>
+                <w:szCs w:val="19"/>
+              </w:rPr>
+              <w:t xml:space="preserve">GET</w:t>
+            </w:r>
+          </w:p>
+        </w:tc>
+        <w:tc>
+          <w:tcPr>
+            <w:tcW w:type="dxa" w:w="3300"/>
+            <w:tcBorders>
+              <w:top w:val="single" w:color="808080" w:sz="4"/>
+              <w:left w:val="single" w:color="808080" w:sz="4"/>
+              <w:bottom w:val="single" w:color="808080" w:sz="4"/>
+              <w:right w:val="single" w:color="808080" w:sz="4"/>
+            </w:tcBorders>
+            <w:tcMar>
+              <w:top w:type="dxa" w:w="40"/>
+              <w:left w:type="dxa" w:w="80"/>
+              <w:bottom w:type="dxa" w:w="40"/>
+              <w:right w:type="dxa" w:w="80"/>
+            </w:tcMar>
+            <w:vAlign w:val="top"/>
+          </w:tcPr>
+          <w:p>
+            <w:pPr>
+              <w:spacing w:after="0" w:before="0" w:line="240"/>
+              <w:jc w:val="left"/>
+            </w:pPr>
+            <w:r>
+              <w:rPr>
+                <w:rFonts w:ascii="Courier New" w:cs="Courier New" w:eastAsia="Courier New" w:hAnsi="Courier New"/>
+                <w:sz w:val="16"/>
+                <w:szCs w:val="16"/>
+              </w:rPr>
+              <w:t xml:space="preserve">/analytics/overview</w:t>
+            </w:r>
+          </w:p>
+        </w:tc>
+        <w:tc>
+          <w:tcPr>
+            <w:tcW w:type="dxa" w:w="3326"/>
+            <w:tcBorders>
+              <w:top w:val="single" w:color="808080" w:sz="4"/>
+              <w:left w:val="single" w:color="808080" w:sz="4"/>
+              <w:bottom w:val="single" w:color="808080" w:sz="4"/>
+              <w:right w:val="single" w:color="808080" w:sz="4"/>
+            </w:tcBorders>
+            <w:tcMar>
+              <w:top w:type="dxa" w:w="40"/>
+              <w:left w:type="dxa" w:w="80"/>
+              <w:bottom w:type="dxa" w:w="40"/>
+              <w:right w:type="dxa" w:w="80"/>
+            </w:tcMar>
+            <w:vAlign w:val="top"/>
+          </w:tcPr>
+          <w:p>
+            <w:pPr>
+              <w:spacing w:after="0" w:before="0" w:line="240"/>
+              <w:jc w:val="left"/>
+            </w:pPr>
+            <w:r>
+              <w:rPr>
+                <w:rFonts w:ascii="Times New Roman" w:cs="Times New Roman" w:eastAsia="Times New Roman" w:hAnsi="Times New Roman"/>
+                <w:sz w:val="19"/>
+                <w:szCs w:val="19"/>
+              </w:rPr>
+              <w:t xml:space="preserve">Organiser analytics (window functions)</w:t>
+            </w:r>
+          </w:p>
+        </w:tc>
+        <w:tc>
+          <w:tcPr>
+            <w:tcW w:type="dxa" w:w="1300"/>
+            <w:tcBorders>
+              <w:top w:val="single" w:color="808080" w:sz="4"/>
+              <w:left w:val="single" w:color="808080" w:sz="4"/>
+              <w:bottom w:val="single" w:color="808080" w:sz="4"/>
+              <w:right w:val="single" w:color="808080" w:sz="4"/>
+            </w:tcBorders>
+            <w:tcMar>
+              <w:top w:type="dxa" w:w="40"/>
+              <w:left w:type="dxa" w:w="80"/>
+              <w:bottom w:type="dxa" w:w="40"/>
+              <w:right w:type="dxa" w:w="80"/>
+            </w:tcMar>
+            <w:vAlign w:val="top"/>
+          </w:tcPr>
+          <w:p>
+            <w:pPr>
+              <w:spacing w:after="0" w:before="0" w:line="240"/>
+              <w:jc w:val="left"/>
+            </w:pPr>
+            <w:r>
+              <w:rPr>
+                <w:rFonts w:ascii="Times New Roman" w:cs="Times New Roman" w:eastAsia="Times New Roman" w:hAnsi="Times New Roman"/>
+                <w:sz w:val="19"/>
+                <w:szCs w:val="19"/>
+              </w:rPr>
+              <w:t xml:space="preserve">200</w:t>
+            </w:r>
+          </w:p>
+        </w:tc>
+      </w:tr>
+      <w:tr>
+        <w:trPr>
+          <w:cantSplit/>
+        </w:trPr>
+        <w:tc>
+          <w:tcPr>
+            <w:tcW w:type="dxa" w:w="1100"/>
+            <w:tcBorders>
+              <w:top w:val="single" w:color="808080" w:sz="4"/>
+              <w:left w:val="single" w:color="808080" w:sz="4"/>
+              <w:bottom w:val="single" w:color="808080" w:sz="4"/>
+              <w:right w:val="single" w:color="808080" w:sz="4"/>
+            </w:tcBorders>
+            <w:tcMar>
+              <w:top w:type="dxa" w:w="40"/>
+              <w:left w:type="dxa" w:w="80"/>
+              <w:bottom w:type="dxa" w:w="40"/>
+              <w:right w:type="dxa" w:w="80"/>
+            </w:tcMar>
+            <w:vAlign w:val="top"/>
+          </w:tcPr>
+          <w:p>
+            <w:pPr>
+              <w:spacing w:after="0" w:before="0" w:line="240"/>
+              <w:jc w:val="left"/>
+            </w:pPr>
+            <w:r>
+              <w:rPr>
+                <w:rFonts w:ascii="Times New Roman" w:cs="Times New Roman" w:eastAsia="Times New Roman" w:hAnsi="Times New Roman"/>
+                <w:sz w:val="19"/>
+                <w:szCs w:val="19"/>
+              </w:rPr>
+              <w:t xml:space="preserve">GET</w:t>
+            </w:r>
+          </w:p>
+        </w:tc>
+        <w:tc>
+          <w:tcPr>
+            <w:tcW w:type="dxa" w:w="3300"/>
+            <w:tcBorders>
+              <w:top w:val="single" w:color="808080" w:sz="4"/>
+              <w:left w:val="single" w:color="808080" w:sz="4"/>
+              <w:bottom w:val="single" w:color="808080" w:sz="4"/>
+              <w:right w:val="single" w:color="808080" w:sz="4"/>
+            </w:tcBorders>
+            <w:tcMar>
+              <w:top w:type="dxa" w:w="40"/>
+              <w:left w:type="dxa" w:w="80"/>
+              <w:bottom w:type="dxa" w:w="40"/>
+              <w:right w:type="dxa" w:w="80"/>
+            </w:tcMar>
+            <w:vAlign w:val="top"/>
+          </w:tcPr>
+          <w:p>
+            <w:pPr>
+              <w:spacing w:after="0" w:before="0" w:line="240"/>
+              <w:jc w:val="left"/>
+            </w:pPr>
+            <w:r>
+              <w:rPr>
+                <w:rFonts w:ascii="Courier New" w:cs="Courier New" w:eastAsia="Courier New" w:hAnsi="Courier New"/>
+                <w:sz w:val="16"/>
+                <w:szCs w:val="16"/>
+              </w:rPr>
+              <w:t xml:space="preserve">/health</w:t>
+            </w:r>
+          </w:p>
+        </w:tc>
+        <w:tc>
+          <w:tcPr>
+            <w:tcW w:type="dxa" w:w="3326"/>
+            <w:tcBorders>
+              <w:top w:val="single" w:color="808080" w:sz="4"/>
+              <w:left w:val="single" w:color="808080" w:sz="4"/>
+              <w:bottom w:val="single" w:color="808080" w:sz="4"/>
+              <w:right w:val="single" w:color="808080" w:sz="4"/>
+            </w:tcBorders>
+            <w:tcMar>
+              <w:top w:type="dxa" w:w="40"/>
+              <w:left w:type="dxa" w:w="80"/>
+              <w:bottom w:type="dxa" w:w="40"/>
+              <w:right w:type="dxa" w:w="80"/>
+            </w:tcMar>
+            <w:vAlign w:val="top"/>
+          </w:tcPr>
+          <w:p>
+            <w:pPr>
+              <w:spacing w:after="0" w:before="0" w:line="240"/>
+              <w:jc w:val="left"/>
+            </w:pPr>
+            <w:r>
+              <w:rPr>
+                <w:rFonts w:ascii="Times New Roman" w:cs="Times New Roman" w:eastAsia="Times New Roman" w:hAnsi="Times New Roman"/>
+                <w:sz w:val="19"/>
+                <w:szCs w:val="19"/>
+              </w:rPr>
+              <w:t xml:space="preserve">Status of PostgreSQL, MongoDB and the outbox</w:t>
+            </w:r>
+          </w:p>
+        </w:tc>
+        <w:tc>
+          <w:tcPr>
+            <w:tcW w:type="dxa" w:w="1300"/>
+            <w:tcBorders>
+              <w:top w:val="single" w:color="808080" w:sz="4"/>
+              <w:left w:val="single" w:color="808080" w:sz="4"/>
+              <w:bottom w:val="single" w:color="808080" w:sz="4"/>
+              <w:right w:val="single" w:color="808080" w:sz="4"/>
+            </w:tcBorders>
+            <w:tcMar>
+              <w:top w:type="dxa" w:w="40"/>
+              <w:left w:type="dxa" w:w="80"/>
+              <w:bottom w:type="dxa" w:w="40"/>
+              <w:right w:type="dxa" w:w="80"/>
+            </w:tcMar>
+            <w:vAlign w:val="top"/>
+          </w:tcPr>
+          <w:p>
+            <w:pPr>
+              <w:spacing w:after="0" w:before="0" w:line="240"/>
+              <w:jc w:val="left"/>
+            </w:pPr>
+            <w:r>
+              <w:rPr>
+                <w:rFonts w:ascii="Times New Roman" w:cs="Times New Roman" w:eastAsia="Times New Roman" w:hAnsi="Times New Roman"/>
+                <w:sz w:val="19"/>
+                <w:szCs w:val="19"/>
+              </w:rPr>
+              <w:t xml:space="preserve">200</w:t>
+            </w:r>
+          </w:p>
+        </w:tc>
+      </w:tr>
+    </w:tbl>
+    <w:p>
+      <w:pPr>
+        <w:spacing w:after="160" w:before="0" w:line="240"/>
+      </w:pPr>
+    </w:p>
+    <w:p>
+      <w:pPr>
+        <w:pStyle w:val="Heading2"/>
+      </w:pPr>
+      <w:r>
+        <w:rPr>
+          <w:rFonts w:ascii="Times New Roman" w:cs="Times New Roman" w:eastAsia="Times New Roman" w:hAnsi="Times New Roman"/>
+        </w:rPr>
+        <w:t xml:space="preserve">2.6 CRUD over REST: Route Mapping and Validation</w:t>
+      </w:r>
+    </w:p>
+    <w:p>
+      <w:pPr>
+        <w:spacing w:after="120" w:before="0" w:line="360"/>
+        <w:jc w:val="both"/>
+      </w:pPr>
+      <w:r>
+        <w:rPr>
+          <w:rFonts w:ascii="Times New Roman" w:cs="Times New Roman" w:eastAsia="Times New Roman" w:hAnsi="Times New Roman"/>
+        </w:rPr>
+        <w:t xml:space="preserve">SeatSure exposes its data as REST resources, so each create, read, update and delete operation is one HTTP method on one URL. Table 2.3 shows the mapping for the two main resources, events and registrations, together with the database operation behind each route and the status codes a client can expect.</w:t>
+      </w:r>
+    </w:p>
+    <w:p>
+      <w:pPr>
+        <w:keepNext/>
+        <w:spacing w:after="80" w:before="160" w:line="260"/>
+        <w:jc w:val="center"/>
+      </w:pPr>
+      <w:r>
+        <w:rPr>
+          <w:rFonts w:ascii="Times New Roman" w:cs="Times New Roman" w:eastAsia="Times New Roman" w:hAnsi="Times New Roman"/>
+          <w:b/>
+          <w:bCs/>
+          <w:sz w:val="20"/>
+          <w:szCs w:val="20"/>
+        </w:rPr>
+        <w:t xml:space="preserve">Table 2.3: </w:t>
+      </w:r>
+      <w:r>
+        <w:rPr>
+          <w:rFonts w:ascii="Times New Roman" w:cs="Times New Roman" w:eastAsia="Times New Roman" w:hAnsi="Times New Roman"/>
+          <w:sz w:val="20"/>
+          <w:szCs w:val="20"/>
+        </w:rPr>
+        <w:t xml:space="preserve">CRUD operations mapped to REST routes (under </w:t>
+      </w:r>
+      <w:r>
+        <w:rPr>
+          <w:rFonts w:ascii="Courier New" w:cs="Courier New" w:eastAsia="Courier New" w:hAnsi="Courier New"/>
+          <w:sz w:val="17"/>
+          <w:szCs w:val="17"/>
+        </w:rPr>
+        <w:t xml:space="preserve">/api/v1</w:t>
+      </w:r>
+      <w:r>
+        <w:rPr>
+          <w:rFonts w:ascii="Times New Roman" w:cs="Times New Roman" w:eastAsia="Times New Roman" w:hAnsi="Times New Roman"/>
+          <w:sz w:val="20"/>
+          <w:szCs w:val="20"/>
+        </w:rPr>
+        <w:t xml:space="preserve">)</w:t>
+      </w:r>
+    </w:p>
+    <w:tbl>
+      <w:tblPr>
+        <w:tblW w:type="dxa" w:w="9026"/>
+        <w:tblBorders>
+          <w:top w:val="single" w:color="auto" w:sz="4"/>
+          <w:left w:val="single" w:color="auto" w:sz="4"/>
+          <w:bottom w:val="single" w:color="auto" w:sz="4"/>
+          <w:right w:val="single" w:color="auto" w:sz="4"/>
+          <w:insideH w:val="single" w:color="auto" w:sz="4"/>
+          <w:insideV w:val="single" w:color="auto" w:sz="4"/>
+        </w:tblBorders>
+        <w:tblLayout w:type="fixed"/>
+      </w:tblPr>
+      <w:tblGrid>
+        <w:gridCol w:w="1150"/>
+        <w:gridCol w:w="2600"/>
+        <w:gridCol w:w="2700"/>
+        <w:gridCol w:w="1100"/>
+        <w:gridCol w:w="1476"/>
+      </w:tblGrid>
+      <w:tr>
+        <w:trPr>
+          <w:cantSplit/>
+          <w:tblHeader/>
+        </w:trPr>
+        <w:tc>
+          <w:tcPr>
+            <w:tcW w:type="dxa" w:w="1150"/>
+            <w:tcBorders>
+              <w:top w:val="single" w:color="808080" w:sz="4"/>
+              <w:left w:val="single" w:color="808080" w:sz="4"/>
+              <w:bottom w:val="single" w:color="808080" w:sz="4"/>
+              <w:right w:val="single" w:color="808080" w:sz="4"/>
+            </w:tcBorders>
+            <w:shd w:fill="D9D9D9" w:color="auto" w:val="clear"/>
+            <w:tcMar>
+              <w:top w:type="dxa" w:w="40"/>
+              <w:left w:type="dxa" w:w="80"/>
+              <w:bottom w:type="dxa" w:w="40"/>
+              <w:right w:type="dxa" w:w="80"/>
+            </w:tcMar>
+            <w:vAlign w:val="top"/>
+          </w:tcPr>
+          <w:p>
+            <w:pPr>
+              <w:spacing w:after="0" w:before="0" w:line="240"/>
+              <w:jc w:val="left"/>
+            </w:pPr>
+            <w:r>
+              <w:rPr>
+                <w:rFonts w:ascii="Times New Roman" w:cs="Times New Roman" w:eastAsia="Times New Roman" w:hAnsi="Times New Roman"/>
+                <w:b/>
+                <w:bCs/>
+                <w:sz w:val="19"/>
+                <w:szCs w:val="19"/>
+              </w:rPr>
+              <w:t xml:space="preserve">Operation</w:t>
+            </w:r>
+          </w:p>
+        </w:tc>
+        <w:tc>
+          <w:tcPr>
+            <w:tcW w:type="dxa" w:w="2600"/>
+            <w:tcBorders>
+              <w:top w:val="single" w:color="808080" w:sz="4"/>
+              <w:left w:val="single" w:color="808080" w:sz="4"/>
+              <w:bottom w:val="single" w:color="808080" w:sz="4"/>
+              <w:right w:val="single" w:color="808080" w:sz="4"/>
+            </w:tcBorders>
+            <w:shd w:fill="D9D9D9" w:color="auto" w:val="clear"/>
+            <w:tcMar>
+              <w:top w:type="dxa" w:w="40"/>
+              <w:left w:type="dxa" w:w="80"/>
+              <w:bottom w:type="dxa" w:w="40"/>
+              <w:right w:type="dxa" w:w="80"/>
+            </w:tcMar>
+            <w:vAlign w:val="top"/>
+          </w:tcPr>
+          <w:p>
+            <w:pPr>
+              <w:spacing w:after="0" w:before="0" w:line="240"/>
+              <w:jc w:val="left"/>
+            </w:pPr>
+            <w:r>
+              <w:rPr>
+                <w:rFonts w:ascii="Times New Roman" w:cs="Times New Roman" w:eastAsia="Times New Roman" w:hAnsi="Times New Roman"/>
+                <w:b/>
+                <w:bCs/>
+                <w:sz w:val="19"/>
+                <w:szCs w:val="19"/>
+              </w:rPr>
+              <w:t xml:space="preserve">Route</w:t>
+            </w:r>
+          </w:p>
+        </w:tc>
+        <w:tc>
+          <w:tcPr>
+            <w:tcW w:type="dxa" w:w="2700"/>
+            <w:tcBorders>
+              <w:top w:val="single" w:color="808080" w:sz="4"/>
+              <w:left w:val="single" w:color="808080" w:sz="4"/>
+              <w:bottom w:val="single" w:color="808080" w:sz="4"/>
+              <w:right w:val="single" w:color="808080" w:sz="4"/>
+            </w:tcBorders>
+            <w:shd w:fill="D9D9D9" w:color="auto" w:val="clear"/>
+            <w:tcMar>
+              <w:top w:type="dxa" w:w="40"/>
+              <w:left w:type="dxa" w:w="80"/>
+              <w:bottom w:type="dxa" w:w="40"/>
+              <w:right w:type="dxa" w:w="80"/>
+            </w:tcMar>
+            <w:vAlign w:val="top"/>
+          </w:tcPr>
+          <w:p>
+            <w:pPr>
+              <w:spacing w:after="0" w:before="0" w:line="240"/>
+              <w:jc w:val="left"/>
+            </w:pPr>
+            <w:r>
+              <w:rPr>
+                <w:rFonts w:ascii="Times New Roman" w:cs="Times New Roman" w:eastAsia="Times New Roman" w:hAnsi="Times New Roman"/>
+                <w:b/>
+                <w:bCs/>
+                <w:sz w:val="19"/>
+                <w:szCs w:val="19"/>
+              </w:rPr>
+              <w:t xml:space="preserve">Database operation</w:t>
+            </w:r>
+          </w:p>
+        </w:tc>
+        <w:tc>
+          <w:tcPr>
+            <w:tcW w:type="dxa" w:w="1100"/>
+            <w:tcBorders>
+              <w:top w:val="single" w:color="808080" w:sz="4"/>
+              <w:left w:val="single" w:color="808080" w:sz="4"/>
+              <w:bottom w:val="single" w:color="808080" w:sz="4"/>
+              <w:right w:val="single" w:color="808080" w:sz="4"/>
+            </w:tcBorders>
+            <w:shd w:fill="D9D9D9" w:color="auto" w:val="clear"/>
+            <w:tcMar>
+              <w:top w:type="dxa" w:w="40"/>
+              <w:left w:type="dxa" w:w="80"/>
+              <w:bottom w:type="dxa" w:w="40"/>
+              <w:right w:type="dxa" w:w="80"/>
+            </w:tcMar>
+            <w:vAlign w:val="top"/>
+          </w:tcPr>
+          <w:p>
+            <w:pPr>
+              <w:spacing w:after="0" w:before="0" w:line="240"/>
+              <w:jc w:val="left"/>
+            </w:pPr>
+            <w:r>
+              <w:rPr>
+                <w:rFonts w:ascii="Times New Roman" w:cs="Times New Roman" w:eastAsia="Times New Roman" w:hAnsi="Times New Roman"/>
+                <w:b/>
+                <w:bCs/>
+                <w:sz w:val="19"/>
+                <w:szCs w:val="19"/>
+              </w:rPr>
+              <w:t xml:space="preserve">Success</w:t>
+            </w:r>
+          </w:p>
+        </w:tc>
+        <w:tc>
+          <w:tcPr>
+            <w:tcW w:type="dxa" w:w="1476"/>
+            <w:tcBorders>
+              <w:top w:val="single" w:color="808080" w:sz="4"/>
+              <w:left w:val="single" w:color="808080" w:sz="4"/>
+              <w:bottom w:val="single" w:color="808080" w:sz="4"/>
+              <w:right w:val="single" w:color="808080" w:sz="4"/>
+            </w:tcBorders>
+            <w:shd w:fill="D9D9D9" w:color="auto" w:val="clear"/>
+            <w:tcMar>
+              <w:top w:type="dxa" w:w="40"/>
+              <w:left w:type="dxa" w:w="80"/>
+              <w:bottom w:type="dxa" w:w="40"/>
+              <w:right w:type="dxa" w:w="80"/>
+            </w:tcMar>
+            <w:vAlign w:val="top"/>
+          </w:tcPr>
+          <w:p>
+            <w:pPr>
+              <w:spacing w:after="0" w:before="0" w:line="240"/>
+              <w:jc w:val="left"/>
+            </w:pPr>
+            <w:r>
+              <w:rPr>
+                <w:rFonts w:ascii="Times New Roman" w:cs="Times New Roman" w:eastAsia="Times New Roman" w:hAnsi="Times New Roman"/>
+                <w:b/>
+                <w:bCs/>
+                <w:sz w:val="19"/>
+                <w:szCs w:val="19"/>
+              </w:rPr>
+              <w:t xml:space="preserve">Typical errors</w:t>
+            </w:r>
+          </w:p>
+        </w:tc>
+      </w:tr>
+      <w:tr>
+        <w:trPr>
+          <w:cantSplit/>
+        </w:trPr>
+        <w:tc>
+          <w:tcPr>
+            <w:tcW w:type="dxa" w:w="1150"/>
+            <w:tcBorders>
+              <w:top w:val="single" w:color="808080" w:sz="4"/>
+              <w:left w:val="single" w:color="808080" w:sz="4"/>
+              <w:bottom w:val="single" w:color="808080" w:sz="4"/>
+              <w:right w:val="single" w:color="808080" w:sz="4"/>
+            </w:tcBorders>
+            <w:tcMar>
+              <w:top w:type="dxa" w:w="40"/>
+              <w:left w:type="dxa" w:w="80"/>
+              <w:bottom w:type="dxa" w:w="40"/>
+              <w:right w:type="dxa" w:w="80"/>
+            </w:tcMar>
+            <w:vAlign w:val="top"/>
+          </w:tcPr>
+          <w:p>
+            <w:pPr>
+              <w:spacing w:after="0" w:before="0" w:line="240"/>
+              <w:jc w:val="left"/>
+            </w:pPr>
+            <w:r>
+              <w:rPr>
+                <w:rFonts w:ascii="Times New Roman" w:cs="Times New Roman" w:eastAsia="Times New Roman" w:hAnsi="Times New Roman"/>
+                <w:b/>
+                <w:bCs/>
+                <w:sz w:val="19"/>
+                <w:szCs w:val="19"/>
+              </w:rPr>
+              <w:t xml:space="preserve">Create</w:t>
+            </w:r>
+          </w:p>
+        </w:tc>
+        <w:tc>
+          <w:tcPr>
+            <w:tcW w:type="dxa" w:w="2600"/>
+            <w:tcBorders>
+              <w:top w:val="single" w:color="808080" w:sz="4"/>
+              <w:left w:val="single" w:color="808080" w:sz="4"/>
+              <w:bottom w:val="single" w:color="808080" w:sz="4"/>
+              <w:right w:val="single" w:color="808080" w:sz="4"/>
+            </w:tcBorders>
+            <w:tcMar>
+              <w:top w:type="dxa" w:w="40"/>
+              <w:left w:type="dxa" w:w="80"/>
+              <w:bottom w:type="dxa" w:w="40"/>
+              <w:right w:type="dxa" w:w="80"/>
+            </w:tcMar>
+            <w:vAlign w:val="top"/>
+          </w:tcPr>
+          <w:p>
+            <w:pPr>
+              <w:spacing w:after="0" w:before="0" w:line="240"/>
+              <w:jc w:val="left"/>
+            </w:pPr>
+            <w:r>
+              <w:rPr>
+                <w:rFonts w:ascii="Courier New" w:cs="Courier New" w:eastAsia="Courier New" w:hAnsi="Courier New"/>
+                <w:sz w:val="16"/>
+                <w:szCs w:val="16"/>
+              </w:rPr>
+              <w:t xml:space="preserve">POST /events</w:t>
+            </w:r>
+          </w:p>
+          <w:p>
+            <w:pPr>
+              <w:spacing w:after="0" w:before="0" w:line="240"/>
+              <w:jc w:val="left"/>
+            </w:pPr>
+            <w:r>
+              <w:rPr>
+                <w:rFonts w:ascii="Courier New" w:cs="Courier New" w:eastAsia="Courier New" w:hAnsi="Courier New"/>
+                <w:sz w:val="16"/>
+                <w:szCs w:val="16"/>
+              </w:rPr>
+              <w:t xml:space="preserve">POST /events/:id/registrations</w:t>
+            </w:r>
+          </w:p>
+        </w:tc>
+        <w:tc>
+          <w:tcPr>
+            <w:tcW w:type="dxa" w:w="2700"/>
+            <w:tcBorders>
+              <w:top w:val="single" w:color="808080" w:sz="4"/>
+              <w:left w:val="single" w:color="808080" w:sz="4"/>
+              <w:bottom w:val="single" w:color="808080" w:sz="4"/>
+              <w:right w:val="single" w:color="808080" w:sz="4"/>
+            </w:tcBorders>
+            <w:tcMar>
+              <w:top w:type="dxa" w:w="40"/>
+              <w:left w:type="dxa" w:w="80"/>
+              <w:bottom w:type="dxa" w:w="40"/>
+              <w:right w:type="dxa" w:w="80"/>
+            </w:tcMar>
+            <w:vAlign w:val="top"/>
+          </w:tcPr>
+          <w:p>
+            <w:pPr>
+              <w:spacing w:after="0" w:before="0" w:line="240"/>
+              <w:jc w:val="left"/>
+            </w:pPr>
+            <w:r>
+              <w:rPr>
+                <w:rFonts w:ascii="Courier New" w:cs="Courier New" w:eastAsia="Courier New" w:hAnsi="Courier New"/>
+                <w:sz w:val="16"/>
+                <w:szCs w:val="16"/>
+              </w:rPr>
+              <w:t xml:space="preserve">event.create</w:t>
+            </w:r>
+            <w:r>
+              <w:rPr>
+                <w:rFonts w:ascii="Times New Roman" w:cs="Times New Roman" w:eastAsia="Times New Roman" w:hAnsi="Times New Roman"/>
+                <w:sz w:val="19"/>
+                <w:szCs w:val="19"/>
+              </w:rPr>
+              <w:t xml:space="preserve"> (draft)</w:t>
+            </w:r>
+          </w:p>
+          <w:p>
+            <w:pPr>
+              <w:spacing w:after="0" w:before="0" w:line="240"/>
+              <w:jc w:val="left"/>
+            </w:pPr>
+            <w:r>
+              <w:rPr>
+                <w:rFonts w:ascii="Times New Roman" w:cs="Times New Roman" w:eastAsia="Times New Roman" w:hAnsi="Times New Roman"/>
+                <w:sz w:val="19"/>
+                <w:szCs w:val="19"/>
+              </w:rPr>
+              <w:t xml:space="preserve">INSERT inside a transaction that locks the event row</w:t>
+            </w:r>
+          </w:p>
+        </w:tc>
+        <w:tc>
+          <w:tcPr>
+            <w:tcW w:type="dxa" w:w="1100"/>
+            <w:tcBorders>
+              <w:top w:val="single" w:color="808080" w:sz="4"/>
+              <w:left w:val="single" w:color="808080" w:sz="4"/>
+              <w:bottom w:val="single" w:color="808080" w:sz="4"/>
+              <w:right w:val="single" w:color="808080" w:sz="4"/>
+            </w:tcBorders>
+            <w:tcMar>
+              <w:top w:type="dxa" w:w="40"/>
+              <w:left w:type="dxa" w:w="80"/>
+              <w:bottom w:type="dxa" w:w="40"/>
+              <w:right w:type="dxa" w:w="80"/>
+            </w:tcMar>
+            <w:vAlign w:val="top"/>
+          </w:tcPr>
+          <w:p>
+            <w:pPr>
+              <w:spacing w:after="0" w:before="0" w:line="240"/>
+              <w:jc w:val="left"/>
+            </w:pPr>
+            <w:r>
+              <w:rPr>
+                <w:rFonts w:ascii="Times New Roman" w:cs="Times New Roman" w:eastAsia="Times New Roman" w:hAnsi="Times New Roman"/>
+                <w:sz w:val="19"/>
+                <w:szCs w:val="19"/>
+              </w:rPr>
+              <w:t xml:space="preserve">201 + </w:t>
+            </w:r>
+            <w:r>
+              <w:rPr>
+                <w:rFonts w:ascii="Courier New" w:cs="Courier New" w:eastAsia="Courier New" w:hAnsi="Courier New"/>
+                <w:sz w:val="16"/>
+                <w:szCs w:val="16"/>
+              </w:rPr>
+              <w:t xml:space="preserve">Location</w:t>
+            </w:r>
+          </w:p>
+        </w:tc>
+        <w:tc>
+          <w:tcPr>
+            <w:tcW w:type="dxa" w:w="1476"/>
+            <w:tcBorders>
+              <w:top w:val="single" w:color="808080" w:sz="4"/>
+              <w:left w:val="single" w:color="808080" w:sz="4"/>
+              <w:bottom w:val="single" w:color="808080" w:sz="4"/>
+              <w:right w:val="single" w:color="808080" w:sz="4"/>
+            </w:tcBorders>
+            <w:tcMar>
+              <w:top w:type="dxa" w:w="40"/>
+              <w:left w:type="dxa" w:w="80"/>
+              <w:bottom w:type="dxa" w:w="40"/>
+              <w:right w:type="dxa" w:w="80"/>
+            </w:tcMar>
+            <w:vAlign w:val="top"/>
+          </w:tcPr>
+          <w:p>
+            <w:pPr>
+              <w:spacing w:after="0" w:before="0" w:line="240"/>
+              <w:jc w:val="left"/>
+            </w:pPr>
+            <w:r>
+              <w:rPr>
+                <w:rFonts w:ascii="Times New Roman" w:cs="Times New Roman" w:eastAsia="Times New Roman" w:hAnsi="Times New Roman"/>
+                <w:sz w:val="19"/>
+                <w:szCs w:val="19"/>
+              </w:rPr>
+              <w:t xml:space="preserve">400, 403, 409, 422</w:t>
+            </w:r>
+          </w:p>
+        </w:tc>
+      </w:tr>
+      <w:tr>
+        <w:trPr>
+          <w:cantSplit/>
+        </w:trPr>
+        <w:tc>
+          <w:tcPr>
+            <w:tcW w:type="dxa" w:w="1150"/>
+            <w:tcBorders>
+              <w:top w:val="single" w:color="808080" w:sz="4"/>
+              <w:left w:val="single" w:color="808080" w:sz="4"/>
+              <w:bottom w:val="single" w:color="808080" w:sz="4"/>
+              <w:right w:val="single" w:color="808080" w:sz="4"/>
+            </w:tcBorders>
+            <w:tcMar>
+              <w:top w:type="dxa" w:w="40"/>
+              <w:left w:type="dxa" w:w="80"/>
+              <w:bottom w:type="dxa" w:w="40"/>
+              <w:right w:type="dxa" w:w="80"/>
+            </w:tcMar>
+            <w:vAlign w:val="top"/>
+          </w:tcPr>
+          <w:p>
+            <w:pPr>
+              <w:spacing w:after="0" w:before="0" w:line="240"/>
+              <w:jc w:val="left"/>
+            </w:pPr>
+            <w:r>
+              <w:rPr>
+                <w:rFonts w:ascii="Times New Roman" w:cs="Times New Roman" w:eastAsia="Times New Roman" w:hAnsi="Times New Roman"/>
+                <w:b/>
+                <w:bCs/>
+                <w:sz w:val="19"/>
+                <w:szCs w:val="19"/>
+              </w:rPr>
+              <w:t xml:space="preserve">Read</w:t>
+            </w:r>
+          </w:p>
+        </w:tc>
+        <w:tc>
+          <w:tcPr>
+            <w:tcW w:type="dxa" w:w="2600"/>
+            <w:tcBorders>
+              <w:top w:val="single" w:color="808080" w:sz="4"/>
+              <w:left w:val="single" w:color="808080" w:sz="4"/>
+              <w:bottom w:val="single" w:color="808080" w:sz="4"/>
+              <w:right w:val="single" w:color="808080" w:sz="4"/>
+            </w:tcBorders>
+            <w:tcMar>
+              <w:top w:type="dxa" w:w="40"/>
+              <w:left w:type="dxa" w:w="80"/>
+              <w:bottom w:type="dxa" w:w="40"/>
+              <w:right w:type="dxa" w:w="80"/>
+            </w:tcMar>
+            <w:vAlign w:val="top"/>
+          </w:tcPr>
+          <w:p>
+            <w:pPr>
+              <w:spacing w:after="0" w:before="0" w:line="240"/>
+              <w:jc w:val="left"/>
+            </w:pPr>
+            <w:r>
+              <w:rPr>
+                <w:rFonts w:ascii="Courier New" w:cs="Courier New" w:eastAsia="Courier New" w:hAnsi="Courier New"/>
+                <w:sz w:val="16"/>
+                <w:szCs w:val="16"/>
+              </w:rPr>
+              <w:t xml:space="preserve">GET /events</w:t>
+            </w:r>
+            <w:r>
+              <w:rPr>
+                <w:rFonts w:ascii="Times New Roman" w:cs="Times New Roman" w:eastAsia="Times New Roman" w:hAnsi="Times New Roman"/>
+                <w:sz w:val="19"/>
+                <w:szCs w:val="19"/>
+              </w:rPr>
+              <w:t xml:space="preserve">, </w:t>
+            </w:r>
+            <w:r>
+              <w:rPr>
+                <w:rFonts w:ascii="Courier New" w:cs="Courier New" w:eastAsia="Courier New" w:hAnsi="Courier New"/>
+                <w:sz w:val="16"/>
+                <w:szCs w:val="16"/>
+              </w:rPr>
+              <w:t xml:space="preserve">GET /events/:id</w:t>
+            </w:r>
+          </w:p>
+          <w:p>
+            <w:pPr>
+              <w:spacing w:after="0" w:before="0" w:line="240"/>
+              <w:jc w:val="left"/>
+            </w:pPr>
+            <w:r>
+              <w:rPr>
+                <w:rFonts w:ascii="Courier New" w:cs="Courier New" w:eastAsia="Courier New" w:hAnsi="Courier New"/>
+                <w:sz w:val="16"/>
+                <w:szCs w:val="16"/>
+              </w:rPr>
+              <w:t xml:space="preserve">GET /me/registrations</w:t>
+            </w:r>
+          </w:p>
+        </w:tc>
+        <w:tc>
+          <w:tcPr>
+            <w:tcW w:type="dxa" w:w="2700"/>
+            <w:tcBorders>
+              <w:top w:val="single" w:color="808080" w:sz="4"/>
+              <w:left w:val="single" w:color="808080" w:sz="4"/>
+              <w:bottom w:val="single" w:color="808080" w:sz="4"/>
+              <w:right w:val="single" w:color="808080" w:sz="4"/>
+            </w:tcBorders>
+            <w:tcMar>
+              <w:top w:type="dxa" w:w="40"/>
+              <w:left w:type="dxa" w:w="80"/>
+              <w:bottom w:type="dxa" w:w="40"/>
+              <w:right w:type="dxa" w:w="80"/>
+            </w:tcMar>
+            <w:vAlign w:val="top"/>
+          </w:tcPr>
+          <w:p>
+            <w:pPr>
+              <w:spacing w:after="0" w:before="0" w:line="240"/>
+              <w:jc w:val="left"/>
+            </w:pPr>
+            <w:r>
+              <w:rPr>
+                <w:rFonts w:ascii="Courier New" w:cs="Courier New" w:eastAsia="Courier New" w:hAnsi="Courier New"/>
+                <w:sz w:val="16"/>
+                <w:szCs w:val="16"/>
+              </w:rPr>
+              <w:t xml:space="preserve">findMany</w:t>
+            </w:r>
+            <w:r>
+              <w:rPr>
+                <w:rFonts w:ascii="Times New Roman" w:cs="Times New Roman" w:eastAsia="Times New Roman" w:hAnsi="Times New Roman"/>
+                <w:sz w:val="19"/>
+                <w:szCs w:val="19"/>
+              </w:rPr>
+              <w:t xml:space="preserve"> with a cursor</w:t>
+            </w:r>
+          </w:p>
+          <w:p>
+            <w:pPr>
+              <w:spacing w:after="0" w:before="0" w:line="240"/>
+              <w:jc w:val="left"/>
+            </w:pPr>
+            <w:r>
+              <w:rPr>
+                <w:rFonts w:ascii="Courier New" w:cs="Courier New" w:eastAsia="Courier New" w:hAnsi="Courier New"/>
+                <w:sz w:val="16"/>
+                <w:szCs w:val="16"/>
+              </w:rPr>
+              <w:t xml:space="preserve">findUnique</w:t>
+            </w:r>
+            <w:r>
+              <w:rPr>
+                <w:rFonts w:ascii="Times New Roman" w:cs="Times New Roman" w:eastAsia="Times New Roman" w:hAnsi="Times New Roman"/>
+                <w:sz w:val="19"/>
+                <w:szCs w:val="19"/>
+              </w:rPr>
+              <w:t xml:space="preserve"> / </w:t>
+            </w:r>
+            <w:r>
+              <w:rPr>
+                <w:rFonts w:ascii="Courier New" w:cs="Courier New" w:eastAsia="Courier New" w:hAnsi="Courier New"/>
+                <w:sz w:val="16"/>
+                <w:szCs w:val="16"/>
+              </w:rPr>
+              <w:t xml:space="preserve">include</w:t>
+            </w:r>
+            <w:r>
+              <w:rPr>
+                <w:rFonts w:ascii="Times New Roman" w:cs="Times New Roman" w:eastAsia="Times New Roman" w:hAnsi="Times New Roman"/>
+                <w:sz w:val="19"/>
+                <w:szCs w:val="19"/>
+              </w:rPr>
+              <w:t xml:space="preserve"> for related data</w:t>
+            </w:r>
+          </w:p>
+        </w:tc>
+        <w:tc>
+          <w:tcPr>
+            <w:tcW w:type="dxa" w:w="1100"/>
+            <w:tcBorders>
+              <w:top w:val="single" w:color="808080" w:sz="4"/>
+              <w:left w:val="single" w:color="808080" w:sz="4"/>
+              <w:bottom w:val="single" w:color="808080" w:sz="4"/>
+              <w:right w:val="single" w:color="808080" w:sz="4"/>
+            </w:tcBorders>
+            <w:tcMar>
+              <w:top w:type="dxa" w:w="40"/>
+              <w:left w:type="dxa" w:w="80"/>
+              <w:bottom w:type="dxa" w:w="40"/>
+              <w:right w:type="dxa" w:w="80"/>
+            </w:tcMar>
+            <w:vAlign w:val="top"/>
+          </w:tcPr>
+          <w:p>
+            <w:pPr>
+              <w:spacing w:after="0" w:before="0" w:line="240"/>
+              <w:jc w:val="left"/>
+            </w:pPr>
+            <w:r>
+              <w:rPr>
+                <w:rFonts w:ascii="Times New Roman" w:cs="Times New Roman" w:eastAsia="Times New Roman" w:hAnsi="Times New Roman"/>
+                <w:sz w:val="19"/>
+                <w:szCs w:val="19"/>
+              </w:rPr>
+              <w:t xml:space="preserve">200</w:t>
+            </w:r>
+          </w:p>
+        </w:tc>
+        <w:tc>
+          <w:tcPr>
+            <w:tcW w:type="dxa" w:w="1476"/>
+            <w:tcBorders>
+              <w:top w:val="single" w:color="808080" w:sz="4"/>
+              <w:left w:val="single" w:color="808080" w:sz="4"/>
+              <w:bottom w:val="single" w:color="808080" w:sz="4"/>
+              <w:right w:val="single" w:color="808080" w:sz="4"/>
+            </w:tcBorders>
+            <w:tcMar>
+              <w:top w:type="dxa" w:w="40"/>
+              <w:left w:type="dxa" w:w="80"/>
+              <w:bottom w:type="dxa" w:w="40"/>
+              <w:right w:type="dxa" w:w="80"/>
+            </w:tcMar>
+            <w:vAlign w:val="top"/>
+          </w:tcPr>
+          <w:p>
+            <w:pPr>
+              <w:spacing w:after="0" w:before="0" w:line="240"/>
+              <w:jc w:val="left"/>
+            </w:pPr>
+            <w:r>
+              <w:rPr>
+                <w:rFonts w:ascii="Times New Roman" w:cs="Times New Roman" w:eastAsia="Times New Roman" w:hAnsi="Times New Roman"/>
+                <w:sz w:val="19"/>
+                <w:szCs w:val="19"/>
+              </w:rPr>
+              <w:t xml:space="preserve">400, 404</w:t>
+            </w:r>
+          </w:p>
+        </w:tc>
+      </w:tr>
+      <w:tr>
+        <w:trPr>
+          <w:cantSplit/>
+        </w:trPr>
+        <w:tc>
+          <w:tcPr>
+            <w:tcW w:type="dxa" w:w="1150"/>
+            <w:tcBorders>
+              <w:top w:val="single" w:color="808080" w:sz="4"/>
+              <w:left w:val="single" w:color="808080" w:sz="4"/>
+              <w:bottom w:val="single" w:color="808080" w:sz="4"/>
+              <w:right w:val="single" w:color="808080" w:sz="4"/>
+            </w:tcBorders>
+            <w:tcMar>
+              <w:top w:type="dxa" w:w="40"/>
+              <w:left w:type="dxa" w:w="80"/>
+              <w:bottom w:type="dxa" w:w="40"/>
+              <w:right w:type="dxa" w:w="80"/>
+            </w:tcMar>
+            <w:vAlign w:val="top"/>
+          </w:tcPr>
+          <w:p>
+            <w:pPr>
+              <w:spacing w:after="0" w:before="0" w:line="240"/>
+              <w:jc w:val="left"/>
+            </w:pPr>
+            <w:r>
+              <w:rPr>
+                <w:rFonts w:ascii="Times New Roman" w:cs="Times New Roman" w:eastAsia="Times New Roman" w:hAnsi="Times New Roman"/>
+                <w:b/>
+                <w:bCs/>
+                <w:sz w:val="19"/>
+                <w:szCs w:val="19"/>
+              </w:rPr>
+              <w:t xml:space="preserve">Update</w:t>
+            </w:r>
+          </w:p>
+        </w:tc>
+        <w:tc>
+          <w:tcPr>
+            <w:tcW w:type="dxa" w:w="2600"/>
+            <w:tcBorders>
+              <w:top w:val="single" w:color="808080" w:sz="4"/>
+              <w:left w:val="single" w:color="808080" w:sz="4"/>
+              <w:bottom w:val="single" w:color="808080" w:sz="4"/>
+              <w:right w:val="single" w:color="808080" w:sz="4"/>
+            </w:tcBorders>
+            <w:tcMar>
+              <w:top w:type="dxa" w:w="40"/>
+              <w:left w:type="dxa" w:w="80"/>
+              <w:bottom w:type="dxa" w:w="40"/>
+              <w:right w:type="dxa" w:w="80"/>
+            </w:tcMar>
+            <w:vAlign w:val="top"/>
+          </w:tcPr>
+          <w:p>
+            <w:pPr>
+              <w:spacing w:after="0" w:before="0" w:line="240"/>
+              <w:jc w:val="left"/>
+            </w:pPr>
+            <w:r>
+              <w:rPr>
+                <w:rFonts w:ascii="Courier New" w:cs="Courier New" w:eastAsia="Courier New" w:hAnsi="Courier New"/>
+                <w:sz w:val="16"/>
+                <w:szCs w:val="16"/>
+              </w:rPr>
+              <w:t xml:space="preserve">PATCH /events/:id</w:t>
+            </w:r>
+          </w:p>
+          <w:p>
+            <w:pPr>
+              <w:spacing w:after="0" w:before="0" w:line="240"/>
+              <w:jc w:val="left"/>
+            </w:pPr>
+            <w:r>
+              <w:rPr>
+                <w:rFonts w:ascii="Courier New" w:cs="Courier New" w:eastAsia="Courier New" w:hAnsi="Courier New"/>
+                <w:sz w:val="16"/>
+                <w:szCs w:val="16"/>
+              </w:rPr>
+              <w:t xml:space="preserve">PATCH /registrations/:id</w:t>
+            </w:r>
+          </w:p>
+        </w:tc>
+        <w:tc>
+          <w:tcPr>
+            <w:tcW w:type="dxa" w:w="2700"/>
+            <w:tcBorders>
+              <w:top w:val="single" w:color="808080" w:sz="4"/>
+              <w:left w:val="single" w:color="808080" w:sz="4"/>
+              <w:bottom w:val="single" w:color="808080" w:sz="4"/>
+              <w:right w:val="single" w:color="808080" w:sz="4"/>
+            </w:tcBorders>
+            <w:tcMar>
+              <w:top w:type="dxa" w:w="40"/>
+              <w:left w:type="dxa" w:w="80"/>
+              <w:bottom w:type="dxa" w:w="40"/>
+              <w:right w:type="dxa" w:w="80"/>
+            </w:tcMar>
+            <w:vAlign w:val="top"/>
+          </w:tcPr>
+          <w:p>
+            <w:pPr>
+              <w:spacing w:after="0" w:before="0" w:line="240"/>
+              <w:jc w:val="left"/>
+            </w:pPr>
+            <w:r>
+              <w:rPr>
+                <w:rFonts w:ascii="Courier New" w:cs="Courier New" w:eastAsia="Courier New" w:hAnsi="Courier New"/>
+                <w:sz w:val="16"/>
+                <w:szCs w:val="16"/>
+              </w:rPr>
+              <w:t xml:space="preserve">event.update</w:t>
+            </w:r>
+            <w:r>
+              <w:rPr>
+                <w:rFonts w:ascii="Times New Roman" w:cs="Times New Roman" w:eastAsia="Times New Roman" w:hAnsi="Times New Roman"/>
+                <w:sz w:val="19"/>
+                <w:szCs w:val="19"/>
+              </w:rPr>
+              <w:t xml:space="preserve"> (edit, publish, cancel)</w:t>
+            </w:r>
+          </w:p>
+          <w:p>
+            <w:pPr>
+              <w:spacing w:after="0" w:before="0" w:line="240"/>
+              <w:jc w:val="left"/>
+            </w:pPr>
+            <w:r>
+              <w:rPr>
+                <w:rFonts w:ascii="Courier New" w:cs="Courier New" w:eastAsia="Courier New" w:hAnsi="Courier New"/>
+                <w:sz w:val="16"/>
+                <w:szCs w:val="16"/>
+              </w:rPr>
+              <w:t xml:space="preserve">updateMany</w:t>
+            </w:r>
+            <w:r>
+              <w:rPr>
+                <w:rFonts w:ascii="Times New Roman" w:cs="Times New Roman" w:eastAsia="Times New Roman" w:hAnsi="Times New Roman"/>
+                <w:sz w:val="19"/>
+                <w:szCs w:val="19"/>
+              </w:rPr>
+              <w:t xml:space="preserve"> for an idempotent check-in</w:t>
+            </w:r>
+          </w:p>
+        </w:tc>
+        <w:tc>
+          <w:tcPr>
+            <w:tcW w:type="dxa" w:w="1100"/>
+            <w:tcBorders>
+              <w:top w:val="single" w:color="808080" w:sz="4"/>
+              <w:left w:val="single" w:color="808080" w:sz="4"/>
+              <w:bottom w:val="single" w:color="808080" w:sz="4"/>
+              <w:right w:val="single" w:color="808080" w:sz="4"/>
+            </w:tcBorders>
+            <w:tcMar>
+              <w:top w:type="dxa" w:w="40"/>
+              <w:left w:type="dxa" w:w="80"/>
+              <w:bottom w:type="dxa" w:w="40"/>
+              <w:right w:type="dxa" w:w="80"/>
+            </w:tcMar>
+            <w:vAlign w:val="top"/>
+          </w:tcPr>
+          <w:p>
+            <w:pPr>
+              <w:spacing w:after="0" w:before="0" w:line="240"/>
+              <w:jc w:val="left"/>
+            </w:pPr>
+            <w:r>
+              <w:rPr>
+                <w:rFonts w:ascii="Times New Roman" w:cs="Times New Roman" w:eastAsia="Times New Roman" w:hAnsi="Times New Roman"/>
+                <w:sz w:val="19"/>
+                <w:szCs w:val="19"/>
+              </w:rPr>
+              <w:t xml:space="preserve">200</w:t>
+            </w:r>
+          </w:p>
+        </w:tc>
+        <w:tc>
+          <w:tcPr>
+            <w:tcW w:type="dxa" w:w="1476"/>
+            <w:tcBorders>
+              <w:top w:val="single" w:color="808080" w:sz="4"/>
+              <w:left w:val="single" w:color="808080" w:sz="4"/>
+              <w:bottom w:val="single" w:color="808080" w:sz="4"/>
+              <w:right w:val="single" w:color="808080" w:sz="4"/>
+            </w:tcBorders>
+            <w:tcMar>
+              <w:top w:type="dxa" w:w="40"/>
+              <w:left w:type="dxa" w:w="80"/>
+              <w:bottom w:type="dxa" w:w="40"/>
+              <w:right w:type="dxa" w:w="80"/>
+            </w:tcMar>
+            <w:vAlign w:val="top"/>
+          </w:tcPr>
+          <w:p>
+            <w:pPr>
+              <w:spacing w:after="0" w:before="0" w:line="240"/>
+              <w:jc w:val="left"/>
+            </w:pPr>
+            <w:r>
+              <w:rPr>
+                <w:rFonts w:ascii="Times New Roman" w:cs="Times New Roman" w:eastAsia="Times New Roman" w:hAnsi="Times New Roman"/>
+                <w:sz w:val="19"/>
+                <w:szCs w:val="19"/>
+              </w:rPr>
+              <w:t xml:space="preserve">400, 403, 409</w:t>
+            </w:r>
+          </w:p>
+        </w:tc>
+      </w:tr>
+      <w:tr>
+        <w:trPr>
+          <w:cantSplit/>
+        </w:trPr>
+        <w:tc>
+          <w:tcPr>
+            <w:tcW w:type="dxa" w:w="1150"/>
+            <w:tcBorders>
+              <w:top w:val="single" w:color="808080" w:sz="4"/>
+              <w:left w:val="single" w:color="808080" w:sz="4"/>
+              <w:bottom w:val="single" w:color="808080" w:sz="4"/>
+              <w:right w:val="single" w:color="808080" w:sz="4"/>
+            </w:tcBorders>
+            <w:tcMar>
+              <w:top w:type="dxa" w:w="40"/>
+              <w:left w:type="dxa" w:w="80"/>
+              <w:bottom w:type="dxa" w:w="40"/>
+              <w:right w:type="dxa" w:w="80"/>
+            </w:tcMar>
+            <w:vAlign w:val="top"/>
+          </w:tcPr>
+          <w:p>
+            <w:pPr>
+              <w:spacing w:after="0" w:before="0" w:line="240"/>
+              <w:jc w:val="left"/>
+            </w:pPr>
+            <w:r>
+              <w:rPr>
+                <w:rFonts w:ascii="Times New Roman" w:cs="Times New Roman" w:eastAsia="Times New Roman" w:hAnsi="Times New Roman"/>
+                <w:b/>
+                <w:bCs/>
+                <w:sz w:val="19"/>
+                <w:szCs w:val="19"/>
+              </w:rPr>
+              <w:t xml:space="preserve">Delete</w:t>
+            </w:r>
+          </w:p>
+        </w:tc>
+        <w:tc>
+          <w:tcPr>
+            <w:tcW w:type="dxa" w:w="2600"/>
+            <w:tcBorders>
+              <w:top w:val="single" w:color="808080" w:sz="4"/>
+              <w:left w:val="single" w:color="808080" w:sz="4"/>
+              <w:bottom w:val="single" w:color="808080" w:sz="4"/>
+              <w:right w:val="single" w:color="808080" w:sz="4"/>
+            </w:tcBorders>
+            <w:tcMar>
+              <w:top w:type="dxa" w:w="40"/>
+              <w:left w:type="dxa" w:w="80"/>
+              <w:bottom w:type="dxa" w:w="40"/>
+              <w:right w:type="dxa" w:w="80"/>
+            </w:tcMar>
+            <w:vAlign w:val="top"/>
+          </w:tcPr>
+          <w:p>
+            <w:pPr>
+              <w:spacing w:after="0" w:before="0" w:line="240"/>
+              <w:jc w:val="left"/>
+            </w:pPr>
+            <w:r>
+              <w:rPr>
+                <w:rFonts w:ascii="Courier New" w:cs="Courier New" w:eastAsia="Courier New" w:hAnsi="Courier New"/>
+                <w:sz w:val="16"/>
+                <w:szCs w:val="16"/>
+              </w:rPr>
+              <w:t xml:space="preserve">DELETE /events/:id</w:t>
+            </w:r>
+          </w:p>
+          <w:p>
+            <w:pPr>
+              <w:spacing w:after="0" w:before="0" w:line="240"/>
+              <w:jc w:val="left"/>
+            </w:pPr>
+            <w:r>
+              <w:rPr>
+                <w:rFonts w:ascii="Courier New" w:cs="Courier New" w:eastAsia="Courier New" w:hAnsi="Courier New"/>
+                <w:sz w:val="16"/>
+                <w:szCs w:val="16"/>
+              </w:rPr>
+              <w:t xml:space="preserve">DELETE /registrations/:id</w:t>
+            </w:r>
+          </w:p>
+        </w:tc>
+        <w:tc>
+          <w:tcPr>
+            <w:tcW w:type="dxa" w:w="2700"/>
+            <w:tcBorders>
+              <w:top w:val="single" w:color="808080" w:sz="4"/>
+              <w:left w:val="single" w:color="808080" w:sz="4"/>
+              <w:bottom w:val="single" w:color="808080" w:sz="4"/>
+              <w:right w:val="single" w:color="808080" w:sz="4"/>
+            </w:tcBorders>
+            <w:tcMar>
+              <w:top w:type="dxa" w:w="40"/>
+              <w:left w:type="dxa" w:w="80"/>
+              <w:bottom w:type="dxa" w:w="40"/>
+              <w:right w:type="dxa" w:w="80"/>
+            </w:tcMar>
+            <w:vAlign w:val="top"/>
+          </w:tcPr>
+          <w:p>
+            <w:pPr>
+              <w:spacing w:after="0" w:before="0" w:line="240"/>
+              <w:jc w:val="left"/>
+            </w:pPr>
+            <w:r>
+              <w:rPr>
+                <w:rFonts w:ascii="Courier New" w:cs="Courier New" w:eastAsia="Courier New" w:hAnsi="Courier New"/>
+                <w:sz w:val="16"/>
+                <w:szCs w:val="16"/>
+              </w:rPr>
+              <w:t xml:space="preserve">event.delete</w:t>
+            </w:r>
+            <w:r>
+              <w:rPr>
+                <w:rFonts w:ascii="Times New Roman" w:cs="Times New Roman" w:eastAsia="Times New Roman" w:hAnsi="Times New Roman"/>
+                <w:sz w:val="19"/>
+                <w:szCs w:val="19"/>
+              </w:rPr>
+              <w:t xml:space="preserve"> (drafts only)</w:t>
+            </w:r>
+          </w:p>
+          <w:p>
+            <w:pPr>
+              <w:spacing w:after="0" w:before="0" w:line="240"/>
+              <w:jc w:val="left"/>
+            </w:pPr>
+            <w:r>
+              <w:rPr>
+                <w:rFonts w:ascii="Times New Roman" w:cs="Times New Roman" w:eastAsia="Times New Roman" w:hAnsi="Times New Roman"/>
+                <w:sz w:val="19"/>
+                <w:szCs w:val="19"/>
+              </w:rPr>
+              <w:t xml:space="preserve">Status set to CANCELLED (soft delete) plus promotion</w:t>
+            </w:r>
+          </w:p>
+        </w:tc>
+        <w:tc>
+          <w:tcPr>
+            <w:tcW w:type="dxa" w:w="1100"/>
+            <w:tcBorders>
+              <w:top w:val="single" w:color="808080" w:sz="4"/>
+              <w:left w:val="single" w:color="808080" w:sz="4"/>
+              <w:bottom w:val="single" w:color="808080" w:sz="4"/>
+              <w:right w:val="single" w:color="808080" w:sz="4"/>
+            </w:tcBorders>
+            <w:tcMar>
+              <w:top w:type="dxa" w:w="40"/>
+              <w:left w:type="dxa" w:w="80"/>
+              <w:bottom w:type="dxa" w:w="40"/>
+              <w:right w:type="dxa" w:w="80"/>
+            </w:tcMar>
+            <w:vAlign w:val="top"/>
+          </w:tcPr>
+          <w:p>
+            <w:pPr>
+              <w:spacing w:after="0" w:before="0" w:line="240"/>
+              <w:jc w:val="left"/>
+            </w:pPr>
+            <w:r>
+              <w:rPr>
+                <w:rFonts w:ascii="Times New Roman" w:cs="Times New Roman" w:eastAsia="Times New Roman" w:hAnsi="Times New Roman"/>
+                <w:sz w:val="19"/>
+                <w:szCs w:val="19"/>
+              </w:rPr>
+              <w:t xml:space="preserve">204</w:t>
+            </w:r>
+          </w:p>
+          <w:p>
+            <w:pPr>
+              <w:spacing w:after="0" w:before="0" w:line="240"/>
+              <w:jc w:val="left"/>
+            </w:pPr>
+            <w:r>
+              <w:rPr>
+                <w:rFonts w:ascii="Times New Roman" w:cs="Times New Roman" w:eastAsia="Times New Roman" w:hAnsi="Times New Roman"/>
+                <w:sz w:val="19"/>
+                <w:szCs w:val="19"/>
+              </w:rPr>
+              <w:t xml:space="preserve">200</w:t>
+            </w:r>
+          </w:p>
+        </w:tc>
+        <w:tc>
+          <w:tcPr>
+            <w:tcW w:type="dxa" w:w="1476"/>
+            <w:tcBorders>
+              <w:top w:val="single" w:color="808080" w:sz="4"/>
+              <w:left w:val="single" w:color="808080" w:sz="4"/>
+              <w:bottom w:val="single" w:color="808080" w:sz="4"/>
+              <w:right w:val="single" w:color="808080" w:sz="4"/>
+            </w:tcBorders>
+            <w:tcMar>
+              <w:top w:type="dxa" w:w="40"/>
+              <w:left w:type="dxa" w:w="80"/>
+              <w:bottom w:type="dxa" w:w="40"/>
+              <w:right w:type="dxa" w:w="80"/>
+            </w:tcMar>
+            <w:vAlign w:val="top"/>
+          </w:tcPr>
+          <w:p>
+            <w:pPr>
+              <w:spacing w:after="0" w:before="0" w:line="240"/>
+              <w:jc w:val="left"/>
+            </w:pPr>
+            <w:r>
+              <w:rPr>
+                <w:rFonts w:ascii="Times New Roman" w:cs="Times New Roman" w:eastAsia="Times New Roman" w:hAnsi="Times New Roman"/>
+                <w:sz w:val="19"/>
+                <w:szCs w:val="19"/>
+              </w:rPr>
+              <w:t xml:space="preserve">404, 409</w:t>
+            </w:r>
+          </w:p>
+        </w:tc>
+      </w:tr>
+    </w:tbl>
+    <w:p>
+      <w:pPr>
+        <w:spacing w:after="160" w:before="0" w:line="240"/>
+      </w:pPr>
+    </w:p>
+    <w:p>
+      <w:pPr>
+        <w:spacing w:after="120" w:before="0" w:line="360"/>
+        <w:jc w:val="both"/>
+      </w:pPr>
+      <w:r>
+        <w:rPr>
+          <w:rFonts w:ascii="Times New Roman" w:cs="Times New Roman" w:eastAsia="Times New Roman" w:hAnsi="Times New Roman"/>
+        </w:rPr>
+        <w:t xml:space="preserve">Deleting a registration is a </w:t>
+      </w:r>
+      <w:r>
+        <w:rPr>
+          <w:rFonts w:ascii="Times New Roman" w:cs="Times New Roman" w:eastAsia="Times New Roman" w:hAnsi="Times New Roman"/>
+          <w:i/>
+          <w:iCs/>
+        </w:rPr>
+        <w:t xml:space="preserve">soft</w:t>
+      </w:r>
+      <w:r>
+        <w:rPr>
+          <w:rFonts w:ascii="Times New Roman" w:cs="Times New Roman" w:eastAsia="Times New Roman" w:hAnsi="Times New Roman"/>
+        </w:rPr>
+        <w:t xml:space="preserve"> delete. The row is kept with status CANCELLED, so the history stays available for analytics, and the partial unique index ignores cancelled rows, so the student may register again. The response is 200 with a body rather than 204, because the client needs to know who was promoted into the freed seat.</w:t>
+      </w:r>
+    </w:p>
+    <w:p>
+      <w:pPr>
+        <w:spacing w:after="120" w:before="0" w:line="360"/>
+        <w:jc w:val="both"/>
+      </w:pPr>
+      <w:r>
+        <w:rPr>
+          <w:rFonts w:ascii="Times New Roman" w:cs="Times New Roman" w:eastAsia="Times New Roman" w:hAnsi="Times New Roman"/>
+          <w:b/>
+          <w:bCs/>
+        </w:rPr>
+        <w:t xml:space="preserve">Why validation runs on both the client and the server.</w:t>
+      </w:r>
+      <w:r>
+        <w:rPr>
+          <w:rFonts w:ascii="Times New Roman" w:cs="Times New Roman" w:eastAsia="Times New Roman" w:hAnsi="Times New Roman"/>
+        </w:rPr>
+        <w:t xml:space="preserve"> The same input is checked in three places, each for a different reason:</w:t>
       </w:r>
     </w:p>
     <w:p>
@@ -22210,27 +25695,13 @@
           <w:b/>
           <w:bCs/>
         </w:rPr>
-        <w:t xml:space="preserve">Automated component and hook tests (27).</w:t>
-      </w:r>
-      <w:r>
-        <w:rPr>
-          <w:rFonts w:ascii="Times New Roman" w:cs="Times New Roman" w:eastAsia="Times New Roman" w:hAnsi="Times New Roman"/>
-        </w:rPr>
-        <w:t xml:space="preserve"> Vitest runs them with React Testing Library in a jsdom browser environment. The </w:t>
-      </w:r>
-      <w:r>
-        <w:rPr>
-          <w:rFonts w:ascii="Courier New" w:cs="Courier New" w:eastAsia="Courier New" w:hAnsi="Courier New"/>
-          <w:sz w:val="20"/>
-          <w:szCs w:val="20"/>
-        </w:rPr>
-        <w:t xml:space="preserve">services/</w:t>
-      </w:r>
-      <w:r>
-        <w:rPr>
-          <w:rFonts w:ascii="Times New Roman" w:cs="Times New Roman" w:eastAsia="Times New Roman" w:hAnsi="Times New Roman"/>
-        </w:rPr>
-        <w:t xml:space="preserve"> modules are mocked, so each test checks one React behaviour in isolation: forms, cache updates, routing, error handling and rendering performance.</w:t>
+        <w:t xml:space="preserve">In the browser:</w:t>
+      </w:r>
+      <w:r>
+        <w:rPr>
+          <w:rFonts w:ascii="Times New Roman" w:cs="Times New Roman" w:eastAsia="Times New Roman" w:hAnsi="Times New Roman"/>
+        </w:rPr>
+        <w:t xml:space="preserve"> React Hook Form checks required fields, lengths and cross-field rules (the end must come after the start; the capacity must fit the venue) before any request is sent. The user gets instant feedback and no request is wasted.</w:t>
       </w:r>
     </w:p>
     <w:p>
@@ -22249,13 +25720,55 @@
           <w:b/>
           <w:bCs/>
         </w:rPr>
-        <w:t xml:space="preserve">Integration through the real API.</w:t>
-      </w:r>
-      <w:r>
-        <w:rPr>
-          <w:rFonts w:ascii="Times New Roman" w:cs="Times New Roman" w:eastAsia="Times New Roman" w:hAnsi="Times New Roman"/>
-        </w:rPr>
-        <w:t xml:space="preserve"> The Back-End report’s Supertest tests call the same endpoints that the client calls, against PostgreSQL and MongoDB.</w:t>
+        <w:t xml:space="preserve">On the server:</w:t>
+      </w:r>
+      <w:r>
+        <w:rPr>
+          <w:rFonts w:ascii="Times New Roman" w:cs="Times New Roman" w:eastAsia="Times New Roman" w:hAnsi="Times New Roman"/>
+        </w:rPr>
+        <w:t xml:space="preserve"> the browser is under the user’s control, and anyone can bypass the form with </w:t>
+      </w:r>
+      <w:r>
+        <w:rPr>
+          <w:rFonts w:ascii="Courier New" w:cs="Courier New" w:eastAsia="Courier New" w:hAnsi="Courier New"/>
+          <w:sz w:val="20"/>
+          <w:szCs w:val="20"/>
+        </w:rPr>
+        <w:t xml:space="preserve">curl</w:t>
+      </w:r>
+      <w:r>
+        <w:rPr>
+          <w:rFonts w:ascii="Times New Roman" w:cs="Times New Roman" w:eastAsia="Times New Roman" w:hAnsi="Times New Roman"/>
+        </w:rPr>
+        <w:t xml:space="preserve"> or the browser’s developer tools. The API therefore validates every request again with express-validator. It answers 400 with a list of the invalid fields (live check API-03: </w:t>
+      </w:r>
+      <w:r>
+        <w:rPr>
+          <w:rFonts w:ascii="Courier New" w:cs="Courier New" w:eastAsia="Courier New" w:hAnsi="Courier New"/>
+          <w:sz w:val="20"/>
+          <w:szCs w:val="20"/>
+        </w:rPr>
+        <w:t xml:space="preserve">title</w:t>
+      </w:r>
+      <w:r>
+        <w:rPr>
+          <w:rFonts w:ascii="Times New Roman" w:cs="Times New Roman" w:eastAsia="Times New Roman" w:hAnsi="Times New Roman"/>
+        </w:rPr>
+        <w:t xml:space="preserve"> and </w:t>
+      </w:r>
+      <w:r>
+        <w:rPr>
+          <w:rFonts w:ascii="Courier New" w:cs="Courier New" w:eastAsia="Courier New" w:hAnsi="Courier New"/>
+          <w:sz w:val="20"/>
+          <w:szCs w:val="20"/>
+        </w:rPr>
+        <w:t xml:space="preserve">capacity</w:t>
+      </w:r>
+      <w:r>
+        <w:rPr>
+          <w:rFonts w:ascii="Times New Roman" w:cs="Times New Roman" w:eastAsia="Times New Roman" w:hAnsi="Times New Roman"/>
+        </w:rPr>
+        <w:t xml:space="preserve">), drops fields a client may not set (mass assignment), and applies the business rules (409 or 422).</w:t>
       </w:r>
     </w:p>
     <w:p>
@@ -22274,6 +25787,161 @@
           <w:b/>
           <w:bCs/>
         </w:rPr>
+        <w:t xml:space="preserve">In the database:</w:t>
+      </w:r>
+      <w:r>
+        <w:rPr>
+          <w:rFonts w:ascii="Times New Roman" w:cs="Times New Roman" w:eastAsia="Times New Roman" w:hAnsi="Times New Roman"/>
+        </w:rPr>
+        <w:t xml:space="preserve"> CHECK, UNIQUE and FOREIGN KEY constraints protect the rules that must never break, such as </w:t>
+      </w:r>
+      <w:r>
+        <w:rPr>
+          <w:rFonts w:ascii="Courier New" w:cs="Courier New" w:eastAsia="Courier New" w:hAnsi="Courier New"/>
+          <w:sz w:val="20"/>
+          <w:szCs w:val="20"/>
+        </w:rPr>
+        <w:t xml:space="preserve">confirmed_count &lt;= capacity</w:t>
+      </w:r>
+      <w:r>
+        <w:rPr>
+          <w:rFonts w:ascii="Times New Roman" w:cs="Times New Roman" w:eastAsia="Times New Roman" w:hAnsi="Times New Roman"/>
+        </w:rPr>
+        <w:t xml:space="preserve">, even if a bug ever slips past the code above.</w:t>
+      </w:r>
+    </w:p>
+    <w:p>
+      <w:pPr>
+        <w:spacing w:after="60" w:before="0" w:line="120"/>
+      </w:pPr>
+    </w:p>
+    <w:p>
+      <w:pPr>
+        <w:spacing w:after="120" w:before="0" w:line="360"/>
+        <w:jc w:val="both"/>
+      </w:pPr>
+      <w:r>
+        <w:rPr>
+          <w:rFonts w:ascii="Times New Roman" w:cs="Times New Roman" w:eastAsia="Times New Roman" w:hAnsi="Times New Roman"/>
+        </w:rPr>
+        <w:t xml:space="preserve">In short, client-side validation makes the form pleasant to use, while server-side and database validation make the system safe.</w:t>
+      </w:r>
+    </w:p>
+    <w:p>
+      <w:pPr>
+        <w:pStyle w:val="Heading1"/>
+        <w:pageBreakBefore/>
+      </w:pPr>
+      <w:r>
+        <w:rPr>
+          <w:rFonts w:ascii="Times New Roman" w:cs="Times New Roman" w:eastAsia="Times New Roman" w:hAnsi="Times New Roman"/>
+        </w:rPr>
+        <w:t xml:space="preserve">Chapter III – Results</w:t>
+      </w:r>
+    </w:p>
+    <w:p>
+      <w:pPr>
+        <w:pStyle w:val="Heading2"/>
+      </w:pPr>
+      <w:r>
+        <w:rPr>
+          <w:rFonts w:ascii="Times New Roman" w:cs="Times New Roman" w:eastAsia="Times New Roman" w:hAnsi="Times New Roman"/>
+        </w:rPr>
+        <w:t xml:space="preserve">3.1 Testing Approach</w:t>
+      </w:r>
+    </w:p>
+    <w:p>
+      <w:pPr>
+        <w:spacing w:after="120" w:before="0" w:line="360"/>
+        <w:jc w:val="both"/>
+      </w:pPr>
+      <w:r>
+        <w:rPr>
+          <w:rFonts w:ascii="Times New Roman" w:cs="Times New Roman" w:eastAsia="Times New Roman" w:hAnsi="Times New Roman"/>
+        </w:rPr>
+        <w:t xml:space="preserve">The client was tested at three levels:</w:t>
+      </w:r>
+    </w:p>
+    <w:p>
+      <w:pPr>
+        <w:pStyle w:val="ListParagraph"/>
+        <w:numPr>
+          <w:ilvl w:val="0"/>
+          <w:numId w:val="2"/>
+        </w:numPr>
+        <w:spacing w:after="80" w:before="0" w:line="340"/>
+        <w:jc w:val="both"/>
+      </w:pPr>
+      <w:r>
+        <w:rPr>
+          <w:rFonts w:ascii="Times New Roman" w:cs="Times New Roman" w:eastAsia="Times New Roman" w:hAnsi="Times New Roman"/>
+          <w:b/>
+          <w:bCs/>
+        </w:rPr>
+        <w:t xml:space="preserve">Automated component and hook tests (27).</w:t>
+      </w:r>
+      <w:r>
+        <w:rPr>
+          <w:rFonts w:ascii="Times New Roman" w:cs="Times New Roman" w:eastAsia="Times New Roman" w:hAnsi="Times New Roman"/>
+        </w:rPr>
+        <w:t xml:space="preserve"> Vitest runs them with React Testing Library in a jsdom browser environment. The </w:t>
+      </w:r>
+      <w:r>
+        <w:rPr>
+          <w:rFonts w:ascii="Courier New" w:cs="Courier New" w:eastAsia="Courier New" w:hAnsi="Courier New"/>
+          <w:sz w:val="20"/>
+          <w:szCs w:val="20"/>
+        </w:rPr>
+        <w:t xml:space="preserve">services/</w:t>
+      </w:r>
+      <w:r>
+        <w:rPr>
+          <w:rFonts w:ascii="Times New Roman" w:cs="Times New Roman" w:eastAsia="Times New Roman" w:hAnsi="Times New Roman"/>
+        </w:rPr>
+        <w:t xml:space="preserve"> modules are mocked, so each test checks one React behaviour in isolation: forms, cache updates, routing, error handling and rendering performance.</w:t>
+      </w:r>
+    </w:p>
+    <w:p>
+      <w:pPr>
+        <w:pStyle w:val="ListParagraph"/>
+        <w:numPr>
+          <w:ilvl w:val="0"/>
+          <w:numId w:val="2"/>
+        </w:numPr>
+        <w:spacing w:after="80" w:before="0" w:line="340"/>
+        <w:jc w:val="both"/>
+      </w:pPr>
+      <w:r>
+        <w:rPr>
+          <w:rFonts w:ascii="Times New Roman" w:cs="Times New Roman" w:eastAsia="Times New Roman" w:hAnsi="Times New Roman"/>
+          <w:b/>
+          <w:bCs/>
+        </w:rPr>
+        <w:t xml:space="preserve">Integration through the real API.</w:t>
+      </w:r>
+      <w:r>
+        <w:rPr>
+          <w:rFonts w:ascii="Times New Roman" w:cs="Times New Roman" w:eastAsia="Times New Roman" w:hAnsi="Times New Roman"/>
+        </w:rPr>
+        <w:t xml:space="preserve"> The Back-End report’s Supertest tests call the same endpoints that the client calls, against PostgreSQL and MongoDB.</w:t>
+      </w:r>
+    </w:p>
+    <w:p>
+      <w:pPr>
+        <w:pStyle w:val="ListParagraph"/>
+        <w:numPr>
+          <w:ilvl w:val="0"/>
+          <w:numId w:val="2"/>
+        </w:numPr>
+        <w:spacing w:after="80" w:before="0" w:line="340"/>
+        <w:jc w:val="both"/>
+      </w:pPr>
+      <w:r>
+        <w:rPr>
+          <w:rFonts w:ascii="Times New Roman" w:cs="Times New Roman" w:eastAsia="Times New Roman" w:hAnsi="Times New Roman"/>
+          <w:b/>
+          <w:bCs/>
+        </w:rPr>
         <w:t xml:space="preserve">End-to-end evidence.</w:t>
       </w:r>
       <w:r>
@@ -22281,6 +25949,45 @@
           <w:rFonts w:ascii="Times New Roman" w:cs="Times New Roman" w:eastAsia="Times New Roman" w:hAnsi="Times New Roman"/>
         </w:rPr>
         <w:t xml:space="preserve"> Screenshots of the running application, captured with headless Chrome against the real API and databases, show each feature working (FS-E01 to FS-E13 in Appendix A).</w:t>
+      </w:r>
+    </w:p>
+    <w:p>
+      <w:pPr>
+        <w:pStyle w:val="ListParagraph"/>
+        <w:numPr>
+          <w:ilvl w:val="0"/>
+          <w:numId w:val="2"/>
+        </w:numPr>
+        <w:spacing w:after="80" w:before="0" w:line="340"/>
+        <w:jc w:val="both"/>
+      </w:pPr>
+      <w:r>
+        <w:rPr>
+          <w:rFonts w:ascii="Times New Roman" w:cs="Times New Roman" w:eastAsia="Times New Roman" w:hAnsi="Times New Roman"/>
+          <w:b/>
+          <w:bCs/>
+        </w:rPr>
+        <w:t xml:space="preserve">Live API checks (14).</w:t>
+      </w:r>
+      <w:r>
+        <w:rPr>
+          <w:rFonts w:ascii="Times New Roman" w:cs="Times New Roman" w:eastAsia="Times New Roman" w:hAnsi="Times New Roman"/>
+        </w:rPr>
+        <w:t xml:space="preserve"> </w:t>
+      </w:r>
+      <w:r>
+        <w:rPr>
+          <w:rFonts w:ascii="Courier New" w:cs="Courier New" w:eastAsia="Courier New" w:hAnsi="Courier New"/>
+          <w:sz w:val="20"/>
+          <w:szCs w:val="20"/>
+        </w:rPr>
+        <w:t xml:space="preserve">npm run test:api</w:t>
+      </w:r>
+      <w:r>
+        <w:rPr>
+          <w:rFonts w:ascii="Times New Roman" w:cs="Times New Roman" w:eastAsia="Times New Roman" w:hAnsi="Times New Roman"/>
+        </w:rPr>
+        <w:t xml:space="preserve"> sends one real request for every CRUD operation and error case to the running API and records the actual result (Section 3.4).</w:t>
       </w:r>
     </w:p>
     <w:p>
@@ -24176,7 +27883,7 @@
           <wp:inline distT="0" distB="0" distL="0" distR="0">
             <wp:extent cx="5334000" cy="1466850"/>
             <wp:effectExtent t="0" r="0" b="0" l="0"/>
-            <wp:docPr id="20" name=""/>
+            <wp:docPr id="21" name=""/>
             <wp:cNvGraphicFramePr>
               <a:graphicFrameLocks xmlns:a="http://schemas.openxmlformats.org/drawingml/2006/main" noChangeAspect="1"/>
             </wp:cNvGraphicFramePr>
@@ -24246,7 +27953,7 @@
         <w:rPr>
           <w:rFonts w:ascii="Times New Roman" w:cs="Times New Roman" w:eastAsia="Times New Roman" w:hAnsi="Times New Roman"/>
         </w:rPr>
-        <w:t xml:space="preserve">The screenshots below were taken from the running application, connected to the real API and databases.</w:t>
+        <w:t xml:space="preserve">The screenshots below were taken from the running application, connected to the real API and databases. Figure 3.2 shows one create, update and delete through the user interface; each is a single REST request (Section 2.6).</w:t>
       </w:r>
     </w:p>
     <w:p>
@@ -24258,9 +27965,9 @@
       <w:r>
         <w:drawing>
           <wp:inline distT="0" distB="0" distL="0" distR="0">
-            <wp:extent cx="5143500" cy="3457575"/>
+            <wp:extent cx="5715000" cy="4143375"/>
             <wp:effectExtent t="0" r="0" b="0" l="0"/>
-            <wp:docPr id="21" name=""/>
+            <wp:docPr id="22" name=""/>
             <wp:cNvGraphicFramePr>
               <a:graphicFrameLocks xmlns:a="http://schemas.openxmlformats.org/drawingml/2006/main" noChangeAspect="1"/>
             </wp:cNvGraphicFramePr>
@@ -24283,7 +27990,7 @@
                   <pic:spPr bwMode="auto">
                     <a:xfrm>
                       <a:off x="0" y="0"/>
-                      <a:ext cx="5143500" cy="3457575"/>
+                      <a:ext cx="5715000" cy="4143375"/>
                     </a:xfrm>
                     <a:prstGeom prst="rect">
                       <a:avLst/>
@@ -24318,7 +28025,7 @@
           <w:sz w:val="20"/>
           <w:szCs w:val="20"/>
         </w:rPr>
-        <w:t xml:space="preserve">Catalogue with live seat meters, filters and infinite scroll (FS-E01)</w:t>
+        <w:t xml:space="preserve">Create, update and delete through the user interface, each backed by one REST request</w:t>
       </w:r>
     </w:p>
     <w:p>
@@ -24332,7 +28039,7 @@
           <wp:inline distT="0" distB="0" distL="0" distR="0">
             <wp:extent cx="5143500" cy="3457575"/>
             <wp:effectExtent t="0" r="0" b="0" l="0"/>
-            <wp:docPr id="22" name=""/>
+            <wp:docPr id="23" name=""/>
             <wp:cNvGraphicFramePr>
               <a:graphicFrameLocks xmlns:a="http://schemas.openxmlformats.org/drawingml/2006/main" noChangeAspect="1"/>
             </wp:cNvGraphicFramePr>
@@ -24390,7 +28097,7 @@
           <w:sz w:val="20"/>
           <w:szCs w:val="20"/>
         </w:rPr>
-        <w:t xml:space="preserve">Registering for a full event: the server’s waitlist position is shown in a toast, and the MongoDB activity feed updates (FS-E04)</w:t>
+        <w:t xml:space="preserve">Catalogue with live seat meters, filters and infinite scroll (FS-E01)</w:t>
       </w:r>
     </w:p>
     <w:p>
@@ -24404,7 +28111,7 @@
           <wp:inline distT="0" distB="0" distL="0" distR="0">
             <wp:extent cx="5143500" cy="3457575"/>
             <wp:effectExtent t="0" r="0" b="0" l="0"/>
-            <wp:docPr id="23" name=""/>
+            <wp:docPr id="24" name=""/>
             <wp:cNvGraphicFramePr>
               <a:graphicFrameLocks xmlns:a="http://schemas.openxmlformats.org/drawingml/2006/main" noChangeAspect="1"/>
             </wp:cNvGraphicFramePr>
@@ -24462,7 +28169,7 @@
           <w:sz w:val="20"/>
           <w:szCs w:val="20"/>
         </w:rPr>
-        <w:t xml:space="preserve">“My passes”: nested include data (registration → event → club, venue) with waitlist positions (FS-E05)</w:t>
+        <w:t xml:space="preserve">Registering for a full event: the server’s waitlist position is shown in a toast, and the MongoDB activity feed updates (FS-E04)</w:t>
       </w:r>
     </w:p>
     <w:p>
@@ -24474,9 +28181,9 @@
       <w:r>
         <w:drawing>
           <wp:inline distT="0" distB="0" distL="0" distR="0">
-            <wp:extent cx="4476750" cy="4029075"/>
+            <wp:extent cx="5143500" cy="3457575"/>
             <wp:effectExtent t="0" r="0" b="0" l="0"/>
-            <wp:docPr id="24" name=""/>
+            <wp:docPr id="25" name=""/>
             <wp:cNvGraphicFramePr>
               <a:graphicFrameLocks xmlns:a="http://schemas.openxmlformats.org/drawingml/2006/main" noChangeAspect="1"/>
             </wp:cNvGraphicFramePr>
@@ -24499,7 +28206,7 @@
                   <pic:spPr bwMode="auto">
                     <a:xfrm>
                       <a:off x="0" y="0"/>
-                      <a:ext cx="4476750" cy="4029075"/>
+                      <a:ext cx="5143500" cy="3457575"/>
                     </a:xfrm>
                     <a:prstGeom prst="rect">
                       <a:avLst/>
@@ -24534,7 +28241,7 @@
           <w:sz w:val="20"/>
           <w:szCs w:val="20"/>
         </w:rPr>
-        <w:t xml:space="preserve">Event editor: React Hook Form validation, including cross-field rules (FS-E08)</w:t>
+        <w:t xml:space="preserve">“My passes”: nested include data (registration → event → club, venue) with waitlist positions (FS-E05)</w:t>
       </w:r>
     </w:p>
     <w:p>
@@ -24546,9 +28253,9 @@
       <w:r>
         <w:drawing>
           <wp:inline distT="0" distB="0" distL="0" distR="0">
-            <wp:extent cx="5143500" cy="3457575"/>
+            <wp:extent cx="4476750" cy="4029075"/>
             <wp:effectExtent t="0" r="0" b="0" l="0"/>
-            <wp:docPr id="25" name=""/>
+            <wp:docPr id="26" name=""/>
             <wp:cNvGraphicFramePr>
               <a:graphicFrameLocks xmlns:a="http://schemas.openxmlformats.org/drawingml/2006/main" noChangeAspect="1"/>
             </wp:cNvGraphicFramePr>
@@ -24571,7 +28278,7 @@
                   <pic:spPr bwMode="auto">
                     <a:xfrm>
                       <a:off x="0" y="0"/>
-                      <a:ext cx="5143500" cy="3457575"/>
+                      <a:ext cx="4476750" cy="4029075"/>
                     </a:xfrm>
                     <a:prstGeom prst="rect">
                       <a:avLst/>
@@ -24606,7 +28313,7 @@
           <w:sz w:val="20"/>
           <w:szCs w:val="20"/>
         </w:rPr>
-        <w:t xml:space="preserve">Organiser attendee list filtered by a JSONB answer, with offset pagination (FS-E09)</w:t>
+        <w:t xml:space="preserve">Event editor: React Hook Form validation, including cross-field rules (FS-E08)</w:t>
       </w:r>
     </w:p>
     <w:p>
@@ -24620,7 +28327,7 @@
           <wp:inline distT="0" distB="0" distL="0" distR="0">
             <wp:extent cx="5143500" cy="3457575"/>
             <wp:effectExtent t="0" r="0" b="0" l="0"/>
-            <wp:docPr id="26" name=""/>
+            <wp:docPr id="27" name=""/>
             <wp:cNvGraphicFramePr>
               <a:graphicFrameLocks xmlns:a="http://schemas.openxmlformats.org/drawingml/2006/main" noChangeAspect="1"/>
             </wp:cNvGraphicFramePr>
@@ -24678,7 +28385,7 @@
           <w:sz w:val="20"/>
           <w:szCs w:val="20"/>
         </w:rPr>
-        <w:t xml:space="preserve">A crashing chart is contained by its own error boundary; the rest of the page keeps working (FS-E11)</w:t>
+        <w:t xml:space="preserve">Organiser attendee list filtered by a JSONB answer, with offset pagination (FS-E09)</w:t>
       </w:r>
     </w:p>
     <w:p>
@@ -24690,9 +28397,9 @@
       <w:r>
         <w:drawing>
           <wp:inline distT="0" distB="0" distL="0" distR="0">
-            <wp:extent cx="2095500" cy="4533900"/>
+            <wp:extent cx="5143500" cy="3457575"/>
             <wp:effectExtent t="0" r="0" b="0" l="0"/>
-            <wp:docPr id="27" name=""/>
+            <wp:docPr id="28" name=""/>
             <wp:cNvGraphicFramePr>
               <a:graphicFrameLocks xmlns:a="http://schemas.openxmlformats.org/drawingml/2006/main" noChangeAspect="1"/>
             </wp:cNvGraphicFramePr>
@@ -24715,7 +28422,7 @@
                   <pic:spPr bwMode="auto">
                     <a:xfrm>
                       <a:off x="0" y="0"/>
-                      <a:ext cx="2095500" cy="4533900"/>
+                      <a:ext cx="5143500" cy="3457575"/>
                     </a:xfrm>
                     <a:prstGeom prst="rect">
                       <a:avLst/>
@@ -24727,15 +28434,44 @@
           </wp:inline>
         </w:drawing>
       </w:r>
-      <w:r>
-        <w:t xml:space="preserve">    </w:t>
-      </w:r>
+    </w:p>
+    <w:p>
+      <w:pPr>
+        <w:keepNext w:val="false"/>
+        <w:spacing w:after="200" w:before="60" w:line="260"/>
+        <w:jc w:val="center"/>
+      </w:pPr>
+      <w:r>
+        <w:rPr>
+          <w:rFonts w:ascii="Times New Roman" w:cs="Times New Roman" w:eastAsia="Times New Roman" w:hAnsi="Times New Roman"/>
+          <w:b/>
+          <w:bCs/>
+          <w:sz w:val="20"/>
+          <w:szCs w:val="20"/>
+        </w:rPr>
+        <w:t xml:space="preserve">Figure 3.8: </w:t>
+      </w:r>
+      <w:r>
+        <w:rPr>
+          <w:rFonts w:ascii="Times New Roman" w:cs="Times New Roman" w:eastAsia="Times New Roman" w:hAnsi="Times New Roman"/>
+          <w:sz w:val="20"/>
+          <w:szCs w:val="20"/>
+        </w:rPr>
+        <w:t xml:space="preserve">A crashing chart is contained by its own error boundary; the rest of the page keeps working (FS-E11)</w:t>
+      </w:r>
+    </w:p>
+    <w:p>
+      <w:pPr>
+        <w:keepNext/>
+        <w:spacing w:after="0" w:before="120" w:line="240"/>
+        <w:jc w:val="center"/>
+      </w:pPr>
       <w:r>
         <w:drawing>
           <wp:inline distT="0" distB="0" distL="0" distR="0">
             <wp:extent cx="2095500" cy="4533900"/>
             <wp:effectExtent t="0" r="0" b="0" l="0"/>
-            <wp:docPr id="28" name=""/>
+            <wp:docPr id="29" name=""/>
             <wp:cNvGraphicFramePr>
               <a:graphicFrameLocks xmlns:a="http://schemas.openxmlformats.org/drawingml/2006/main" noChangeAspect="1"/>
             </wp:cNvGraphicFramePr>
@@ -24770,6 +28506,49 @@
           </wp:inline>
         </w:drawing>
       </w:r>
+      <w:r>
+        <w:t xml:space="preserve">    </w:t>
+      </w:r>
+      <w:r>
+        <w:drawing>
+          <wp:inline distT="0" distB="0" distL="0" distR="0">
+            <wp:extent cx="2095500" cy="4533900"/>
+            <wp:effectExtent t="0" r="0" b="0" l="0"/>
+            <wp:docPr id="30" name=""/>
+            <wp:cNvGraphicFramePr>
+              <a:graphicFrameLocks xmlns:a="http://schemas.openxmlformats.org/drawingml/2006/main" noChangeAspect="1"/>
+            </wp:cNvGraphicFramePr>
+            <a:graphic xmlns:a="http://schemas.openxmlformats.org/drawingml/2006/main">
+              <a:graphicData uri="http://schemas.openxmlformats.org/drawingml/2006/picture">
+                <pic:pic xmlns:pic="http://schemas.openxmlformats.org/drawingml/2006/picture">
+                  <pic:nvPicPr>
+                    <pic:cNvPr id="0" name="" descr=""/>
+                    <pic:cNvPicPr>
+                      <a:picLocks noChangeAspect="1" noChangeArrowheads="1"/>
+                    </pic:cNvPicPr>
+                  </pic:nvPicPr>
+                  <pic:blipFill>
+                    <a:blip r:embed="rId22" cstate="none"/>
+                    <a:srcRect/>
+                    <a:stretch>
+                      <a:fillRect/>
+                    </a:stretch>
+                  </pic:blipFill>
+                  <pic:spPr bwMode="auto">
+                    <a:xfrm>
+                      <a:off x="0" y="0"/>
+                      <a:ext cx="2095500" cy="4533900"/>
+                    </a:xfrm>
+                    <a:prstGeom prst="rect">
+                      <a:avLst/>
+                    </a:prstGeom>
+                  </pic:spPr>
+                </pic:pic>
+              </a:graphicData>
+            </a:graphic>
+          </wp:inline>
+        </w:drawing>
+      </w:r>
     </w:p>
     <w:p>
       <w:pPr>
@@ -24785,7 +28564,7 @@
           <w:sz w:val="20"/>
           <w:szCs w:val="20"/>
         </w:rPr>
-        <w:t xml:space="preserve">Figure 3.8: </w:t>
+        <w:t xml:space="preserve">Figure 3.9: </w:t>
       </w:r>
       <w:r>
         <w:rPr>
@@ -24804,7 +28583,3114 @@
         <w:rPr>
           <w:rFonts w:ascii="Times New Roman" w:cs="Times New Roman" w:eastAsia="Times New Roman" w:hAnsi="Times New Roman"/>
         </w:rPr>
-        <w:t xml:space="preserve">3.4 Discussion</w:t>
+        <w:t xml:space="preserve">3.4 Live API Test Cases</w:t>
+      </w:r>
+    </w:p>
+    <w:p>
+      <w:pPr>
+        <w:spacing w:after="120" w:before="0" w:line="360"/>
+        <w:jc w:val="both"/>
+      </w:pPr>
+      <w:r>
+        <w:rPr>
+          <w:rFonts w:ascii="Times New Roman" w:cs="Times New Roman" w:eastAsia="Times New Roman" w:hAnsi="Times New Roman"/>
+        </w:rPr>
+        <w:t xml:space="preserve">Besides the automated suites, 14 real HTTP requests were sent to the running API on 27 October 2026 with </w:t>
+      </w:r>
+      <w:r>
+        <w:rPr>
+          <w:rFonts w:ascii="Courier New" w:cs="Courier New" w:eastAsia="Courier New" w:hAnsi="Courier New"/>
+          <w:sz w:val="20"/>
+          <w:szCs w:val="20"/>
+        </w:rPr>
+        <w:t xml:space="preserve">npm run test:api</w:t>
+      </w:r>
+      <w:r>
+        <w:rPr>
+          <w:rFonts w:ascii="Times New Roman" w:cs="Times New Roman" w:eastAsia="Times New Roman" w:hAnsi="Times New Roman"/>
+        </w:rPr>
+        <w:t xml:space="preserve">, which records each expected and actual result (raw output in </w:t>
+      </w:r>
+      <w:r>
+        <w:rPr>
+          <w:rFonts w:ascii="Courier New" w:cs="Courier New" w:eastAsia="Courier New" w:hAnsi="Courier New"/>
+          <w:sz w:val="20"/>
+          <w:szCs w:val="20"/>
+        </w:rPr>
+        <w:t xml:space="preserve">docs/test-results/api-checks.txt</w:t>
+      </w:r>
+      <w:r>
+        <w:rPr>
+          <w:rFonts w:ascii="Times New Roman" w:cs="Times New Roman" w:eastAsia="Times New Roman" w:hAnsi="Times New Roman"/>
+        </w:rPr>
+        <w:t xml:space="preserve">). They cover every CRUD operation and the main error cases. </w:t>
+      </w:r>
+      <w:r>
+        <w:rPr>
+          <w:rFonts w:ascii="Times New Roman" w:cs="Times New Roman" w:eastAsia="Times New Roman" w:hAnsi="Times New Roman"/>
+          <w:b/>
+          <w:bCs/>
+        </w:rPr>
+        <w:t xml:space="preserve">14 of 14 behaved as expected</w:t>
+      </w:r>
+      <w:r>
+        <w:rPr>
+          <w:rFonts w:ascii="Times New Roman" w:cs="Times New Roman" w:eastAsia="Times New Roman" w:hAnsi="Times New Roman"/>
+        </w:rPr>
+        <w:t xml:space="preserve"> (Table 3.2).</w:t>
+      </w:r>
+    </w:p>
+    <w:p>
+      <w:pPr>
+        <w:keepNext/>
+        <w:spacing w:after="80" w:before="160" w:line="260"/>
+        <w:jc w:val="center"/>
+      </w:pPr>
+      <w:r>
+        <w:rPr>
+          <w:rFonts w:ascii="Times New Roman" w:cs="Times New Roman" w:eastAsia="Times New Roman" w:hAnsi="Times New Roman"/>
+          <w:b/>
+          <w:bCs/>
+          <w:sz w:val="20"/>
+          <w:szCs w:val="20"/>
+        </w:rPr>
+        <w:t xml:space="preserve">Table 3.2: </w:t>
+      </w:r>
+      <w:r>
+        <w:rPr>
+          <w:rFonts w:ascii="Times New Roman" w:cs="Times New Roman" w:eastAsia="Times New Roman" w:hAnsi="Times New Roman"/>
+          <w:sz w:val="20"/>
+          <w:szCs w:val="20"/>
+        </w:rPr>
+        <w:t xml:space="preserve">Live API test cases: expected and actual results (paths relative to </w:t>
+      </w:r>
+      <w:r>
+        <w:rPr>
+          <w:rFonts w:ascii="Courier New" w:cs="Courier New" w:eastAsia="Courier New" w:hAnsi="Courier New"/>
+          <w:sz w:val="17"/>
+          <w:szCs w:val="17"/>
+        </w:rPr>
+        <w:t xml:space="preserve">/api/v1</w:t>
+      </w:r>
+      <w:r>
+        <w:rPr>
+          <w:rFonts w:ascii="Times New Roman" w:cs="Times New Roman" w:eastAsia="Times New Roman" w:hAnsi="Times New Roman"/>
+          <w:sz w:val="20"/>
+          <w:szCs w:val="20"/>
+        </w:rPr>
+        <w:t xml:space="preserve">)</w:t>
+      </w:r>
+    </w:p>
+    <w:tbl>
+      <w:tblPr>
+        <w:tblW w:type="dxa" w:w="9026"/>
+        <w:tblBorders>
+          <w:top w:val="single" w:color="auto" w:sz="4"/>
+          <w:left w:val="single" w:color="auto" w:sz="4"/>
+          <w:bottom w:val="single" w:color="auto" w:sz="4"/>
+          <w:right w:val="single" w:color="auto" w:sz="4"/>
+          <w:insideH w:val="single" w:color="auto" w:sz="4"/>
+          <w:insideV w:val="single" w:color="auto" w:sz="4"/>
+        </w:tblBorders>
+        <w:tblLayout w:type="fixed"/>
+      </w:tblPr>
+      <w:tblGrid>
+        <w:gridCol w:w="760"/>
+        <w:gridCol w:w="1180"/>
+        <w:gridCol w:w="2260"/>
+        <w:gridCol w:w="1960"/>
+        <w:gridCol w:w="2166"/>
+        <w:gridCol w:w="700"/>
+      </w:tblGrid>
+      <w:tr>
+        <w:trPr>
+          <w:cantSplit/>
+          <w:tblHeader/>
+        </w:trPr>
+        <w:tc>
+          <w:tcPr>
+            <w:tcW w:type="dxa" w:w="760"/>
+            <w:tcBorders>
+              <w:top w:val="single" w:color="808080" w:sz="4"/>
+              <w:left w:val="single" w:color="808080" w:sz="4"/>
+              <w:bottom w:val="single" w:color="808080" w:sz="4"/>
+              <w:right w:val="single" w:color="808080" w:sz="4"/>
+            </w:tcBorders>
+            <w:shd w:fill="D9D9D9" w:color="auto" w:val="clear"/>
+            <w:tcMar>
+              <w:top w:type="dxa" w:w="40"/>
+              <w:left w:type="dxa" w:w="80"/>
+              <w:bottom w:type="dxa" w:w="40"/>
+              <w:right w:type="dxa" w:w="80"/>
+            </w:tcMar>
+            <w:vAlign w:val="top"/>
+          </w:tcPr>
+          <w:p>
+            <w:pPr>
+              <w:spacing w:after="0" w:before="0" w:line="240"/>
+              <w:jc w:val="left"/>
+            </w:pPr>
+            <w:r>
+              <w:rPr>
+                <w:rFonts w:ascii="Times New Roman" w:cs="Times New Roman" w:eastAsia="Times New Roman" w:hAnsi="Times New Roman"/>
+                <w:b/>
+                <w:bCs/>
+                <w:sz w:val="17"/>
+                <w:szCs w:val="17"/>
+              </w:rPr>
+              <w:t xml:space="preserve">Test</w:t>
+            </w:r>
+          </w:p>
+        </w:tc>
+        <w:tc>
+          <w:tcPr>
+            <w:tcW w:type="dxa" w:w="1180"/>
+            <w:tcBorders>
+              <w:top w:val="single" w:color="808080" w:sz="4"/>
+              <w:left w:val="single" w:color="808080" w:sz="4"/>
+              <w:bottom w:val="single" w:color="808080" w:sz="4"/>
+              <w:right w:val="single" w:color="808080" w:sz="4"/>
+            </w:tcBorders>
+            <w:shd w:fill="D9D9D9" w:color="auto" w:val="clear"/>
+            <w:tcMar>
+              <w:top w:type="dxa" w:w="40"/>
+              <w:left w:type="dxa" w:w="80"/>
+              <w:bottom w:type="dxa" w:w="40"/>
+              <w:right w:type="dxa" w:w="80"/>
+            </w:tcMar>
+            <w:vAlign w:val="top"/>
+          </w:tcPr>
+          <w:p>
+            <w:pPr>
+              <w:spacing w:after="0" w:before="0" w:line="240"/>
+              <w:jc w:val="left"/>
+            </w:pPr>
+            <w:r>
+              <w:rPr>
+                <w:rFonts w:ascii="Times New Roman" w:cs="Times New Roman" w:eastAsia="Times New Roman" w:hAnsi="Times New Roman"/>
+                <w:b/>
+                <w:bCs/>
+                <w:sz w:val="17"/>
+                <w:szCs w:val="17"/>
+              </w:rPr>
+              <w:t xml:space="preserve">Operation</w:t>
+            </w:r>
+          </w:p>
+        </w:tc>
+        <w:tc>
+          <w:tcPr>
+            <w:tcW w:type="dxa" w:w="2260"/>
+            <w:tcBorders>
+              <w:top w:val="single" w:color="808080" w:sz="4"/>
+              <w:left w:val="single" w:color="808080" w:sz="4"/>
+              <w:bottom w:val="single" w:color="808080" w:sz="4"/>
+              <w:right w:val="single" w:color="808080" w:sz="4"/>
+            </w:tcBorders>
+            <w:shd w:fill="D9D9D9" w:color="auto" w:val="clear"/>
+            <w:tcMar>
+              <w:top w:type="dxa" w:w="40"/>
+              <w:left w:type="dxa" w:w="80"/>
+              <w:bottom w:type="dxa" w:w="40"/>
+              <w:right w:type="dxa" w:w="80"/>
+            </w:tcMar>
+            <w:vAlign w:val="top"/>
+          </w:tcPr>
+          <w:p>
+            <w:pPr>
+              <w:spacing w:after="0" w:before="0" w:line="240"/>
+              <w:jc w:val="left"/>
+            </w:pPr>
+            <w:r>
+              <w:rPr>
+                <w:rFonts w:ascii="Times New Roman" w:cs="Times New Roman" w:eastAsia="Times New Roman" w:hAnsi="Times New Roman"/>
+                <w:b/>
+                <w:bCs/>
+                <w:sz w:val="17"/>
+                <w:szCs w:val="17"/>
+              </w:rPr>
+              <w:t xml:space="preserve">Request</w:t>
+            </w:r>
+          </w:p>
+        </w:tc>
+        <w:tc>
+          <w:tcPr>
+            <w:tcW w:type="dxa" w:w="1960"/>
+            <w:tcBorders>
+              <w:top w:val="single" w:color="808080" w:sz="4"/>
+              <w:left w:val="single" w:color="808080" w:sz="4"/>
+              <w:bottom w:val="single" w:color="808080" w:sz="4"/>
+              <w:right w:val="single" w:color="808080" w:sz="4"/>
+            </w:tcBorders>
+            <w:shd w:fill="D9D9D9" w:color="auto" w:val="clear"/>
+            <w:tcMar>
+              <w:top w:type="dxa" w:w="40"/>
+              <w:left w:type="dxa" w:w="80"/>
+              <w:bottom w:type="dxa" w:w="40"/>
+              <w:right w:type="dxa" w:w="80"/>
+            </w:tcMar>
+            <w:vAlign w:val="top"/>
+          </w:tcPr>
+          <w:p>
+            <w:pPr>
+              <w:spacing w:after="0" w:before="0" w:line="240"/>
+              <w:jc w:val="left"/>
+            </w:pPr>
+            <w:r>
+              <w:rPr>
+                <w:rFonts w:ascii="Times New Roman" w:cs="Times New Roman" w:eastAsia="Times New Roman" w:hAnsi="Times New Roman"/>
+                <w:b/>
+                <w:bCs/>
+                <w:sz w:val="17"/>
+                <w:szCs w:val="17"/>
+              </w:rPr>
+              <w:t xml:space="preserve">Expected</w:t>
+            </w:r>
+          </w:p>
+        </w:tc>
+        <w:tc>
+          <w:tcPr>
+            <w:tcW w:type="dxa" w:w="2166"/>
+            <w:tcBorders>
+              <w:top w:val="single" w:color="808080" w:sz="4"/>
+              <w:left w:val="single" w:color="808080" w:sz="4"/>
+              <w:bottom w:val="single" w:color="808080" w:sz="4"/>
+              <w:right w:val="single" w:color="808080" w:sz="4"/>
+            </w:tcBorders>
+            <w:shd w:fill="D9D9D9" w:color="auto" w:val="clear"/>
+            <w:tcMar>
+              <w:top w:type="dxa" w:w="40"/>
+              <w:left w:type="dxa" w:w="80"/>
+              <w:bottom w:type="dxa" w:w="40"/>
+              <w:right w:type="dxa" w:w="80"/>
+            </w:tcMar>
+            <w:vAlign w:val="top"/>
+          </w:tcPr>
+          <w:p>
+            <w:pPr>
+              <w:spacing w:after="0" w:before="0" w:line="240"/>
+              <w:jc w:val="left"/>
+            </w:pPr>
+            <w:r>
+              <w:rPr>
+                <w:rFonts w:ascii="Times New Roman" w:cs="Times New Roman" w:eastAsia="Times New Roman" w:hAnsi="Times New Roman"/>
+                <w:b/>
+                <w:bCs/>
+                <w:sz w:val="17"/>
+                <w:szCs w:val="17"/>
+              </w:rPr>
+              <w:t xml:space="preserve">Actual</w:t>
+            </w:r>
+          </w:p>
+        </w:tc>
+        <w:tc>
+          <w:tcPr>
+            <w:tcW w:type="dxa" w:w="700"/>
+            <w:tcBorders>
+              <w:top w:val="single" w:color="808080" w:sz="4"/>
+              <w:left w:val="single" w:color="808080" w:sz="4"/>
+              <w:bottom w:val="single" w:color="808080" w:sz="4"/>
+              <w:right w:val="single" w:color="808080" w:sz="4"/>
+            </w:tcBorders>
+            <w:shd w:fill="D9D9D9" w:color="auto" w:val="clear"/>
+            <w:tcMar>
+              <w:top w:type="dxa" w:w="40"/>
+              <w:left w:type="dxa" w:w="80"/>
+              <w:bottom w:type="dxa" w:w="40"/>
+              <w:right w:type="dxa" w:w="80"/>
+            </w:tcMar>
+            <w:vAlign w:val="top"/>
+          </w:tcPr>
+          <w:p>
+            <w:pPr>
+              <w:spacing w:after="0" w:before="0" w:line="240"/>
+              <w:jc w:val="left"/>
+            </w:pPr>
+            <w:r>
+              <w:rPr>
+                <w:rFonts w:ascii="Times New Roman" w:cs="Times New Roman" w:eastAsia="Times New Roman" w:hAnsi="Times New Roman"/>
+                <w:b/>
+                <w:bCs/>
+                <w:sz w:val="17"/>
+                <w:szCs w:val="17"/>
+              </w:rPr>
+              <w:t xml:space="preserve">Result</w:t>
+            </w:r>
+          </w:p>
+        </w:tc>
+      </w:tr>
+      <w:tr>
+        <w:trPr>
+          <w:cantSplit/>
+        </w:trPr>
+        <w:tc>
+          <w:tcPr>
+            <w:tcW w:type="dxa" w:w="760"/>
+            <w:tcBorders>
+              <w:top w:val="single" w:color="808080" w:sz="4"/>
+              <w:left w:val="single" w:color="808080" w:sz="4"/>
+              <w:bottom w:val="single" w:color="808080" w:sz="4"/>
+              <w:right w:val="single" w:color="808080" w:sz="4"/>
+            </w:tcBorders>
+            <w:tcMar>
+              <w:top w:type="dxa" w:w="40"/>
+              <w:left w:type="dxa" w:w="80"/>
+              <w:bottom w:type="dxa" w:w="40"/>
+              <w:right w:type="dxa" w:w="80"/>
+            </w:tcMar>
+            <w:vAlign w:val="top"/>
+          </w:tcPr>
+          <w:p>
+            <w:pPr>
+              <w:spacing w:after="0" w:before="0" w:line="240"/>
+              <w:jc w:val="left"/>
+            </w:pPr>
+            <w:r>
+              <w:rPr>
+                <w:rFonts w:ascii="Times New Roman" w:cs="Times New Roman" w:eastAsia="Times New Roman" w:hAnsi="Times New Roman"/>
+                <w:sz w:val="17"/>
+                <w:szCs w:val="17"/>
+              </w:rPr>
+              <w:t xml:space="preserve">API-01</w:t>
+            </w:r>
+          </w:p>
+        </w:tc>
+        <w:tc>
+          <w:tcPr>
+            <w:tcW w:type="dxa" w:w="1180"/>
+            <w:tcBorders>
+              <w:top w:val="single" w:color="808080" w:sz="4"/>
+              <w:left w:val="single" w:color="808080" w:sz="4"/>
+              <w:bottom w:val="single" w:color="808080" w:sz="4"/>
+              <w:right w:val="single" w:color="808080" w:sz="4"/>
+            </w:tcBorders>
+            <w:tcMar>
+              <w:top w:type="dxa" w:w="40"/>
+              <w:left w:type="dxa" w:w="80"/>
+              <w:bottom w:type="dxa" w:w="40"/>
+              <w:right w:type="dxa" w:w="80"/>
+            </w:tcMar>
+            <w:vAlign w:val="top"/>
+          </w:tcPr>
+          <w:p>
+            <w:pPr>
+              <w:spacing w:after="0" w:before="0" w:line="240"/>
+              <w:jc w:val="left"/>
+            </w:pPr>
+            <w:r>
+              <w:rPr>
+                <w:rFonts w:ascii="Times New Roman" w:cs="Times New Roman" w:eastAsia="Times New Roman" w:hAnsi="Times New Roman"/>
+                <w:sz w:val="17"/>
+                <w:szCs w:val="17"/>
+              </w:rPr>
+              <w:t xml:space="preserve">Read (list)</w:t>
+            </w:r>
+          </w:p>
+        </w:tc>
+        <w:tc>
+          <w:tcPr>
+            <w:tcW w:type="dxa" w:w="2260"/>
+            <w:tcBorders>
+              <w:top w:val="single" w:color="808080" w:sz="4"/>
+              <w:left w:val="single" w:color="808080" w:sz="4"/>
+              <w:bottom w:val="single" w:color="808080" w:sz="4"/>
+              <w:right w:val="single" w:color="808080" w:sz="4"/>
+            </w:tcBorders>
+            <w:tcMar>
+              <w:top w:type="dxa" w:w="40"/>
+              <w:left w:type="dxa" w:w="80"/>
+              <w:bottom w:type="dxa" w:w="40"/>
+              <w:right w:type="dxa" w:w="80"/>
+            </w:tcMar>
+            <w:vAlign w:val="top"/>
+          </w:tcPr>
+          <w:p>
+            <w:pPr>
+              <w:spacing w:after="0" w:before="0" w:line="240"/>
+              <w:jc w:val="left"/>
+            </w:pPr>
+            <w:r>
+              <w:rPr>
+                <w:rFonts w:ascii="Courier New" w:cs="Courier New" w:eastAsia="Courier New" w:hAnsi="Courier New"/>
+                <w:sz w:val="14"/>
+                <w:szCs w:val="14"/>
+              </w:rPr>
+              <w:t xml:space="preserve">GET /events?limit=3</w:t>
+            </w:r>
+          </w:p>
+        </w:tc>
+        <w:tc>
+          <w:tcPr>
+            <w:tcW w:type="dxa" w:w="1960"/>
+            <w:tcBorders>
+              <w:top w:val="single" w:color="808080" w:sz="4"/>
+              <w:left w:val="single" w:color="808080" w:sz="4"/>
+              <w:bottom w:val="single" w:color="808080" w:sz="4"/>
+              <w:right w:val="single" w:color="808080" w:sz="4"/>
+            </w:tcBorders>
+            <w:tcMar>
+              <w:top w:type="dxa" w:w="40"/>
+              <w:left w:type="dxa" w:w="80"/>
+              <w:bottom w:type="dxa" w:w="40"/>
+              <w:right w:type="dxa" w:w="80"/>
+            </w:tcMar>
+            <w:vAlign w:val="top"/>
+          </w:tcPr>
+          <w:p>
+            <w:pPr>
+              <w:spacing w:after="0" w:before="0" w:line="240"/>
+              <w:jc w:val="left"/>
+            </w:pPr>
+            <w:r>
+              <w:rPr>
+                <w:rFonts w:ascii="Times New Roman" w:cs="Times New Roman" w:eastAsia="Times New Roman" w:hAnsi="Times New Roman"/>
+                <w:sz w:val="17"/>
+                <w:szCs w:val="17"/>
+              </w:rPr>
+              <w:t xml:space="preserve">200, 3 events + nextCursor</w:t>
+            </w:r>
+          </w:p>
+        </w:tc>
+        <w:tc>
+          <w:tcPr>
+            <w:tcW w:type="dxa" w:w="2166"/>
+            <w:tcBorders>
+              <w:top w:val="single" w:color="808080" w:sz="4"/>
+              <w:left w:val="single" w:color="808080" w:sz="4"/>
+              <w:bottom w:val="single" w:color="808080" w:sz="4"/>
+              <w:right w:val="single" w:color="808080" w:sz="4"/>
+            </w:tcBorders>
+            <w:tcMar>
+              <w:top w:type="dxa" w:w="40"/>
+              <w:left w:type="dxa" w:w="80"/>
+              <w:bottom w:type="dxa" w:w="40"/>
+              <w:right w:type="dxa" w:w="80"/>
+            </w:tcMar>
+            <w:vAlign w:val="top"/>
+          </w:tcPr>
+          <w:p>
+            <w:pPr>
+              <w:spacing w:after="0" w:before="0" w:line="240"/>
+              <w:jc w:val="left"/>
+            </w:pPr>
+            <w:r>
+              <w:rPr>
+                <w:rFonts w:ascii="Times New Roman" w:cs="Times New Roman" w:eastAsia="Times New Roman" w:hAnsi="Times New Roman"/>
+                <w:sz w:val="17"/>
+                <w:szCs w:val="17"/>
+              </w:rPr>
+              <w:t xml:space="preserve">200 3 events, nextCursor 31</w:t>
+            </w:r>
+          </w:p>
+        </w:tc>
+        <w:tc>
+          <w:tcPr>
+            <w:tcW w:type="dxa" w:w="700"/>
+            <w:tcBorders>
+              <w:top w:val="single" w:color="808080" w:sz="4"/>
+              <w:left w:val="single" w:color="808080" w:sz="4"/>
+              <w:bottom w:val="single" w:color="808080" w:sz="4"/>
+              <w:right w:val="single" w:color="808080" w:sz="4"/>
+            </w:tcBorders>
+            <w:tcMar>
+              <w:top w:type="dxa" w:w="40"/>
+              <w:left w:type="dxa" w:w="80"/>
+              <w:bottom w:type="dxa" w:w="40"/>
+              <w:right w:type="dxa" w:w="80"/>
+            </w:tcMar>
+            <w:vAlign w:val="top"/>
+          </w:tcPr>
+          <w:p>
+            <w:pPr>
+              <w:spacing w:after="0" w:before="0" w:line="240"/>
+              <w:jc w:val="left"/>
+            </w:pPr>
+            <w:r>
+              <w:rPr>
+                <w:rFonts w:ascii="Times New Roman" w:cs="Times New Roman" w:eastAsia="Times New Roman" w:hAnsi="Times New Roman"/>
+                <w:sz w:val="17"/>
+                <w:szCs w:val="17"/>
+              </w:rPr>
+              <w:t xml:space="preserve">Pass</w:t>
+            </w:r>
+          </w:p>
+        </w:tc>
+      </w:tr>
+      <w:tr>
+        <w:trPr>
+          <w:cantSplit/>
+        </w:trPr>
+        <w:tc>
+          <w:tcPr>
+            <w:tcW w:type="dxa" w:w="760"/>
+            <w:tcBorders>
+              <w:top w:val="single" w:color="808080" w:sz="4"/>
+              <w:left w:val="single" w:color="808080" w:sz="4"/>
+              <w:bottom w:val="single" w:color="808080" w:sz="4"/>
+              <w:right w:val="single" w:color="808080" w:sz="4"/>
+            </w:tcBorders>
+            <w:tcMar>
+              <w:top w:type="dxa" w:w="40"/>
+              <w:left w:type="dxa" w:w="80"/>
+              <w:bottom w:type="dxa" w:w="40"/>
+              <w:right w:type="dxa" w:w="80"/>
+            </w:tcMar>
+            <w:vAlign w:val="top"/>
+          </w:tcPr>
+          <w:p>
+            <w:pPr>
+              <w:spacing w:after="0" w:before="0" w:line="240"/>
+              <w:jc w:val="left"/>
+            </w:pPr>
+            <w:r>
+              <w:rPr>
+                <w:rFonts w:ascii="Times New Roman" w:cs="Times New Roman" w:eastAsia="Times New Roman" w:hAnsi="Times New Roman"/>
+                <w:sz w:val="17"/>
+                <w:szCs w:val="17"/>
+              </w:rPr>
+              <w:t xml:space="preserve">API-02</w:t>
+            </w:r>
+          </w:p>
+        </w:tc>
+        <w:tc>
+          <w:tcPr>
+            <w:tcW w:type="dxa" w:w="1180"/>
+            <w:tcBorders>
+              <w:top w:val="single" w:color="808080" w:sz="4"/>
+              <w:left w:val="single" w:color="808080" w:sz="4"/>
+              <w:bottom w:val="single" w:color="808080" w:sz="4"/>
+              <w:right w:val="single" w:color="808080" w:sz="4"/>
+            </w:tcBorders>
+            <w:tcMar>
+              <w:top w:type="dxa" w:w="40"/>
+              <w:left w:type="dxa" w:w="80"/>
+              <w:bottom w:type="dxa" w:w="40"/>
+              <w:right w:type="dxa" w:w="80"/>
+            </w:tcMar>
+            <w:vAlign w:val="top"/>
+          </w:tcPr>
+          <w:p>
+            <w:pPr>
+              <w:spacing w:after="0" w:before="0" w:line="240"/>
+              <w:jc w:val="left"/>
+            </w:pPr>
+            <w:r>
+              <w:rPr>
+                <w:rFonts w:ascii="Times New Roman" w:cs="Times New Roman" w:eastAsia="Times New Roman" w:hAnsi="Times New Roman"/>
+                <w:sz w:val="17"/>
+                <w:szCs w:val="17"/>
+              </w:rPr>
+              <w:t xml:space="preserve">Create</w:t>
+            </w:r>
+          </w:p>
+        </w:tc>
+        <w:tc>
+          <w:tcPr>
+            <w:tcW w:type="dxa" w:w="2260"/>
+            <w:tcBorders>
+              <w:top w:val="single" w:color="808080" w:sz="4"/>
+              <w:left w:val="single" w:color="808080" w:sz="4"/>
+              <w:bottom w:val="single" w:color="808080" w:sz="4"/>
+              <w:right w:val="single" w:color="808080" w:sz="4"/>
+            </w:tcBorders>
+            <w:tcMar>
+              <w:top w:type="dxa" w:w="40"/>
+              <w:left w:type="dxa" w:w="80"/>
+              <w:bottom w:type="dxa" w:w="40"/>
+              <w:right w:type="dxa" w:w="80"/>
+            </w:tcMar>
+            <w:vAlign w:val="top"/>
+          </w:tcPr>
+          <w:p>
+            <w:pPr>
+              <w:spacing w:after="0" w:before="0" w:line="240"/>
+              <w:jc w:val="left"/>
+            </w:pPr>
+            <w:r>
+              <w:rPr>
+                <w:rFonts w:ascii="Courier New" w:cs="Courier New" w:eastAsia="Courier New" w:hAnsi="Courier New"/>
+                <w:sz w:val="14"/>
+                <w:szCs w:val="14"/>
+              </w:rPr>
+              <w:t xml:space="preserve">POST /events {title:"API check: Git workshop", …}</w:t>
+            </w:r>
+          </w:p>
+        </w:tc>
+        <w:tc>
+          <w:tcPr>
+            <w:tcW w:type="dxa" w:w="1960"/>
+            <w:tcBorders>
+              <w:top w:val="single" w:color="808080" w:sz="4"/>
+              <w:left w:val="single" w:color="808080" w:sz="4"/>
+              <w:bottom w:val="single" w:color="808080" w:sz="4"/>
+              <w:right w:val="single" w:color="808080" w:sz="4"/>
+            </w:tcBorders>
+            <w:tcMar>
+              <w:top w:type="dxa" w:w="40"/>
+              <w:left w:type="dxa" w:w="80"/>
+              <w:bottom w:type="dxa" w:w="40"/>
+              <w:right w:type="dxa" w:w="80"/>
+            </w:tcMar>
+            <w:vAlign w:val="top"/>
+          </w:tcPr>
+          <w:p>
+            <w:pPr>
+              <w:spacing w:after="0" w:before="0" w:line="240"/>
+              <w:jc w:val="left"/>
+            </w:pPr>
+            <w:r>
+              <w:rPr>
+                <w:rFonts w:ascii="Times New Roman" w:cs="Times New Roman" w:eastAsia="Times New Roman" w:hAnsi="Times New Roman"/>
+                <w:sz w:val="17"/>
+                <w:szCs w:val="17"/>
+              </w:rPr>
+              <w:t xml:space="preserve">201 + Location, status DRAFT</w:t>
+            </w:r>
+          </w:p>
+        </w:tc>
+        <w:tc>
+          <w:tcPr>
+            <w:tcW w:type="dxa" w:w="2166"/>
+            <w:tcBorders>
+              <w:top w:val="single" w:color="808080" w:sz="4"/>
+              <w:left w:val="single" w:color="808080" w:sz="4"/>
+              <w:bottom w:val="single" w:color="808080" w:sz="4"/>
+              <w:right w:val="single" w:color="808080" w:sz="4"/>
+            </w:tcBorders>
+            <w:tcMar>
+              <w:top w:type="dxa" w:w="40"/>
+              <w:left w:type="dxa" w:w="80"/>
+              <w:bottom w:type="dxa" w:w="40"/>
+              <w:right w:type="dxa" w:w="80"/>
+            </w:tcMar>
+            <w:vAlign w:val="top"/>
+          </w:tcPr>
+          <w:p>
+            <w:pPr>
+              <w:spacing w:after="0" w:before="0" w:line="240"/>
+              <w:jc w:val="left"/>
+            </w:pPr>
+            <w:r>
+              <w:rPr>
+                <w:rFonts w:ascii="Times New Roman" w:cs="Times New Roman" w:eastAsia="Times New Roman" w:hAnsi="Times New Roman"/>
+                <w:sz w:val="17"/>
+                <w:szCs w:val="17"/>
+              </w:rPr>
+              <w:t xml:space="preserve">201 DRAFT, Location /api/v1/events/32</w:t>
+            </w:r>
+          </w:p>
+        </w:tc>
+        <w:tc>
+          <w:tcPr>
+            <w:tcW w:type="dxa" w:w="700"/>
+            <w:tcBorders>
+              <w:top w:val="single" w:color="808080" w:sz="4"/>
+              <w:left w:val="single" w:color="808080" w:sz="4"/>
+              <w:bottom w:val="single" w:color="808080" w:sz="4"/>
+              <w:right w:val="single" w:color="808080" w:sz="4"/>
+            </w:tcBorders>
+            <w:tcMar>
+              <w:top w:type="dxa" w:w="40"/>
+              <w:left w:type="dxa" w:w="80"/>
+              <w:bottom w:type="dxa" w:w="40"/>
+              <w:right w:type="dxa" w:w="80"/>
+            </w:tcMar>
+            <w:vAlign w:val="top"/>
+          </w:tcPr>
+          <w:p>
+            <w:pPr>
+              <w:spacing w:after="0" w:before="0" w:line="240"/>
+              <w:jc w:val="left"/>
+            </w:pPr>
+            <w:r>
+              <w:rPr>
+                <w:rFonts w:ascii="Times New Roman" w:cs="Times New Roman" w:eastAsia="Times New Roman" w:hAnsi="Times New Roman"/>
+                <w:sz w:val="17"/>
+                <w:szCs w:val="17"/>
+              </w:rPr>
+              <w:t xml:space="preserve">Pass</w:t>
+            </w:r>
+          </w:p>
+        </w:tc>
+      </w:tr>
+      <w:tr>
+        <w:trPr>
+          <w:cantSplit/>
+        </w:trPr>
+        <w:tc>
+          <w:tcPr>
+            <w:tcW w:type="dxa" w:w="760"/>
+            <w:tcBorders>
+              <w:top w:val="single" w:color="808080" w:sz="4"/>
+              <w:left w:val="single" w:color="808080" w:sz="4"/>
+              <w:bottom w:val="single" w:color="808080" w:sz="4"/>
+              <w:right w:val="single" w:color="808080" w:sz="4"/>
+            </w:tcBorders>
+            <w:tcMar>
+              <w:top w:type="dxa" w:w="40"/>
+              <w:left w:type="dxa" w:w="80"/>
+              <w:bottom w:type="dxa" w:w="40"/>
+              <w:right w:type="dxa" w:w="80"/>
+            </w:tcMar>
+            <w:vAlign w:val="top"/>
+          </w:tcPr>
+          <w:p>
+            <w:pPr>
+              <w:spacing w:after="0" w:before="0" w:line="240"/>
+              <w:jc w:val="left"/>
+            </w:pPr>
+            <w:r>
+              <w:rPr>
+                <w:rFonts w:ascii="Times New Roman" w:cs="Times New Roman" w:eastAsia="Times New Roman" w:hAnsi="Times New Roman"/>
+                <w:sz w:val="17"/>
+                <w:szCs w:val="17"/>
+              </w:rPr>
+              <w:t xml:space="preserve">API-03</w:t>
+            </w:r>
+          </w:p>
+        </w:tc>
+        <w:tc>
+          <w:tcPr>
+            <w:tcW w:type="dxa" w:w="1180"/>
+            <w:tcBorders>
+              <w:top w:val="single" w:color="808080" w:sz="4"/>
+              <w:left w:val="single" w:color="808080" w:sz="4"/>
+              <w:bottom w:val="single" w:color="808080" w:sz="4"/>
+              <w:right w:val="single" w:color="808080" w:sz="4"/>
+            </w:tcBorders>
+            <w:tcMar>
+              <w:top w:type="dxa" w:w="40"/>
+              <w:left w:type="dxa" w:w="80"/>
+              <w:bottom w:type="dxa" w:w="40"/>
+              <w:right w:type="dxa" w:w="80"/>
+            </w:tcMar>
+            <w:vAlign w:val="top"/>
+          </w:tcPr>
+          <w:p>
+            <w:pPr>
+              <w:spacing w:after="0" w:before="0" w:line="240"/>
+              <w:jc w:val="left"/>
+            </w:pPr>
+            <w:r>
+              <w:rPr>
+                <w:rFonts w:ascii="Times New Roman" w:cs="Times New Roman" w:eastAsia="Times New Roman" w:hAnsi="Times New Roman"/>
+                <w:sz w:val="17"/>
+                <w:szCs w:val="17"/>
+              </w:rPr>
+              <w:t xml:space="preserve">Invalid input</w:t>
+            </w:r>
+          </w:p>
+        </w:tc>
+        <w:tc>
+          <w:tcPr>
+            <w:tcW w:type="dxa" w:w="2260"/>
+            <w:tcBorders>
+              <w:top w:val="single" w:color="808080" w:sz="4"/>
+              <w:left w:val="single" w:color="808080" w:sz="4"/>
+              <w:bottom w:val="single" w:color="808080" w:sz="4"/>
+              <w:right w:val="single" w:color="808080" w:sz="4"/>
+            </w:tcBorders>
+            <w:tcMar>
+              <w:top w:type="dxa" w:w="40"/>
+              <w:left w:type="dxa" w:w="80"/>
+              <w:bottom w:type="dxa" w:w="40"/>
+              <w:right w:type="dxa" w:w="80"/>
+            </w:tcMar>
+            <w:vAlign w:val="top"/>
+          </w:tcPr>
+          <w:p>
+            <w:pPr>
+              <w:spacing w:after="0" w:before="0" w:line="240"/>
+              <w:jc w:val="left"/>
+            </w:pPr>
+            <w:r>
+              <w:rPr>
+                <w:rFonts w:ascii="Courier New" w:cs="Courier New" w:eastAsia="Courier New" w:hAnsi="Courier New"/>
+                <w:sz w:val="14"/>
+                <w:szCs w:val="14"/>
+              </w:rPr>
+              <w:t xml:space="preserve">POST /events {title:"", capacity:0, …}</w:t>
+            </w:r>
+          </w:p>
+        </w:tc>
+        <w:tc>
+          <w:tcPr>
+            <w:tcW w:type="dxa" w:w="1960"/>
+            <w:tcBorders>
+              <w:top w:val="single" w:color="808080" w:sz="4"/>
+              <w:left w:val="single" w:color="808080" w:sz="4"/>
+              <w:bottom w:val="single" w:color="808080" w:sz="4"/>
+              <w:right w:val="single" w:color="808080" w:sz="4"/>
+            </w:tcBorders>
+            <w:tcMar>
+              <w:top w:type="dxa" w:w="40"/>
+              <w:left w:type="dxa" w:w="80"/>
+              <w:bottom w:type="dxa" w:w="40"/>
+              <w:right w:type="dxa" w:w="80"/>
+            </w:tcMar>
+            <w:vAlign w:val="top"/>
+          </w:tcPr>
+          <w:p>
+            <w:pPr>
+              <w:spacing w:after="0" w:before="0" w:line="240"/>
+              <w:jc w:val="left"/>
+            </w:pPr>
+            <w:r>
+              <w:rPr>
+                <w:rFonts w:ascii="Times New Roman" w:cs="Times New Roman" w:eastAsia="Times New Roman" w:hAnsi="Times New Roman"/>
+                <w:sz w:val="17"/>
+                <w:szCs w:val="17"/>
+              </w:rPr>
+              <w:t xml:space="preserve">400 VALIDATION_​ERROR for title and capacity</w:t>
+            </w:r>
+          </w:p>
+        </w:tc>
+        <w:tc>
+          <w:tcPr>
+            <w:tcW w:type="dxa" w:w="2166"/>
+            <w:tcBorders>
+              <w:top w:val="single" w:color="808080" w:sz="4"/>
+              <w:left w:val="single" w:color="808080" w:sz="4"/>
+              <w:bottom w:val="single" w:color="808080" w:sz="4"/>
+              <w:right w:val="single" w:color="808080" w:sz="4"/>
+            </w:tcBorders>
+            <w:tcMar>
+              <w:top w:type="dxa" w:w="40"/>
+              <w:left w:type="dxa" w:w="80"/>
+              <w:bottom w:type="dxa" w:w="40"/>
+              <w:right w:type="dxa" w:w="80"/>
+            </w:tcMar>
+            <w:vAlign w:val="top"/>
+          </w:tcPr>
+          <w:p>
+            <w:pPr>
+              <w:spacing w:after="0" w:before="0" w:line="240"/>
+              <w:jc w:val="left"/>
+            </w:pPr>
+            <w:r>
+              <w:rPr>
+                <w:rFonts w:ascii="Times New Roman" w:cs="Times New Roman" w:eastAsia="Times New Roman" w:hAnsi="Times New Roman"/>
+                <w:sz w:val="17"/>
+                <w:szCs w:val="17"/>
+              </w:rPr>
+              <w:t xml:space="preserve">400 VALIDATION_​ERROR (title, capacity)</w:t>
+            </w:r>
+          </w:p>
+        </w:tc>
+        <w:tc>
+          <w:tcPr>
+            <w:tcW w:type="dxa" w:w="700"/>
+            <w:tcBorders>
+              <w:top w:val="single" w:color="808080" w:sz="4"/>
+              <w:left w:val="single" w:color="808080" w:sz="4"/>
+              <w:bottom w:val="single" w:color="808080" w:sz="4"/>
+              <w:right w:val="single" w:color="808080" w:sz="4"/>
+            </w:tcBorders>
+            <w:tcMar>
+              <w:top w:type="dxa" w:w="40"/>
+              <w:left w:type="dxa" w:w="80"/>
+              <w:bottom w:type="dxa" w:w="40"/>
+              <w:right w:type="dxa" w:w="80"/>
+            </w:tcMar>
+            <w:vAlign w:val="top"/>
+          </w:tcPr>
+          <w:p>
+            <w:pPr>
+              <w:spacing w:after="0" w:before="0" w:line="240"/>
+              <w:jc w:val="left"/>
+            </w:pPr>
+            <w:r>
+              <w:rPr>
+                <w:rFonts w:ascii="Times New Roman" w:cs="Times New Roman" w:eastAsia="Times New Roman" w:hAnsi="Times New Roman"/>
+                <w:sz w:val="17"/>
+                <w:szCs w:val="17"/>
+              </w:rPr>
+              <w:t xml:space="preserve">Pass</w:t>
+            </w:r>
+          </w:p>
+        </w:tc>
+      </w:tr>
+      <w:tr>
+        <w:trPr>
+          <w:cantSplit/>
+        </w:trPr>
+        <w:tc>
+          <w:tcPr>
+            <w:tcW w:type="dxa" w:w="760"/>
+            <w:tcBorders>
+              <w:top w:val="single" w:color="808080" w:sz="4"/>
+              <w:left w:val="single" w:color="808080" w:sz="4"/>
+              <w:bottom w:val="single" w:color="808080" w:sz="4"/>
+              <w:right w:val="single" w:color="808080" w:sz="4"/>
+            </w:tcBorders>
+            <w:tcMar>
+              <w:top w:type="dxa" w:w="40"/>
+              <w:left w:type="dxa" w:w="80"/>
+              <w:bottom w:type="dxa" w:w="40"/>
+              <w:right w:type="dxa" w:w="80"/>
+            </w:tcMar>
+            <w:vAlign w:val="top"/>
+          </w:tcPr>
+          <w:p>
+            <w:pPr>
+              <w:spacing w:after="0" w:before="0" w:line="240"/>
+              <w:jc w:val="left"/>
+            </w:pPr>
+            <w:r>
+              <w:rPr>
+                <w:rFonts w:ascii="Times New Roman" w:cs="Times New Roman" w:eastAsia="Times New Roman" w:hAnsi="Times New Roman"/>
+                <w:sz w:val="17"/>
+                <w:szCs w:val="17"/>
+              </w:rPr>
+              <w:t xml:space="preserve">API-04</w:t>
+            </w:r>
+          </w:p>
+        </w:tc>
+        <w:tc>
+          <w:tcPr>
+            <w:tcW w:type="dxa" w:w="1180"/>
+            <w:tcBorders>
+              <w:top w:val="single" w:color="808080" w:sz="4"/>
+              <w:left w:val="single" w:color="808080" w:sz="4"/>
+              <w:bottom w:val="single" w:color="808080" w:sz="4"/>
+              <w:right w:val="single" w:color="808080" w:sz="4"/>
+            </w:tcBorders>
+            <w:tcMar>
+              <w:top w:type="dxa" w:w="40"/>
+              <w:left w:type="dxa" w:w="80"/>
+              <w:bottom w:type="dxa" w:w="40"/>
+              <w:right w:type="dxa" w:w="80"/>
+            </w:tcMar>
+            <w:vAlign w:val="top"/>
+          </w:tcPr>
+          <w:p>
+            <w:pPr>
+              <w:spacing w:after="0" w:before="0" w:line="240"/>
+              <w:jc w:val="left"/>
+            </w:pPr>
+            <w:r>
+              <w:rPr>
+                <w:rFonts w:ascii="Times New Roman" w:cs="Times New Roman" w:eastAsia="Times New Roman" w:hAnsi="Times New Roman"/>
+                <w:sz w:val="17"/>
+                <w:szCs w:val="17"/>
+              </w:rPr>
+              <w:t xml:space="preserve">Read (one)</w:t>
+            </w:r>
+          </w:p>
+        </w:tc>
+        <w:tc>
+          <w:tcPr>
+            <w:tcW w:type="dxa" w:w="2260"/>
+            <w:tcBorders>
+              <w:top w:val="single" w:color="808080" w:sz="4"/>
+              <w:left w:val="single" w:color="808080" w:sz="4"/>
+              <w:bottom w:val="single" w:color="808080" w:sz="4"/>
+              <w:right w:val="single" w:color="808080" w:sz="4"/>
+            </w:tcBorders>
+            <w:tcMar>
+              <w:top w:type="dxa" w:w="40"/>
+              <w:left w:type="dxa" w:w="80"/>
+              <w:bottom w:type="dxa" w:w="40"/>
+              <w:right w:type="dxa" w:w="80"/>
+            </w:tcMar>
+            <w:vAlign w:val="top"/>
+          </w:tcPr>
+          <w:p>
+            <w:pPr>
+              <w:spacing w:after="0" w:before="0" w:line="240"/>
+              <w:jc w:val="left"/>
+            </w:pPr>
+            <w:r>
+              <w:rPr>
+                <w:rFonts w:ascii="Courier New" w:cs="Courier New" w:eastAsia="Courier New" w:hAnsi="Courier New"/>
+                <w:sz w:val="14"/>
+                <w:szCs w:val="14"/>
+              </w:rPr>
+              <w:t xml:space="preserve">GET /events/32</w:t>
+            </w:r>
+          </w:p>
+        </w:tc>
+        <w:tc>
+          <w:tcPr>
+            <w:tcW w:type="dxa" w:w="1960"/>
+            <w:tcBorders>
+              <w:top w:val="single" w:color="808080" w:sz="4"/>
+              <w:left w:val="single" w:color="808080" w:sz="4"/>
+              <w:bottom w:val="single" w:color="808080" w:sz="4"/>
+              <w:right w:val="single" w:color="808080" w:sz="4"/>
+            </w:tcBorders>
+            <w:tcMar>
+              <w:top w:type="dxa" w:w="40"/>
+              <w:left w:type="dxa" w:w="80"/>
+              <w:bottom w:type="dxa" w:w="40"/>
+              <w:right w:type="dxa" w:w="80"/>
+            </w:tcMar>
+            <w:vAlign w:val="top"/>
+          </w:tcPr>
+          <w:p>
+            <w:pPr>
+              <w:spacing w:after="0" w:before="0" w:line="240"/>
+              <w:jc w:val="left"/>
+            </w:pPr>
+            <w:r>
+              <w:rPr>
+                <w:rFonts w:ascii="Times New Roman" w:cs="Times New Roman" w:eastAsia="Times New Roman" w:hAnsi="Times New Roman"/>
+                <w:sz w:val="17"/>
+                <w:szCs w:val="17"/>
+              </w:rPr>
+              <w:t xml:space="preserve">200, the new draft</w:t>
+            </w:r>
+          </w:p>
+        </w:tc>
+        <w:tc>
+          <w:tcPr>
+            <w:tcW w:type="dxa" w:w="2166"/>
+            <w:tcBorders>
+              <w:top w:val="single" w:color="808080" w:sz="4"/>
+              <w:left w:val="single" w:color="808080" w:sz="4"/>
+              <w:bottom w:val="single" w:color="808080" w:sz="4"/>
+              <w:right w:val="single" w:color="808080" w:sz="4"/>
+            </w:tcBorders>
+            <w:tcMar>
+              <w:top w:type="dxa" w:w="40"/>
+              <w:left w:type="dxa" w:w="80"/>
+              <w:bottom w:type="dxa" w:w="40"/>
+              <w:right w:type="dxa" w:w="80"/>
+            </w:tcMar>
+            <w:vAlign w:val="top"/>
+          </w:tcPr>
+          <w:p>
+            <w:pPr>
+              <w:spacing w:after="0" w:before="0" w:line="240"/>
+              <w:jc w:val="left"/>
+            </w:pPr>
+            <w:r>
+              <w:rPr>
+                <w:rFonts w:ascii="Times New Roman" w:cs="Times New Roman" w:eastAsia="Times New Roman" w:hAnsi="Times New Roman"/>
+                <w:sz w:val="17"/>
+                <w:szCs w:val="17"/>
+              </w:rPr>
+              <w:t xml:space="preserve">200 "API check: Git workshop" (DRAFT)</w:t>
+            </w:r>
+          </w:p>
+        </w:tc>
+        <w:tc>
+          <w:tcPr>
+            <w:tcW w:type="dxa" w:w="700"/>
+            <w:tcBorders>
+              <w:top w:val="single" w:color="808080" w:sz="4"/>
+              <w:left w:val="single" w:color="808080" w:sz="4"/>
+              <w:bottom w:val="single" w:color="808080" w:sz="4"/>
+              <w:right w:val="single" w:color="808080" w:sz="4"/>
+            </w:tcBorders>
+            <w:tcMar>
+              <w:top w:type="dxa" w:w="40"/>
+              <w:left w:type="dxa" w:w="80"/>
+              <w:bottom w:type="dxa" w:w="40"/>
+              <w:right w:type="dxa" w:w="80"/>
+            </w:tcMar>
+            <w:vAlign w:val="top"/>
+          </w:tcPr>
+          <w:p>
+            <w:pPr>
+              <w:spacing w:after="0" w:before="0" w:line="240"/>
+              <w:jc w:val="left"/>
+            </w:pPr>
+            <w:r>
+              <w:rPr>
+                <w:rFonts w:ascii="Times New Roman" w:cs="Times New Roman" w:eastAsia="Times New Roman" w:hAnsi="Times New Roman"/>
+                <w:sz w:val="17"/>
+                <w:szCs w:val="17"/>
+              </w:rPr>
+              <w:t xml:space="preserve">Pass</w:t>
+            </w:r>
+          </w:p>
+        </w:tc>
+      </w:tr>
+      <w:tr>
+        <w:trPr>
+          <w:cantSplit/>
+        </w:trPr>
+        <w:tc>
+          <w:tcPr>
+            <w:tcW w:type="dxa" w:w="760"/>
+            <w:tcBorders>
+              <w:top w:val="single" w:color="808080" w:sz="4"/>
+              <w:left w:val="single" w:color="808080" w:sz="4"/>
+              <w:bottom w:val="single" w:color="808080" w:sz="4"/>
+              <w:right w:val="single" w:color="808080" w:sz="4"/>
+            </w:tcBorders>
+            <w:tcMar>
+              <w:top w:type="dxa" w:w="40"/>
+              <w:left w:type="dxa" w:w="80"/>
+              <w:bottom w:type="dxa" w:w="40"/>
+              <w:right w:type="dxa" w:w="80"/>
+            </w:tcMar>
+            <w:vAlign w:val="top"/>
+          </w:tcPr>
+          <w:p>
+            <w:pPr>
+              <w:spacing w:after="0" w:before="0" w:line="240"/>
+              <w:jc w:val="left"/>
+            </w:pPr>
+            <w:r>
+              <w:rPr>
+                <w:rFonts w:ascii="Times New Roman" w:cs="Times New Roman" w:eastAsia="Times New Roman" w:hAnsi="Times New Roman"/>
+                <w:sz w:val="17"/>
+                <w:szCs w:val="17"/>
+              </w:rPr>
+              <w:t xml:space="preserve">API-05</w:t>
+            </w:r>
+          </w:p>
+        </w:tc>
+        <w:tc>
+          <w:tcPr>
+            <w:tcW w:type="dxa" w:w="1180"/>
+            <w:tcBorders>
+              <w:top w:val="single" w:color="808080" w:sz="4"/>
+              <w:left w:val="single" w:color="808080" w:sz="4"/>
+              <w:bottom w:val="single" w:color="808080" w:sz="4"/>
+              <w:right w:val="single" w:color="808080" w:sz="4"/>
+            </w:tcBorders>
+            <w:tcMar>
+              <w:top w:type="dxa" w:w="40"/>
+              <w:left w:type="dxa" w:w="80"/>
+              <w:bottom w:type="dxa" w:w="40"/>
+              <w:right w:type="dxa" w:w="80"/>
+            </w:tcMar>
+            <w:vAlign w:val="top"/>
+          </w:tcPr>
+          <w:p>
+            <w:pPr>
+              <w:spacing w:after="0" w:before="0" w:line="240"/>
+              <w:jc w:val="left"/>
+            </w:pPr>
+            <w:r>
+              <w:rPr>
+                <w:rFonts w:ascii="Times New Roman" w:cs="Times New Roman" w:eastAsia="Times New Roman" w:hAnsi="Times New Roman"/>
+                <w:sz w:val="17"/>
+                <w:szCs w:val="17"/>
+              </w:rPr>
+              <w:t xml:space="preserve">Update</w:t>
+            </w:r>
+          </w:p>
+        </w:tc>
+        <w:tc>
+          <w:tcPr>
+            <w:tcW w:type="dxa" w:w="2260"/>
+            <w:tcBorders>
+              <w:top w:val="single" w:color="808080" w:sz="4"/>
+              <w:left w:val="single" w:color="808080" w:sz="4"/>
+              <w:bottom w:val="single" w:color="808080" w:sz="4"/>
+              <w:right w:val="single" w:color="808080" w:sz="4"/>
+            </w:tcBorders>
+            <w:tcMar>
+              <w:top w:type="dxa" w:w="40"/>
+              <w:left w:type="dxa" w:w="80"/>
+              <w:bottom w:type="dxa" w:w="40"/>
+              <w:right w:type="dxa" w:w="80"/>
+            </w:tcMar>
+            <w:vAlign w:val="top"/>
+          </w:tcPr>
+          <w:p>
+            <w:pPr>
+              <w:spacing w:after="0" w:before="0" w:line="240"/>
+              <w:jc w:val="left"/>
+            </w:pPr>
+            <w:r>
+              <w:rPr>
+                <w:rFonts w:ascii="Courier New" w:cs="Courier New" w:eastAsia="Courier New" w:hAnsi="Courier New"/>
+                <w:sz w:val="14"/>
+                <w:szCs w:val="14"/>
+              </w:rPr>
+              <w:t xml:space="preserve">PATCH /events/32 {title:"… (updated)"}</w:t>
+            </w:r>
+          </w:p>
+        </w:tc>
+        <w:tc>
+          <w:tcPr>
+            <w:tcW w:type="dxa" w:w="1960"/>
+            <w:tcBorders>
+              <w:top w:val="single" w:color="808080" w:sz="4"/>
+              <w:left w:val="single" w:color="808080" w:sz="4"/>
+              <w:bottom w:val="single" w:color="808080" w:sz="4"/>
+              <w:right w:val="single" w:color="808080" w:sz="4"/>
+            </w:tcBorders>
+            <w:tcMar>
+              <w:top w:type="dxa" w:w="40"/>
+              <w:left w:type="dxa" w:w="80"/>
+              <w:bottom w:type="dxa" w:w="40"/>
+              <w:right w:type="dxa" w:w="80"/>
+            </w:tcMar>
+            <w:vAlign w:val="top"/>
+          </w:tcPr>
+          <w:p>
+            <w:pPr>
+              <w:spacing w:after="0" w:before="0" w:line="240"/>
+              <w:jc w:val="left"/>
+            </w:pPr>
+            <w:r>
+              <w:rPr>
+                <w:rFonts w:ascii="Times New Roman" w:cs="Times New Roman" w:eastAsia="Times New Roman" w:hAnsi="Times New Roman"/>
+                <w:sz w:val="17"/>
+                <w:szCs w:val="17"/>
+              </w:rPr>
+              <w:t xml:space="preserve">200, new title</w:t>
+            </w:r>
+          </w:p>
+        </w:tc>
+        <w:tc>
+          <w:tcPr>
+            <w:tcW w:type="dxa" w:w="2166"/>
+            <w:tcBorders>
+              <w:top w:val="single" w:color="808080" w:sz="4"/>
+              <w:left w:val="single" w:color="808080" w:sz="4"/>
+              <w:bottom w:val="single" w:color="808080" w:sz="4"/>
+              <w:right w:val="single" w:color="808080" w:sz="4"/>
+            </w:tcBorders>
+            <w:tcMar>
+              <w:top w:type="dxa" w:w="40"/>
+              <w:left w:type="dxa" w:w="80"/>
+              <w:bottom w:type="dxa" w:w="40"/>
+              <w:right w:type="dxa" w:w="80"/>
+            </w:tcMar>
+            <w:vAlign w:val="top"/>
+          </w:tcPr>
+          <w:p>
+            <w:pPr>
+              <w:spacing w:after="0" w:before="0" w:line="240"/>
+              <w:jc w:val="left"/>
+            </w:pPr>
+            <w:r>
+              <w:rPr>
+                <w:rFonts w:ascii="Times New Roman" w:cs="Times New Roman" w:eastAsia="Times New Roman" w:hAnsi="Times New Roman"/>
+                <w:sz w:val="17"/>
+                <w:szCs w:val="17"/>
+              </w:rPr>
+              <w:t xml:space="preserve">200 "API check: Git workshop (updated)"</w:t>
+            </w:r>
+          </w:p>
+        </w:tc>
+        <w:tc>
+          <w:tcPr>
+            <w:tcW w:type="dxa" w:w="700"/>
+            <w:tcBorders>
+              <w:top w:val="single" w:color="808080" w:sz="4"/>
+              <w:left w:val="single" w:color="808080" w:sz="4"/>
+              <w:bottom w:val="single" w:color="808080" w:sz="4"/>
+              <w:right w:val="single" w:color="808080" w:sz="4"/>
+            </w:tcBorders>
+            <w:tcMar>
+              <w:top w:type="dxa" w:w="40"/>
+              <w:left w:type="dxa" w:w="80"/>
+              <w:bottom w:type="dxa" w:w="40"/>
+              <w:right w:type="dxa" w:w="80"/>
+            </w:tcMar>
+            <w:vAlign w:val="top"/>
+          </w:tcPr>
+          <w:p>
+            <w:pPr>
+              <w:spacing w:after="0" w:before="0" w:line="240"/>
+              <w:jc w:val="left"/>
+            </w:pPr>
+            <w:r>
+              <w:rPr>
+                <w:rFonts w:ascii="Times New Roman" w:cs="Times New Roman" w:eastAsia="Times New Roman" w:hAnsi="Times New Roman"/>
+                <w:sz w:val="17"/>
+                <w:szCs w:val="17"/>
+              </w:rPr>
+              <w:t xml:space="preserve">Pass</w:t>
+            </w:r>
+          </w:p>
+        </w:tc>
+      </w:tr>
+      <w:tr>
+        <w:trPr>
+          <w:cantSplit/>
+        </w:trPr>
+        <w:tc>
+          <w:tcPr>
+            <w:tcW w:type="dxa" w:w="760"/>
+            <w:tcBorders>
+              <w:top w:val="single" w:color="808080" w:sz="4"/>
+              <w:left w:val="single" w:color="808080" w:sz="4"/>
+              <w:bottom w:val="single" w:color="808080" w:sz="4"/>
+              <w:right w:val="single" w:color="808080" w:sz="4"/>
+            </w:tcBorders>
+            <w:tcMar>
+              <w:top w:type="dxa" w:w="40"/>
+              <w:left w:type="dxa" w:w="80"/>
+              <w:bottom w:type="dxa" w:w="40"/>
+              <w:right w:type="dxa" w:w="80"/>
+            </w:tcMar>
+            <w:vAlign w:val="top"/>
+          </w:tcPr>
+          <w:p>
+            <w:pPr>
+              <w:spacing w:after="0" w:before="0" w:line="240"/>
+              <w:jc w:val="left"/>
+            </w:pPr>
+            <w:r>
+              <w:rPr>
+                <w:rFonts w:ascii="Times New Roman" w:cs="Times New Roman" w:eastAsia="Times New Roman" w:hAnsi="Times New Roman"/>
+                <w:sz w:val="17"/>
+                <w:szCs w:val="17"/>
+              </w:rPr>
+              <w:t xml:space="preserve">API-06</w:t>
+            </w:r>
+          </w:p>
+        </w:tc>
+        <w:tc>
+          <w:tcPr>
+            <w:tcW w:type="dxa" w:w="1180"/>
+            <w:tcBorders>
+              <w:top w:val="single" w:color="808080" w:sz="4"/>
+              <w:left w:val="single" w:color="808080" w:sz="4"/>
+              <w:bottom w:val="single" w:color="808080" w:sz="4"/>
+              <w:right w:val="single" w:color="808080" w:sz="4"/>
+            </w:tcBorders>
+            <w:tcMar>
+              <w:top w:type="dxa" w:w="40"/>
+              <w:left w:type="dxa" w:w="80"/>
+              <w:bottom w:type="dxa" w:w="40"/>
+              <w:right w:type="dxa" w:w="80"/>
+            </w:tcMar>
+            <w:vAlign w:val="top"/>
+          </w:tcPr>
+          <w:p>
+            <w:pPr>
+              <w:spacing w:after="0" w:before="0" w:line="240"/>
+              <w:jc w:val="left"/>
+            </w:pPr>
+            <w:r>
+              <w:rPr>
+                <w:rFonts w:ascii="Times New Roman" w:cs="Times New Roman" w:eastAsia="Times New Roman" w:hAnsi="Times New Roman"/>
+                <w:sz w:val="17"/>
+                <w:szCs w:val="17"/>
+              </w:rPr>
+              <w:t xml:space="preserve">Delete</w:t>
+            </w:r>
+          </w:p>
+        </w:tc>
+        <w:tc>
+          <w:tcPr>
+            <w:tcW w:type="dxa" w:w="2260"/>
+            <w:tcBorders>
+              <w:top w:val="single" w:color="808080" w:sz="4"/>
+              <w:left w:val="single" w:color="808080" w:sz="4"/>
+              <w:bottom w:val="single" w:color="808080" w:sz="4"/>
+              <w:right w:val="single" w:color="808080" w:sz="4"/>
+            </w:tcBorders>
+            <w:tcMar>
+              <w:top w:type="dxa" w:w="40"/>
+              <w:left w:type="dxa" w:w="80"/>
+              <w:bottom w:type="dxa" w:w="40"/>
+              <w:right w:type="dxa" w:w="80"/>
+            </w:tcMar>
+            <w:vAlign w:val="top"/>
+          </w:tcPr>
+          <w:p>
+            <w:pPr>
+              <w:spacing w:after="0" w:before="0" w:line="240"/>
+              <w:jc w:val="left"/>
+            </w:pPr>
+            <w:r>
+              <w:rPr>
+                <w:rFonts w:ascii="Courier New" w:cs="Courier New" w:eastAsia="Courier New" w:hAnsi="Courier New"/>
+                <w:sz w:val="14"/>
+                <w:szCs w:val="14"/>
+              </w:rPr>
+              <w:t xml:space="preserve">DELETE /events/32</w:t>
+            </w:r>
+          </w:p>
+        </w:tc>
+        <w:tc>
+          <w:tcPr>
+            <w:tcW w:type="dxa" w:w="1960"/>
+            <w:tcBorders>
+              <w:top w:val="single" w:color="808080" w:sz="4"/>
+              <w:left w:val="single" w:color="808080" w:sz="4"/>
+              <w:bottom w:val="single" w:color="808080" w:sz="4"/>
+              <w:right w:val="single" w:color="808080" w:sz="4"/>
+            </w:tcBorders>
+            <w:tcMar>
+              <w:top w:type="dxa" w:w="40"/>
+              <w:left w:type="dxa" w:w="80"/>
+              <w:bottom w:type="dxa" w:w="40"/>
+              <w:right w:type="dxa" w:w="80"/>
+            </w:tcMar>
+            <w:vAlign w:val="top"/>
+          </w:tcPr>
+          <w:p>
+            <w:pPr>
+              <w:spacing w:after="0" w:before="0" w:line="240"/>
+              <w:jc w:val="left"/>
+            </w:pPr>
+            <w:r>
+              <w:rPr>
+                <w:rFonts w:ascii="Times New Roman" w:cs="Times New Roman" w:eastAsia="Times New Roman" w:hAnsi="Times New Roman"/>
+                <w:sz w:val="17"/>
+                <w:szCs w:val="17"/>
+              </w:rPr>
+              <w:t xml:space="preserve">204 No Content</w:t>
+            </w:r>
+          </w:p>
+        </w:tc>
+        <w:tc>
+          <w:tcPr>
+            <w:tcW w:type="dxa" w:w="2166"/>
+            <w:tcBorders>
+              <w:top w:val="single" w:color="808080" w:sz="4"/>
+              <w:left w:val="single" w:color="808080" w:sz="4"/>
+              <w:bottom w:val="single" w:color="808080" w:sz="4"/>
+              <w:right w:val="single" w:color="808080" w:sz="4"/>
+            </w:tcBorders>
+            <w:tcMar>
+              <w:top w:type="dxa" w:w="40"/>
+              <w:left w:type="dxa" w:w="80"/>
+              <w:bottom w:type="dxa" w:w="40"/>
+              <w:right w:type="dxa" w:w="80"/>
+            </w:tcMar>
+            <w:vAlign w:val="top"/>
+          </w:tcPr>
+          <w:p>
+            <w:pPr>
+              <w:spacing w:after="0" w:before="0" w:line="240"/>
+              <w:jc w:val="left"/>
+            </w:pPr>
+            <w:r>
+              <w:rPr>
+                <w:rFonts w:ascii="Times New Roman" w:cs="Times New Roman" w:eastAsia="Times New Roman" w:hAnsi="Times New Roman"/>
+                <w:sz w:val="17"/>
+                <w:szCs w:val="17"/>
+              </w:rPr>
+              <w:t xml:space="preserve">204 No Content</w:t>
+            </w:r>
+          </w:p>
+        </w:tc>
+        <w:tc>
+          <w:tcPr>
+            <w:tcW w:type="dxa" w:w="700"/>
+            <w:tcBorders>
+              <w:top w:val="single" w:color="808080" w:sz="4"/>
+              <w:left w:val="single" w:color="808080" w:sz="4"/>
+              <w:bottom w:val="single" w:color="808080" w:sz="4"/>
+              <w:right w:val="single" w:color="808080" w:sz="4"/>
+            </w:tcBorders>
+            <w:tcMar>
+              <w:top w:type="dxa" w:w="40"/>
+              <w:left w:type="dxa" w:w="80"/>
+              <w:bottom w:type="dxa" w:w="40"/>
+              <w:right w:type="dxa" w:w="80"/>
+            </w:tcMar>
+            <w:vAlign w:val="top"/>
+          </w:tcPr>
+          <w:p>
+            <w:pPr>
+              <w:spacing w:after="0" w:before="0" w:line="240"/>
+              <w:jc w:val="left"/>
+            </w:pPr>
+            <w:r>
+              <w:rPr>
+                <w:rFonts w:ascii="Times New Roman" w:cs="Times New Roman" w:eastAsia="Times New Roman" w:hAnsi="Times New Roman"/>
+                <w:sz w:val="17"/>
+                <w:szCs w:val="17"/>
+              </w:rPr>
+              <w:t xml:space="preserve">Pass</w:t>
+            </w:r>
+          </w:p>
+        </w:tc>
+      </w:tr>
+      <w:tr>
+        <w:trPr>
+          <w:cantSplit/>
+        </w:trPr>
+        <w:tc>
+          <w:tcPr>
+            <w:tcW w:type="dxa" w:w="760"/>
+            <w:tcBorders>
+              <w:top w:val="single" w:color="808080" w:sz="4"/>
+              <w:left w:val="single" w:color="808080" w:sz="4"/>
+              <w:bottom w:val="single" w:color="808080" w:sz="4"/>
+              <w:right w:val="single" w:color="808080" w:sz="4"/>
+            </w:tcBorders>
+            <w:tcMar>
+              <w:top w:type="dxa" w:w="40"/>
+              <w:left w:type="dxa" w:w="80"/>
+              <w:bottom w:type="dxa" w:w="40"/>
+              <w:right w:type="dxa" w:w="80"/>
+            </w:tcMar>
+            <w:vAlign w:val="top"/>
+          </w:tcPr>
+          <w:p>
+            <w:pPr>
+              <w:spacing w:after="0" w:before="0" w:line="240"/>
+              <w:jc w:val="left"/>
+            </w:pPr>
+            <w:r>
+              <w:rPr>
+                <w:rFonts w:ascii="Times New Roman" w:cs="Times New Roman" w:eastAsia="Times New Roman" w:hAnsi="Times New Roman"/>
+                <w:sz w:val="17"/>
+                <w:szCs w:val="17"/>
+              </w:rPr>
+              <w:t xml:space="preserve">API-07</w:t>
+            </w:r>
+          </w:p>
+        </w:tc>
+        <w:tc>
+          <w:tcPr>
+            <w:tcW w:type="dxa" w:w="1180"/>
+            <w:tcBorders>
+              <w:top w:val="single" w:color="808080" w:sz="4"/>
+              <w:left w:val="single" w:color="808080" w:sz="4"/>
+              <w:bottom w:val="single" w:color="808080" w:sz="4"/>
+              <w:right w:val="single" w:color="808080" w:sz="4"/>
+            </w:tcBorders>
+            <w:tcMar>
+              <w:top w:type="dxa" w:w="40"/>
+              <w:left w:type="dxa" w:w="80"/>
+              <w:bottom w:type="dxa" w:w="40"/>
+              <w:right w:type="dxa" w:w="80"/>
+            </w:tcMar>
+            <w:vAlign w:val="top"/>
+          </w:tcPr>
+          <w:p>
+            <w:pPr>
+              <w:spacing w:after="0" w:before="0" w:line="240"/>
+              <w:jc w:val="left"/>
+            </w:pPr>
+            <w:r>
+              <w:rPr>
+                <w:rFonts w:ascii="Times New Roman" w:cs="Times New Roman" w:eastAsia="Times New Roman" w:hAnsi="Times New Roman"/>
+                <w:sz w:val="17"/>
+                <w:szCs w:val="17"/>
+              </w:rPr>
+              <w:t xml:space="preserve">Missing ID</w:t>
+            </w:r>
+          </w:p>
+        </w:tc>
+        <w:tc>
+          <w:tcPr>
+            <w:tcW w:type="dxa" w:w="2260"/>
+            <w:tcBorders>
+              <w:top w:val="single" w:color="808080" w:sz="4"/>
+              <w:left w:val="single" w:color="808080" w:sz="4"/>
+              <w:bottom w:val="single" w:color="808080" w:sz="4"/>
+              <w:right w:val="single" w:color="808080" w:sz="4"/>
+            </w:tcBorders>
+            <w:tcMar>
+              <w:top w:type="dxa" w:w="40"/>
+              <w:left w:type="dxa" w:w="80"/>
+              <w:bottom w:type="dxa" w:w="40"/>
+              <w:right w:type="dxa" w:w="80"/>
+            </w:tcMar>
+            <w:vAlign w:val="top"/>
+          </w:tcPr>
+          <w:p>
+            <w:pPr>
+              <w:spacing w:after="0" w:before="0" w:line="240"/>
+              <w:jc w:val="left"/>
+            </w:pPr>
+            <w:r>
+              <w:rPr>
+                <w:rFonts w:ascii="Courier New" w:cs="Courier New" w:eastAsia="Courier New" w:hAnsi="Courier New"/>
+                <w:sz w:val="14"/>
+                <w:szCs w:val="14"/>
+              </w:rPr>
+              <w:t xml:space="preserve">DELETE /events/32 (again)</w:t>
+            </w:r>
+          </w:p>
+        </w:tc>
+        <w:tc>
+          <w:tcPr>
+            <w:tcW w:type="dxa" w:w="1960"/>
+            <w:tcBorders>
+              <w:top w:val="single" w:color="808080" w:sz="4"/>
+              <w:left w:val="single" w:color="808080" w:sz="4"/>
+              <w:bottom w:val="single" w:color="808080" w:sz="4"/>
+              <w:right w:val="single" w:color="808080" w:sz="4"/>
+            </w:tcBorders>
+            <w:tcMar>
+              <w:top w:type="dxa" w:w="40"/>
+              <w:left w:type="dxa" w:w="80"/>
+              <w:bottom w:type="dxa" w:w="40"/>
+              <w:right w:type="dxa" w:w="80"/>
+            </w:tcMar>
+            <w:vAlign w:val="top"/>
+          </w:tcPr>
+          <w:p>
+            <w:pPr>
+              <w:spacing w:after="0" w:before="0" w:line="240"/>
+              <w:jc w:val="left"/>
+            </w:pPr>
+            <w:r>
+              <w:rPr>
+                <w:rFonts w:ascii="Times New Roman" w:cs="Times New Roman" w:eastAsia="Times New Roman" w:hAnsi="Times New Roman"/>
+                <w:sz w:val="17"/>
+                <w:szCs w:val="17"/>
+              </w:rPr>
+              <w:t xml:space="preserve">404 not found</w:t>
+            </w:r>
+          </w:p>
+        </w:tc>
+        <w:tc>
+          <w:tcPr>
+            <w:tcW w:type="dxa" w:w="2166"/>
+            <w:tcBorders>
+              <w:top w:val="single" w:color="808080" w:sz="4"/>
+              <w:left w:val="single" w:color="808080" w:sz="4"/>
+              <w:bottom w:val="single" w:color="808080" w:sz="4"/>
+              <w:right w:val="single" w:color="808080" w:sz="4"/>
+            </w:tcBorders>
+            <w:tcMar>
+              <w:top w:type="dxa" w:w="40"/>
+              <w:left w:type="dxa" w:w="80"/>
+              <w:bottom w:type="dxa" w:w="40"/>
+              <w:right w:type="dxa" w:w="80"/>
+            </w:tcMar>
+            <w:vAlign w:val="top"/>
+          </w:tcPr>
+          <w:p>
+            <w:pPr>
+              <w:spacing w:after="0" w:before="0" w:line="240"/>
+              <w:jc w:val="left"/>
+            </w:pPr>
+            <w:r>
+              <w:rPr>
+                <w:rFonts w:ascii="Times New Roman" w:cs="Times New Roman" w:eastAsia="Times New Roman" w:hAnsi="Times New Roman"/>
+                <w:sz w:val="17"/>
+                <w:szCs w:val="17"/>
+              </w:rPr>
+              <w:t xml:space="preserve">404 EVENT_​NOT_​FOUND</w:t>
+            </w:r>
+          </w:p>
+        </w:tc>
+        <w:tc>
+          <w:tcPr>
+            <w:tcW w:type="dxa" w:w="700"/>
+            <w:tcBorders>
+              <w:top w:val="single" w:color="808080" w:sz="4"/>
+              <w:left w:val="single" w:color="808080" w:sz="4"/>
+              <w:bottom w:val="single" w:color="808080" w:sz="4"/>
+              <w:right w:val="single" w:color="808080" w:sz="4"/>
+            </w:tcBorders>
+            <w:tcMar>
+              <w:top w:type="dxa" w:w="40"/>
+              <w:left w:type="dxa" w:w="80"/>
+              <w:bottom w:type="dxa" w:w="40"/>
+              <w:right w:type="dxa" w:w="80"/>
+            </w:tcMar>
+            <w:vAlign w:val="top"/>
+          </w:tcPr>
+          <w:p>
+            <w:pPr>
+              <w:spacing w:after="0" w:before="0" w:line="240"/>
+              <w:jc w:val="left"/>
+            </w:pPr>
+            <w:r>
+              <w:rPr>
+                <w:rFonts w:ascii="Times New Roman" w:cs="Times New Roman" w:eastAsia="Times New Roman" w:hAnsi="Times New Roman"/>
+                <w:sz w:val="17"/>
+                <w:szCs w:val="17"/>
+              </w:rPr>
+              <w:t xml:space="preserve">Pass</w:t>
+            </w:r>
+          </w:p>
+        </w:tc>
+      </w:tr>
+      <w:tr>
+        <w:trPr>
+          <w:cantSplit/>
+        </w:trPr>
+        <w:tc>
+          <w:tcPr>
+            <w:tcW w:type="dxa" w:w="760"/>
+            <w:tcBorders>
+              <w:top w:val="single" w:color="808080" w:sz="4"/>
+              <w:left w:val="single" w:color="808080" w:sz="4"/>
+              <w:bottom w:val="single" w:color="808080" w:sz="4"/>
+              <w:right w:val="single" w:color="808080" w:sz="4"/>
+            </w:tcBorders>
+            <w:tcMar>
+              <w:top w:type="dxa" w:w="40"/>
+              <w:left w:type="dxa" w:w="80"/>
+              <w:bottom w:type="dxa" w:w="40"/>
+              <w:right w:type="dxa" w:w="80"/>
+            </w:tcMar>
+            <w:vAlign w:val="top"/>
+          </w:tcPr>
+          <w:p>
+            <w:pPr>
+              <w:spacing w:after="0" w:before="0" w:line="240"/>
+              <w:jc w:val="left"/>
+            </w:pPr>
+            <w:r>
+              <w:rPr>
+                <w:rFonts w:ascii="Times New Roman" w:cs="Times New Roman" w:eastAsia="Times New Roman" w:hAnsi="Times New Roman"/>
+                <w:sz w:val="17"/>
+                <w:szCs w:val="17"/>
+              </w:rPr>
+              <w:t xml:space="preserve">API-08</w:t>
+            </w:r>
+          </w:p>
+        </w:tc>
+        <w:tc>
+          <w:tcPr>
+            <w:tcW w:type="dxa" w:w="1180"/>
+            <w:tcBorders>
+              <w:top w:val="single" w:color="808080" w:sz="4"/>
+              <w:left w:val="single" w:color="808080" w:sz="4"/>
+              <w:bottom w:val="single" w:color="808080" w:sz="4"/>
+              <w:right w:val="single" w:color="808080" w:sz="4"/>
+            </w:tcBorders>
+            <w:tcMar>
+              <w:top w:type="dxa" w:w="40"/>
+              <w:left w:type="dxa" w:w="80"/>
+              <w:bottom w:type="dxa" w:w="40"/>
+              <w:right w:type="dxa" w:w="80"/>
+            </w:tcMar>
+            <w:vAlign w:val="top"/>
+          </w:tcPr>
+          <w:p>
+            <w:pPr>
+              <w:spacing w:after="0" w:before="0" w:line="240"/>
+              <w:jc w:val="left"/>
+            </w:pPr>
+            <w:r>
+              <w:rPr>
+                <w:rFonts w:ascii="Times New Roman" w:cs="Times New Roman" w:eastAsia="Times New Roman" w:hAnsi="Times New Roman"/>
+                <w:sz w:val="17"/>
+                <w:szCs w:val="17"/>
+              </w:rPr>
+              <w:t xml:space="preserve">Update (workflow)</w:t>
+            </w:r>
+          </w:p>
+        </w:tc>
+        <w:tc>
+          <w:tcPr>
+            <w:tcW w:type="dxa" w:w="2260"/>
+            <w:tcBorders>
+              <w:top w:val="single" w:color="808080" w:sz="4"/>
+              <w:left w:val="single" w:color="808080" w:sz="4"/>
+              <w:bottom w:val="single" w:color="808080" w:sz="4"/>
+              <w:right w:val="single" w:color="808080" w:sz="4"/>
+            </w:tcBorders>
+            <w:tcMar>
+              <w:top w:type="dxa" w:w="40"/>
+              <w:left w:type="dxa" w:w="80"/>
+              <w:bottom w:type="dxa" w:w="40"/>
+              <w:right w:type="dxa" w:w="80"/>
+            </w:tcMar>
+            <w:vAlign w:val="top"/>
+          </w:tcPr>
+          <w:p>
+            <w:pPr>
+              <w:spacing w:after="0" w:before="0" w:line="240"/>
+              <w:jc w:val="left"/>
+            </w:pPr>
+            <w:r>
+              <w:rPr>
+                <w:rFonts w:ascii="Courier New" w:cs="Courier New" w:eastAsia="Courier New" w:hAnsi="Courier New"/>
+                <w:sz w:val="14"/>
+                <w:szCs w:val="14"/>
+              </w:rPr>
+              <w:t xml:space="preserve">PATCH /events/33 {status:"PUBLISHED"}</w:t>
+            </w:r>
+          </w:p>
+        </w:tc>
+        <w:tc>
+          <w:tcPr>
+            <w:tcW w:type="dxa" w:w="1960"/>
+            <w:tcBorders>
+              <w:top w:val="single" w:color="808080" w:sz="4"/>
+              <w:left w:val="single" w:color="808080" w:sz="4"/>
+              <w:bottom w:val="single" w:color="808080" w:sz="4"/>
+              <w:right w:val="single" w:color="808080" w:sz="4"/>
+            </w:tcBorders>
+            <w:tcMar>
+              <w:top w:type="dxa" w:w="40"/>
+              <w:left w:type="dxa" w:w="80"/>
+              <w:bottom w:type="dxa" w:w="40"/>
+              <w:right w:type="dxa" w:w="80"/>
+            </w:tcMar>
+            <w:vAlign w:val="top"/>
+          </w:tcPr>
+          <w:p>
+            <w:pPr>
+              <w:spacing w:after="0" w:before="0" w:line="240"/>
+              <w:jc w:val="left"/>
+            </w:pPr>
+            <w:r>
+              <w:rPr>
+                <w:rFonts w:ascii="Times New Roman" w:cs="Times New Roman" w:eastAsia="Times New Roman" w:hAnsi="Times New Roman"/>
+                <w:sz w:val="17"/>
+                <w:szCs w:val="17"/>
+              </w:rPr>
+              <w:t xml:space="preserve">200, PUBLISHED</w:t>
+            </w:r>
+          </w:p>
+        </w:tc>
+        <w:tc>
+          <w:tcPr>
+            <w:tcW w:type="dxa" w:w="2166"/>
+            <w:tcBorders>
+              <w:top w:val="single" w:color="808080" w:sz="4"/>
+              <w:left w:val="single" w:color="808080" w:sz="4"/>
+              <w:bottom w:val="single" w:color="808080" w:sz="4"/>
+              <w:right w:val="single" w:color="808080" w:sz="4"/>
+            </w:tcBorders>
+            <w:tcMar>
+              <w:top w:type="dxa" w:w="40"/>
+              <w:left w:type="dxa" w:w="80"/>
+              <w:bottom w:type="dxa" w:w="40"/>
+              <w:right w:type="dxa" w:w="80"/>
+            </w:tcMar>
+            <w:vAlign w:val="top"/>
+          </w:tcPr>
+          <w:p>
+            <w:pPr>
+              <w:spacing w:after="0" w:before="0" w:line="240"/>
+              <w:jc w:val="left"/>
+            </w:pPr>
+            <w:r>
+              <w:rPr>
+                <w:rFonts w:ascii="Times New Roman" w:cs="Times New Roman" w:eastAsia="Times New Roman" w:hAnsi="Times New Roman"/>
+                <w:sz w:val="17"/>
+                <w:szCs w:val="17"/>
+              </w:rPr>
+              <w:t xml:space="preserve">200 PUBLISHED</w:t>
+            </w:r>
+          </w:p>
+        </w:tc>
+        <w:tc>
+          <w:tcPr>
+            <w:tcW w:type="dxa" w:w="700"/>
+            <w:tcBorders>
+              <w:top w:val="single" w:color="808080" w:sz="4"/>
+              <w:left w:val="single" w:color="808080" w:sz="4"/>
+              <w:bottom w:val="single" w:color="808080" w:sz="4"/>
+              <w:right w:val="single" w:color="808080" w:sz="4"/>
+            </w:tcBorders>
+            <w:tcMar>
+              <w:top w:type="dxa" w:w="40"/>
+              <w:left w:type="dxa" w:w="80"/>
+              <w:bottom w:type="dxa" w:w="40"/>
+              <w:right w:type="dxa" w:w="80"/>
+            </w:tcMar>
+            <w:vAlign w:val="top"/>
+          </w:tcPr>
+          <w:p>
+            <w:pPr>
+              <w:spacing w:after="0" w:before="0" w:line="240"/>
+              <w:jc w:val="left"/>
+            </w:pPr>
+            <w:r>
+              <w:rPr>
+                <w:rFonts w:ascii="Times New Roman" w:cs="Times New Roman" w:eastAsia="Times New Roman" w:hAnsi="Times New Roman"/>
+                <w:sz w:val="17"/>
+                <w:szCs w:val="17"/>
+              </w:rPr>
+              <w:t xml:space="preserve">Pass</w:t>
+            </w:r>
+          </w:p>
+        </w:tc>
+      </w:tr>
+      <w:tr>
+        <w:trPr>
+          <w:cantSplit/>
+        </w:trPr>
+        <w:tc>
+          <w:tcPr>
+            <w:tcW w:type="dxa" w:w="760"/>
+            <w:tcBorders>
+              <w:top w:val="single" w:color="808080" w:sz="4"/>
+              <w:left w:val="single" w:color="808080" w:sz="4"/>
+              <w:bottom w:val="single" w:color="808080" w:sz="4"/>
+              <w:right w:val="single" w:color="808080" w:sz="4"/>
+            </w:tcBorders>
+            <w:tcMar>
+              <w:top w:type="dxa" w:w="40"/>
+              <w:left w:type="dxa" w:w="80"/>
+              <w:bottom w:type="dxa" w:w="40"/>
+              <w:right w:type="dxa" w:w="80"/>
+            </w:tcMar>
+            <w:vAlign w:val="top"/>
+          </w:tcPr>
+          <w:p>
+            <w:pPr>
+              <w:spacing w:after="0" w:before="0" w:line="240"/>
+              <w:jc w:val="left"/>
+            </w:pPr>
+            <w:r>
+              <w:rPr>
+                <w:rFonts w:ascii="Times New Roman" w:cs="Times New Roman" w:eastAsia="Times New Roman" w:hAnsi="Times New Roman"/>
+                <w:sz w:val="17"/>
+                <w:szCs w:val="17"/>
+              </w:rPr>
+              <w:t xml:space="preserve">API-09</w:t>
+            </w:r>
+          </w:p>
+        </w:tc>
+        <w:tc>
+          <w:tcPr>
+            <w:tcW w:type="dxa" w:w="1180"/>
+            <w:tcBorders>
+              <w:top w:val="single" w:color="808080" w:sz="4"/>
+              <w:left w:val="single" w:color="808080" w:sz="4"/>
+              <w:bottom w:val="single" w:color="808080" w:sz="4"/>
+              <w:right w:val="single" w:color="808080" w:sz="4"/>
+            </w:tcBorders>
+            <w:tcMar>
+              <w:top w:type="dxa" w:w="40"/>
+              <w:left w:type="dxa" w:w="80"/>
+              <w:bottom w:type="dxa" w:w="40"/>
+              <w:right w:type="dxa" w:w="80"/>
+            </w:tcMar>
+            <w:vAlign w:val="top"/>
+          </w:tcPr>
+          <w:p>
+            <w:pPr>
+              <w:spacing w:after="0" w:before="0" w:line="240"/>
+              <w:jc w:val="left"/>
+            </w:pPr>
+            <w:r>
+              <w:rPr>
+                <w:rFonts w:ascii="Times New Roman" w:cs="Times New Roman" w:eastAsia="Times New Roman" w:hAnsi="Times New Roman"/>
+                <w:sz w:val="17"/>
+                <w:szCs w:val="17"/>
+              </w:rPr>
+              <w:t xml:space="preserve">Create (registration)</w:t>
+            </w:r>
+          </w:p>
+        </w:tc>
+        <w:tc>
+          <w:tcPr>
+            <w:tcW w:type="dxa" w:w="2260"/>
+            <w:tcBorders>
+              <w:top w:val="single" w:color="808080" w:sz="4"/>
+              <w:left w:val="single" w:color="808080" w:sz="4"/>
+              <w:bottom w:val="single" w:color="808080" w:sz="4"/>
+              <w:right w:val="single" w:color="808080" w:sz="4"/>
+            </w:tcBorders>
+            <w:tcMar>
+              <w:top w:type="dxa" w:w="40"/>
+              <w:left w:type="dxa" w:w="80"/>
+              <w:bottom w:type="dxa" w:w="40"/>
+              <w:right w:type="dxa" w:w="80"/>
+            </w:tcMar>
+            <w:vAlign w:val="top"/>
+          </w:tcPr>
+          <w:p>
+            <w:pPr>
+              <w:spacing w:after="0" w:before="0" w:line="240"/>
+              <w:jc w:val="left"/>
+            </w:pPr>
+            <w:r>
+              <w:rPr>
+                <w:rFonts w:ascii="Courier New" w:cs="Courier New" w:eastAsia="Courier New" w:hAnsi="Courier New"/>
+                <w:sz w:val="14"/>
+                <w:szCs w:val="14"/>
+              </w:rPr>
+              <w:t xml:space="preserve">POST /events/33/registrations {answers:{}}</w:t>
+            </w:r>
+          </w:p>
+        </w:tc>
+        <w:tc>
+          <w:tcPr>
+            <w:tcW w:type="dxa" w:w="1960"/>
+            <w:tcBorders>
+              <w:top w:val="single" w:color="808080" w:sz="4"/>
+              <w:left w:val="single" w:color="808080" w:sz="4"/>
+              <w:bottom w:val="single" w:color="808080" w:sz="4"/>
+              <w:right w:val="single" w:color="808080" w:sz="4"/>
+            </w:tcBorders>
+            <w:tcMar>
+              <w:top w:type="dxa" w:w="40"/>
+              <w:left w:type="dxa" w:w="80"/>
+              <w:bottom w:type="dxa" w:w="40"/>
+              <w:right w:type="dxa" w:w="80"/>
+            </w:tcMar>
+            <w:vAlign w:val="top"/>
+          </w:tcPr>
+          <w:p>
+            <w:pPr>
+              <w:spacing w:after="0" w:before="0" w:line="240"/>
+              <w:jc w:val="left"/>
+            </w:pPr>
+            <w:r>
+              <w:rPr>
+                <w:rFonts w:ascii="Times New Roman" w:cs="Times New Roman" w:eastAsia="Times New Roman" w:hAnsi="Times New Roman"/>
+                <w:sz w:val="17"/>
+                <w:szCs w:val="17"/>
+              </w:rPr>
+              <w:t xml:space="preserve">201, CONFIRMED</w:t>
+            </w:r>
+          </w:p>
+        </w:tc>
+        <w:tc>
+          <w:tcPr>
+            <w:tcW w:type="dxa" w:w="2166"/>
+            <w:tcBorders>
+              <w:top w:val="single" w:color="808080" w:sz="4"/>
+              <w:left w:val="single" w:color="808080" w:sz="4"/>
+              <w:bottom w:val="single" w:color="808080" w:sz="4"/>
+              <w:right w:val="single" w:color="808080" w:sz="4"/>
+            </w:tcBorders>
+            <w:tcMar>
+              <w:top w:type="dxa" w:w="40"/>
+              <w:left w:type="dxa" w:w="80"/>
+              <w:bottom w:type="dxa" w:w="40"/>
+              <w:right w:type="dxa" w:w="80"/>
+            </w:tcMar>
+            <w:vAlign w:val="top"/>
+          </w:tcPr>
+          <w:p>
+            <w:pPr>
+              <w:spacing w:after="0" w:before="0" w:line="240"/>
+              <w:jc w:val="left"/>
+            </w:pPr>
+            <w:r>
+              <w:rPr>
+                <w:rFonts w:ascii="Times New Roman" w:cs="Times New Roman" w:eastAsia="Times New Roman" w:hAnsi="Times New Roman"/>
+                <w:sz w:val="17"/>
+                <w:szCs w:val="17"/>
+              </w:rPr>
+              <w:t xml:space="preserve">201 CONFIRMED</w:t>
+            </w:r>
+          </w:p>
+        </w:tc>
+        <w:tc>
+          <w:tcPr>
+            <w:tcW w:type="dxa" w:w="700"/>
+            <w:tcBorders>
+              <w:top w:val="single" w:color="808080" w:sz="4"/>
+              <w:left w:val="single" w:color="808080" w:sz="4"/>
+              <w:bottom w:val="single" w:color="808080" w:sz="4"/>
+              <w:right w:val="single" w:color="808080" w:sz="4"/>
+            </w:tcBorders>
+            <w:tcMar>
+              <w:top w:type="dxa" w:w="40"/>
+              <w:left w:type="dxa" w:w="80"/>
+              <w:bottom w:type="dxa" w:w="40"/>
+              <w:right w:type="dxa" w:w="80"/>
+            </w:tcMar>
+            <w:vAlign w:val="top"/>
+          </w:tcPr>
+          <w:p>
+            <w:pPr>
+              <w:spacing w:after="0" w:before="0" w:line="240"/>
+              <w:jc w:val="left"/>
+            </w:pPr>
+            <w:r>
+              <w:rPr>
+                <w:rFonts w:ascii="Times New Roman" w:cs="Times New Roman" w:eastAsia="Times New Roman" w:hAnsi="Times New Roman"/>
+                <w:sz w:val="17"/>
+                <w:szCs w:val="17"/>
+              </w:rPr>
+              <w:t xml:space="preserve">Pass</w:t>
+            </w:r>
+          </w:p>
+        </w:tc>
+      </w:tr>
+      <w:tr>
+        <w:trPr>
+          <w:cantSplit/>
+        </w:trPr>
+        <w:tc>
+          <w:tcPr>
+            <w:tcW w:type="dxa" w:w="760"/>
+            <w:tcBorders>
+              <w:top w:val="single" w:color="808080" w:sz="4"/>
+              <w:left w:val="single" w:color="808080" w:sz="4"/>
+              <w:bottom w:val="single" w:color="808080" w:sz="4"/>
+              <w:right w:val="single" w:color="808080" w:sz="4"/>
+            </w:tcBorders>
+            <w:tcMar>
+              <w:top w:type="dxa" w:w="40"/>
+              <w:left w:type="dxa" w:w="80"/>
+              <w:bottom w:type="dxa" w:w="40"/>
+              <w:right w:type="dxa" w:w="80"/>
+            </w:tcMar>
+            <w:vAlign w:val="top"/>
+          </w:tcPr>
+          <w:p>
+            <w:pPr>
+              <w:spacing w:after="0" w:before="0" w:line="240"/>
+              <w:jc w:val="left"/>
+            </w:pPr>
+            <w:r>
+              <w:rPr>
+                <w:rFonts w:ascii="Times New Roman" w:cs="Times New Roman" w:eastAsia="Times New Roman" w:hAnsi="Times New Roman"/>
+                <w:sz w:val="17"/>
+                <w:szCs w:val="17"/>
+              </w:rPr>
+              <w:t xml:space="preserve">API-10</w:t>
+            </w:r>
+          </w:p>
+        </w:tc>
+        <w:tc>
+          <w:tcPr>
+            <w:tcW w:type="dxa" w:w="1180"/>
+            <w:tcBorders>
+              <w:top w:val="single" w:color="808080" w:sz="4"/>
+              <w:left w:val="single" w:color="808080" w:sz="4"/>
+              <w:bottom w:val="single" w:color="808080" w:sz="4"/>
+              <w:right w:val="single" w:color="808080" w:sz="4"/>
+            </w:tcBorders>
+            <w:tcMar>
+              <w:top w:type="dxa" w:w="40"/>
+              <w:left w:type="dxa" w:w="80"/>
+              <w:bottom w:type="dxa" w:w="40"/>
+              <w:right w:type="dxa" w:w="80"/>
+            </w:tcMar>
+            <w:vAlign w:val="top"/>
+          </w:tcPr>
+          <w:p>
+            <w:pPr>
+              <w:spacing w:after="0" w:before="0" w:line="240"/>
+              <w:jc w:val="left"/>
+            </w:pPr>
+            <w:r>
+              <w:rPr>
+                <w:rFonts w:ascii="Times New Roman" w:cs="Times New Roman" w:eastAsia="Times New Roman" w:hAnsi="Times New Roman"/>
+                <w:sz w:val="17"/>
+                <w:szCs w:val="17"/>
+              </w:rPr>
+              <w:t xml:space="preserve">Duplicate</w:t>
+            </w:r>
+          </w:p>
+        </w:tc>
+        <w:tc>
+          <w:tcPr>
+            <w:tcW w:type="dxa" w:w="2260"/>
+            <w:tcBorders>
+              <w:top w:val="single" w:color="808080" w:sz="4"/>
+              <w:left w:val="single" w:color="808080" w:sz="4"/>
+              <w:bottom w:val="single" w:color="808080" w:sz="4"/>
+              <w:right w:val="single" w:color="808080" w:sz="4"/>
+            </w:tcBorders>
+            <w:tcMar>
+              <w:top w:type="dxa" w:w="40"/>
+              <w:left w:type="dxa" w:w="80"/>
+              <w:bottom w:type="dxa" w:w="40"/>
+              <w:right w:type="dxa" w:w="80"/>
+            </w:tcMar>
+            <w:vAlign w:val="top"/>
+          </w:tcPr>
+          <w:p>
+            <w:pPr>
+              <w:spacing w:after="0" w:before="0" w:line="240"/>
+              <w:jc w:val="left"/>
+            </w:pPr>
+            <w:r>
+              <w:rPr>
+                <w:rFonts w:ascii="Times New Roman" w:cs="Times New Roman" w:eastAsia="Times New Roman" w:hAnsi="Times New Roman"/>
+                <w:sz w:val="17"/>
+                <w:szCs w:val="17"/>
+              </w:rPr>
+              <w:t xml:space="preserve">Same request again</w:t>
+            </w:r>
+          </w:p>
+        </w:tc>
+        <w:tc>
+          <w:tcPr>
+            <w:tcW w:type="dxa" w:w="1960"/>
+            <w:tcBorders>
+              <w:top w:val="single" w:color="808080" w:sz="4"/>
+              <w:left w:val="single" w:color="808080" w:sz="4"/>
+              <w:bottom w:val="single" w:color="808080" w:sz="4"/>
+              <w:right w:val="single" w:color="808080" w:sz="4"/>
+            </w:tcBorders>
+            <w:tcMar>
+              <w:top w:type="dxa" w:w="40"/>
+              <w:left w:type="dxa" w:w="80"/>
+              <w:bottom w:type="dxa" w:w="40"/>
+              <w:right w:type="dxa" w:w="80"/>
+            </w:tcMar>
+            <w:vAlign w:val="top"/>
+          </w:tcPr>
+          <w:p>
+            <w:pPr>
+              <w:spacing w:after="0" w:before="0" w:line="240"/>
+              <w:jc w:val="left"/>
+            </w:pPr>
+            <w:r>
+              <w:rPr>
+                <w:rFonts w:ascii="Times New Roman" w:cs="Times New Roman" w:eastAsia="Times New Roman" w:hAnsi="Times New Roman"/>
+                <w:sz w:val="17"/>
+                <w:szCs w:val="17"/>
+              </w:rPr>
+              <w:t xml:space="preserve">409 ALREADY_​REGISTERED</w:t>
+            </w:r>
+          </w:p>
+        </w:tc>
+        <w:tc>
+          <w:tcPr>
+            <w:tcW w:type="dxa" w:w="2166"/>
+            <w:tcBorders>
+              <w:top w:val="single" w:color="808080" w:sz="4"/>
+              <w:left w:val="single" w:color="808080" w:sz="4"/>
+              <w:bottom w:val="single" w:color="808080" w:sz="4"/>
+              <w:right w:val="single" w:color="808080" w:sz="4"/>
+            </w:tcBorders>
+            <w:tcMar>
+              <w:top w:type="dxa" w:w="40"/>
+              <w:left w:type="dxa" w:w="80"/>
+              <w:bottom w:type="dxa" w:w="40"/>
+              <w:right w:type="dxa" w:w="80"/>
+            </w:tcMar>
+            <w:vAlign w:val="top"/>
+          </w:tcPr>
+          <w:p>
+            <w:pPr>
+              <w:spacing w:after="0" w:before="0" w:line="240"/>
+              <w:jc w:val="left"/>
+            </w:pPr>
+            <w:r>
+              <w:rPr>
+                <w:rFonts w:ascii="Times New Roman" w:cs="Times New Roman" w:eastAsia="Times New Roman" w:hAnsi="Times New Roman"/>
+                <w:sz w:val="17"/>
+                <w:szCs w:val="17"/>
+              </w:rPr>
+              <w:t xml:space="preserve">409 ALREADY_​REGISTERED</w:t>
+            </w:r>
+          </w:p>
+        </w:tc>
+        <w:tc>
+          <w:tcPr>
+            <w:tcW w:type="dxa" w:w="700"/>
+            <w:tcBorders>
+              <w:top w:val="single" w:color="808080" w:sz="4"/>
+              <w:left w:val="single" w:color="808080" w:sz="4"/>
+              <w:bottom w:val="single" w:color="808080" w:sz="4"/>
+              <w:right w:val="single" w:color="808080" w:sz="4"/>
+            </w:tcBorders>
+            <w:tcMar>
+              <w:top w:type="dxa" w:w="40"/>
+              <w:left w:type="dxa" w:w="80"/>
+              <w:bottom w:type="dxa" w:w="40"/>
+              <w:right w:type="dxa" w:w="80"/>
+            </w:tcMar>
+            <w:vAlign w:val="top"/>
+          </w:tcPr>
+          <w:p>
+            <w:pPr>
+              <w:spacing w:after="0" w:before="0" w:line="240"/>
+              <w:jc w:val="left"/>
+            </w:pPr>
+            <w:r>
+              <w:rPr>
+                <w:rFonts w:ascii="Times New Roman" w:cs="Times New Roman" w:eastAsia="Times New Roman" w:hAnsi="Times New Roman"/>
+                <w:sz w:val="17"/>
+                <w:szCs w:val="17"/>
+              </w:rPr>
+              <w:t xml:space="preserve">Pass</w:t>
+            </w:r>
+          </w:p>
+        </w:tc>
+      </w:tr>
+      <w:tr>
+        <w:trPr>
+          <w:cantSplit/>
+        </w:trPr>
+        <w:tc>
+          <w:tcPr>
+            <w:tcW w:type="dxa" w:w="760"/>
+            <w:tcBorders>
+              <w:top w:val="single" w:color="808080" w:sz="4"/>
+              <w:left w:val="single" w:color="808080" w:sz="4"/>
+              <w:bottom w:val="single" w:color="808080" w:sz="4"/>
+              <w:right w:val="single" w:color="808080" w:sz="4"/>
+            </w:tcBorders>
+            <w:tcMar>
+              <w:top w:type="dxa" w:w="40"/>
+              <w:left w:type="dxa" w:w="80"/>
+              <w:bottom w:type="dxa" w:w="40"/>
+              <w:right w:type="dxa" w:w="80"/>
+            </w:tcMar>
+            <w:vAlign w:val="top"/>
+          </w:tcPr>
+          <w:p>
+            <w:pPr>
+              <w:spacing w:after="0" w:before="0" w:line="240"/>
+              <w:jc w:val="left"/>
+            </w:pPr>
+            <w:r>
+              <w:rPr>
+                <w:rFonts w:ascii="Times New Roman" w:cs="Times New Roman" w:eastAsia="Times New Roman" w:hAnsi="Times New Roman"/>
+                <w:sz w:val="17"/>
+                <w:szCs w:val="17"/>
+              </w:rPr>
+              <w:t xml:space="preserve">API-11</w:t>
+            </w:r>
+          </w:p>
+        </w:tc>
+        <w:tc>
+          <w:tcPr>
+            <w:tcW w:type="dxa" w:w="1180"/>
+            <w:tcBorders>
+              <w:top w:val="single" w:color="808080" w:sz="4"/>
+              <w:left w:val="single" w:color="808080" w:sz="4"/>
+              <w:bottom w:val="single" w:color="808080" w:sz="4"/>
+              <w:right w:val="single" w:color="808080" w:sz="4"/>
+            </w:tcBorders>
+            <w:tcMar>
+              <w:top w:type="dxa" w:w="40"/>
+              <w:left w:type="dxa" w:w="80"/>
+              <w:bottom w:type="dxa" w:w="40"/>
+              <w:right w:type="dxa" w:w="80"/>
+            </w:tcMar>
+            <w:vAlign w:val="top"/>
+          </w:tcPr>
+          <w:p>
+            <w:pPr>
+              <w:spacing w:after="0" w:before="0" w:line="240"/>
+              <w:jc w:val="left"/>
+            </w:pPr>
+            <w:r>
+              <w:rPr>
+                <w:rFonts w:ascii="Times New Roman" w:cs="Times New Roman" w:eastAsia="Times New Roman" w:hAnsi="Times New Roman"/>
+                <w:sz w:val="17"/>
+                <w:szCs w:val="17"/>
+              </w:rPr>
+              <w:t xml:space="preserve">Missing user</w:t>
+            </w:r>
+          </w:p>
+        </w:tc>
+        <w:tc>
+          <w:tcPr>
+            <w:tcW w:type="dxa" w:w="2260"/>
+            <w:tcBorders>
+              <w:top w:val="single" w:color="808080" w:sz="4"/>
+              <w:left w:val="single" w:color="808080" w:sz="4"/>
+              <w:bottom w:val="single" w:color="808080" w:sz="4"/>
+              <w:right w:val="single" w:color="808080" w:sz="4"/>
+            </w:tcBorders>
+            <w:tcMar>
+              <w:top w:type="dxa" w:w="40"/>
+              <w:left w:type="dxa" w:w="80"/>
+              <w:bottom w:type="dxa" w:w="40"/>
+              <w:right w:type="dxa" w:w="80"/>
+            </w:tcMar>
+            <w:vAlign w:val="top"/>
+          </w:tcPr>
+          <w:p>
+            <w:pPr>
+              <w:spacing w:after="0" w:before="0" w:line="240"/>
+              <w:jc w:val="left"/>
+            </w:pPr>
+            <w:r>
+              <w:rPr>
+                <w:rFonts w:ascii="Times New Roman" w:cs="Times New Roman" w:eastAsia="Times New Roman" w:hAnsi="Times New Roman"/>
+                <w:sz w:val="17"/>
+                <w:szCs w:val="17"/>
+              </w:rPr>
+              <w:t xml:space="preserve">Same request without X-User-Id</w:t>
+            </w:r>
+          </w:p>
+        </w:tc>
+        <w:tc>
+          <w:tcPr>
+            <w:tcW w:type="dxa" w:w="1960"/>
+            <w:tcBorders>
+              <w:top w:val="single" w:color="808080" w:sz="4"/>
+              <w:left w:val="single" w:color="808080" w:sz="4"/>
+              <w:bottom w:val="single" w:color="808080" w:sz="4"/>
+              <w:right w:val="single" w:color="808080" w:sz="4"/>
+            </w:tcBorders>
+            <w:tcMar>
+              <w:top w:type="dxa" w:w="40"/>
+              <w:left w:type="dxa" w:w="80"/>
+              <w:bottom w:type="dxa" w:w="40"/>
+              <w:right w:type="dxa" w:w="80"/>
+            </w:tcMar>
+            <w:vAlign w:val="top"/>
+          </w:tcPr>
+          <w:p>
+            <w:pPr>
+              <w:spacing w:after="0" w:before="0" w:line="240"/>
+              <w:jc w:val="left"/>
+            </w:pPr>
+            <w:r>
+              <w:rPr>
+                <w:rFonts w:ascii="Times New Roman" w:cs="Times New Roman" w:eastAsia="Times New Roman" w:hAnsi="Times New Roman"/>
+                <w:sz w:val="17"/>
+                <w:szCs w:val="17"/>
+              </w:rPr>
+              <w:t xml:space="preserve">401</w:t>
+            </w:r>
+          </w:p>
+        </w:tc>
+        <w:tc>
+          <w:tcPr>
+            <w:tcW w:type="dxa" w:w="2166"/>
+            <w:tcBorders>
+              <w:top w:val="single" w:color="808080" w:sz="4"/>
+              <w:left w:val="single" w:color="808080" w:sz="4"/>
+              <w:bottom w:val="single" w:color="808080" w:sz="4"/>
+              <w:right w:val="single" w:color="808080" w:sz="4"/>
+            </w:tcBorders>
+            <w:tcMar>
+              <w:top w:type="dxa" w:w="40"/>
+              <w:left w:type="dxa" w:w="80"/>
+              <w:bottom w:type="dxa" w:w="40"/>
+              <w:right w:type="dxa" w:w="80"/>
+            </w:tcMar>
+            <w:vAlign w:val="top"/>
+          </w:tcPr>
+          <w:p>
+            <w:pPr>
+              <w:spacing w:after="0" w:before="0" w:line="240"/>
+              <w:jc w:val="left"/>
+            </w:pPr>
+            <w:r>
+              <w:rPr>
+                <w:rFonts w:ascii="Times New Roman" w:cs="Times New Roman" w:eastAsia="Times New Roman" w:hAnsi="Times New Roman"/>
+                <w:sz w:val="17"/>
+                <w:szCs w:val="17"/>
+              </w:rPr>
+              <w:t xml:space="preserve">401 UNAUTHENTICATED</w:t>
+            </w:r>
+          </w:p>
+        </w:tc>
+        <w:tc>
+          <w:tcPr>
+            <w:tcW w:type="dxa" w:w="700"/>
+            <w:tcBorders>
+              <w:top w:val="single" w:color="808080" w:sz="4"/>
+              <w:left w:val="single" w:color="808080" w:sz="4"/>
+              <w:bottom w:val="single" w:color="808080" w:sz="4"/>
+              <w:right w:val="single" w:color="808080" w:sz="4"/>
+            </w:tcBorders>
+            <w:tcMar>
+              <w:top w:type="dxa" w:w="40"/>
+              <w:left w:type="dxa" w:w="80"/>
+              <w:bottom w:type="dxa" w:w="40"/>
+              <w:right w:type="dxa" w:w="80"/>
+            </w:tcMar>
+            <w:vAlign w:val="top"/>
+          </w:tcPr>
+          <w:p>
+            <w:pPr>
+              <w:spacing w:after="0" w:before="0" w:line="240"/>
+              <w:jc w:val="left"/>
+            </w:pPr>
+            <w:r>
+              <w:rPr>
+                <w:rFonts w:ascii="Times New Roman" w:cs="Times New Roman" w:eastAsia="Times New Roman" w:hAnsi="Times New Roman"/>
+                <w:sz w:val="17"/>
+                <w:szCs w:val="17"/>
+              </w:rPr>
+              <w:t xml:space="preserve">Pass</w:t>
+            </w:r>
+          </w:p>
+        </w:tc>
+      </w:tr>
+      <w:tr>
+        <w:trPr>
+          <w:cantSplit/>
+        </w:trPr>
+        <w:tc>
+          <w:tcPr>
+            <w:tcW w:type="dxa" w:w="760"/>
+            <w:tcBorders>
+              <w:top w:val="single" w:color="808080" w:sz="4"/>
+              <w:left w:val="single" w:color="808080" w:sz="4"/>
+              <w:bottom w:val="single" w:color="808080" w:sz="4"/>
+              <w:right w:val="single" w:color="808080" w:sz="4"/>
+            </w:tcBorders>
+            <w:tcMar>
+              <w:top w:type="dxa" w:w="40"/>
+              <w:left w:type="dxa" w:w="80"/>
+              <w:bottom w:type="dxa" w:w="40"/>
+              <w:right w:type="dxa" w:w="80"/>
+            </w:tcMar>
+            <w:vAlign w:val="top"/>
+          </w:tcPr>
+          <w:p>
+            <w:pPr>
+              <w:spacing w:after="0" w:before="0" w:line="240"/>
+              <w:jc w:val="left"/>
+            </w:pPr>
+            <w:r>
+              <w:rPr>
+                <w:rFonts w:ascii="Times New Roman" w:cs="Times New Roman" w:eastAsia="Times New Roman" w:hAnsi="Times New Roman"/>
+                <w:sz w:val="17"/>
+                <w:szCs w:val="17"/>
+              </w:rPr>
+              <w:t xml:space="preserve">API-12</w:t>
+            </w:r>
+          </w:p>
+        </w:tc>
+        <w:tc>
+          <w:tcPr>
+            <w:tcW w:type="dxa" w:w="1180"/>
+            <w:tcBorders>
+              <w:top w:val="single" w:color="808080" w:sz="4"/>
+              <w:left w:val="single" w:color="808080" w:sz="4"/>
+              <w:bottom w:val="single" w:color="808080" w:sz="4"/>
+              <w:right w:val="single" w:color="808080" w:sz="4"/>
+            </w:tcBorders>
+            <w:tcMar>
+              <w:top w:type="dxa" w:w="40"/>
+              <w:left w:type="dxa" w:w="80"/>
+              <w:bottom w:type="dxa" w:w="40"/>
+              <w:right w:type="dxa" w:w="80"/>
+            </w:tcMar>
+            <w:vAlign w:val="top"/>
+          </w:tcPr>
+          <w:p>
+            <w:pPr>
+              <w:spacing w:after="0" w:before="0" w:line="240"/>
+              <w:jc w:val="left"/>
+            </w:pPr>
+            <w:r>
+              <w:rPr>
+                <w:rFonts w:ascii="Times New Roman" w:cs="Times New Roman" w:eastAsia="Times New Roman" w:hAnsi="Times New Roman"/>
+                <w:sz w:val="17"/>
+                <w:szCs w:val="17"/>
+              </w:rPr>
+              <w:t xml:space="preserve">Delete (cancel)</w:t>
+            </w:r>
+          </w:p>
+        </w:tc>
+        <w:tc>
+          <w:tcPr>
+            <w:tcW w:type="dxa" w:w="2260"/>
+            <w:tcBorders>
+              <w:top w:val="single" w:color="808080" w:sz="4"/>
+              <w:left w:val="single" w:color="808080" w:sz="4"/>
+              <w:bottom w:val="single" w:color="808080" w:sz="4"/>
+              <w:right w:val="single" w:color="808080" w:sz="4"/>
+            </w:tcBorders>
+            <w:tcMar>
+              <w:top w:type="dxa" w:w="40"/>
+              <w:left w:type="dxa" w:w="80"/>
+              <w:bottom w:type="dxa" w:w="40"/>
+              <w:right w:type="dxa" w:w="80"/>
+            </w:tcMar>
+            <w:vAlign w:val="top"/>
+          </w:tcPr>
+          <w:p>
+            <w:pPr>
+              <w:spacing w:after="0" w:before="0" w:line="240"/>
+              <w:jc w:val="left"/>
+            </w:pPr>
+            <w:r>
+              <w:rPr>
+                <w:rFonts w:ascii="Courier New" w:cs="Courier New" w:eastAsia="Courier New" w:hAnsi="Courier New"/>
+                <w:sz w:val="14"/>
+                <w:szCs w:val="14"/>
+              </w:rPr>
+              <w:t xml:space="preserve">DELETE /registrations/2567</w:t>
+            </w:r>
+          </w:p>
+        </w:tc>
+        <w:tc>
+          <w:tcPr>
+            <w:tcW w:type="dxa" w:w="1960"/>
+            <w:tcBorders>
+              <w:top w:val="single" w:color="808080" w:sz="4"/>
+              <w:left w:val="single" w:color="808080" w:sz="4"/>
+              <w:bottom w:val="single" w:color="808080" w:sz="4"/>
+              <w:right w:val="single" w:color="808080" w:sz="4"/>
+            </w:tcBorders>
+            <w:tcMar>
+              <w:top w:type="dxa" w:w="40"/>
+              <w:left w:type="dxa" w:w="80"/>
+              <w:bottom w:type="dxa" w:w="40"/>
+              <w:right w:type="dxa" w:w="80"/>
+            </w:tcMar>
+            <w:vAlign w:val="top"/>
+          </w:tcPr>
+          <w:p>
+            <w:pPr>
+              <w:spacing w:after="0" w:before="0" w:line="240"/>
+              <w:jc w:val="left"/>
+            </w:pPr>
+            <w:r>
+              <w:rPr>
+                <w:rFonts w:ascii="Times New Roman" w:cs="Times New Roman" w:eastAsia="Times New Roman" w:hAnsi="Times New Roman"/>
+                <w:sz w:val="17"/>
+                <w:szCs w:val="17"/>
+              </w:rPr>
+              <w:t xml:space="preserve">200, cancelled</w:t>
+            </w:r>
+          </w:p>
+        </w:tc>
+        <w:tc>
+          <w:tcPr>
+            <w:tcW w:type="dxa" w:w="2166"/>
+            <w:tcBorders>
+              <w:top w:val="single" w:color="808080" w:sz="4"/>
+              <w:left w:val="single" w:color="808080" w:sz="4"/>
+              <w:bottom w:val="single" w:color="808080" w:sz="4"/>
+              <w:right w:val="single" w:color="808080" w:sz="4"/>
+            </w:tcBorders>
+            <w:tcMar>
+              <w:top w:type="dxa" w:w="40"/>
+              <w:left w:type="dxa" w:w="80"/>
+              <w:bottom w:type="dxa" w:w="40"/>
+              <w:right w:type="dxa" w:w="80"/>
+            </w:tcMar>
+            <w:vAlign w:val="top"/>
+          </w:tcPr>
+          <w:p>
+            <w:pPr>
+              <w:spacing w:after="0" w:before="0" w:line="240"/>
+              <w:jc w:val="left"/>
+            </w:pPr>
+            <w:r>
+              <w:rPr>
+                <w:rFonts w:ascii="Times New Roman" w:cs="Times New Roman" w:eastAsia="Times New Roman" w:hAnsi="Times New Roman"/>
+                <w:sz w:val="17"/>
+                <w:szCs w:val="17"/>
+              </w:rPr>
+              <w:t xml:space="preserve">200 previous status CONFIRMED</w:t>
+            </w:r>
+          </w:p>
+        </w:tc>
+        <w:tc>
+          <w:tcPr>
+            <w:tcW w:type="dxa" w:w="700"/>
+            <w:tcBorders>
+              <w:top w:val="single" w:color="808080" w:sz="4"/>
+              <w:left w:val="single" w:color="808080" w:sz="4"/>
+              <w:bottom w:val="single" w:color="808080" w:sz="4"/>
+              <w:right w:val="single" w:color="808080" w:sz="4"/>
+            </w:tcBorders>
+            <w:tcMar>
+              <w:top w:type="dxa" w:w="40"/>
+              <w:left w:type="dxa" w:w="80"/>
+              <w:bottom w:type="dxa" w:w="40"/>
+              <w:right w:type="dxa" w:w="80"/>
+            </w:tcMar>
+            <w:vAlign w:val="top"/>
+          </w:tcPr>
+          <w:p>
+            <w:pPr>
+              <w:spacing w:after="0" w:before="0" w:line="240"/>
+              <w:jc w:val="left"/>
+            </w:pPr>
+            <w:r>
+              <w:rPr>
+                <w:rFonts w:ascii="Times New Roman" w:cs="Times New Roman" w:eastAsia="Times New Roman" w:hAnsi="Times New Roman"/>
+                <w:sz w:val="17"/>
+                <w:szCs w:val="17"/>
+              </w:rPr>
+              <w:t xml:space="preserve">Pass</w:t>
+            </w:r>
+          </w:p>
+        </w:tc>
+      </w:tr>
+      <w:tr>
+        <w:trPr>
+          <w:cantSplit/>
+        </w:trPr>
+        <w:tc>
+          <w:tcPr>
+            <w:tcW w:type="dxa" w:w="760"/>
+            <w:tcBorders>
+              <w:top w:val="single" w:color="808080" w:sz="4"/>
+              <w:left w:val="single" w:color="808080" w:sz="4"/>
+              <w:bottom w:val="single" w:color="808080" w:sz="4"/>
+              <w:right w:val="single" w:color="808080" w:sz="4"/>
+            </w:tcBorders>
+            <w:tcMar>
+              <w:top w:type="dxa" w:w="40"/>
+              <w:left w:type="dxa" w:w="80"/>
+              <w:bottom w:type="dxa" w:w="40"/>
+              <w:right w:type="dxa" w:w="80"/>
+            </w:tcMar>
+            <w:vAlign w:val="top"/>
+          </w:tcPr>
+          <w:p>
+            <w:pPr>
+              <w:spacing w:after="0" w:before="0" w:line="240"/>
+              <w:jc w:val="left"/>
+            </w:pPr>
+            <w:r>
+              <w:rPr>
+                <w:rFonts w:ascii="Times New Roman" w:cs="Times New Roman" w:eastAsia="Times New Roman" w:hAnsi="Times New Roman"/>
+                <w:sz w:val="17"/>
+                <w:szCs w:val="17"/>
+              </w:rPr>
+              <w:t xml:space="preserve">API-13</w:t>
+            </w:r>
+          </w:p>
+        </w:tc>
+        <w:tc>
+          <w:tcPr>
+            <w:tcW w:type="dxa" w:w="1180"/>
+            <w:tcBorders>
+              <w:top w:val="single" w:color="808080" w:sz="4"/>
+              <w:left w:val="single" w:color="808080" w:sz="4"/>
+              <w:bottom w:val="single" w:color="808080" w:sz="4"/>
+              <w:right w:val="single" w:color="808080" w:sz="4"/>
+            </w:tcBorders>
+            <w:tcMar>
+              <w:top w:type="dxa" w:w="40"/>
+              <w:left w:type="dxa" w:w="80"/>
+              <w:bottom w:type="dxa" w:w="40"/>
+              <w:right w:type="dxa" w:w="80"/>
+            </w:tcMar>
+            <w:vAlign w:val="top"/>
+          </w:tcPr>
+          <w:p>
+            <w:pPr>
+              <w:spacing w:after="0" w:before="0" w:line="240"/>
+              <w:jc w:val="left"/>
+            </w:pPr>
+            <w:r>
+              <w:rPr>
+                <w:rFonts w:ascii="Times New Roman" w:cs="Times New Roman" w:eastAsia="Times New Roman" w:hAnsi="Times New Roman"/>
+                <w:sz w:val="17"/>
+                <w:szCs w:val="17"/>
+              </w:rPr>
+              <w:t xml:space="preserve">Missing ID</w:t>
+            </w:r>
+          </w:p>
+        </w:tc>
+        <w:tc>
+          <w:tcPr>
+            <w:tcW w:type="dxa" w:w="2260"/>
+            <w:tcBorders>
+              <w:top w:val="single" w:color="808080" w:sz="4"/>
+              <w:left w:val="single" w:color="808080" w:sz="4"/>
+              <w:bottom w:val="single" w:color="808080" w:sz="4"/>
+              <w:right w:val="single" w:color="808080" w:sz="4"/>
+            </w:tcBorders>
+            <w:tcMar>
+              <w:top w:type="dxa" w:w="40"/>
+              <w:left w:type="dxa" w:w="80"/>
+              <w:bottom w:type="dxa" w:w="40"/>
+              <w:right w:type="dxa" w:w="80"/>
+            </w:tcMar>
+            <w:vAlign w:val="top"/>
+          </w:tcPr>
+          <w:p>
+            <w:pPr>
+              <w:spacing w:after="0" w:before="0" w:line="240"/>
+              <w:jc w:val="left"/>
+            </w:pPr>
+            <w:r>
+              <w:rPr>
+                <w:rFonts w:ascii="Courier New" w:cs="Courier New" w:eastAsia="Courier New" w:hAnsi="Courier New"/>
+                <w:sz w:val="14"/>
+                <w:szCs w:val="14"/>
+              </w:rPr>
+              <w:t xml:space="preserve">DELETE /registrations/99999</w:t>
+            </w:r>
+          </w:p>
+        </w:tc>
+        <w:tc>
+          <w:tcPr>
+            <w:tcW w:type="dxa" w:w="1960"/>
+            <w:tcBorders>
+              <w:top w:val="single" w:color="808080" w:sz="4"/>
+              <w:left w:val="single" w:color="808080" w:sz="4"/>
+              <w:bottom w:val="single" w:color="808080" w:sz="4"/>
+              <w:right w:val="single" w:color="808080" w:sz="4"/>
+            </w:tcBorders>
+            <w:tcMar>
+              <w:top w:type="dxa" w:w="40"/>
+              <w:left w:type="dxa" w:w="80"/>
+              <w:bottom w:type="dxa" w:w="40"/>
+              <w:right w:type="dxa" w:w="80"/>
+            </w:tcMar>
+            <w:vAlign w:val="top"/>
+          </w:tcPr>
+          <w:p>
+            <w:pPr>
+              <w:spacing w:after="0" w:before="0" w:line="240"/>
+              <w:jc w:val="left"/>
+            </w:pPr>
+            <w:r>
+              <w:rPr>
+                <w:rFonts w:ascii="Times New Roman" w:cs="Times New Roman" w:eastAsia="Times New Roman" w:hAnsi="Times New Roman"/>
+                <w:sz w:val="17"/>
+                <w:szCs w:val="17"/>
+              </w:rPr>
+              <w:t xml:space="preserve">404 not found</w:t>
+            </w:r>
+          </w:p>
+        </w:tc>
+        <w:tc>
+          <w:tcPr>
+            <w:tcW w:type="dxa" w:w="2166"/>
+            <w:tcBorders>
+              <w:top w:val="single" w:color="808080" w:sz="4"/>
+              <w:left w:val="single" w:color="808080" w:sz="4"/>
+              <w:bottom w:val="single" w:color="808080" w:sz="4"/>
+              <w:right w:val="single" w:color="808080" w:sz="4"/>
+            </w:tcBorders>
+            <w:tcMar>
+              <w:top w:type="dxa" w:w="40"/>
+              <w:left w:type="dxa" w:w="80"/>
+              <w:bottom w:type="dxa" w:w="40"/>
+              <w:right w:type="dxa" w:w="80"/>
+            </w:tcMar>
+            <w:vAlign w:val="top"/>
+          </w:tcPr>
+          <w:p>
+            <w:pPr>
+              <w:spacing w:after="0" w:before="0" w:line="240"/>
+              <w:jc w:val="left"/>
+            </w:pPr>
+            <w:r>
+              <w:rPr>
+                <w:rFonts w:ascii="Times New Roman" w:cs="Times New Roman" w:eastAsia="Times New Roman" w:hAnsi="Times New Roman"/>
+                <w:sz w:val="17"/>
+                <w:szCs w:val="17"/>
+              </w:rPr>
+              <w:t xml:space="preserve">404 REGISTRATION_​NOT_​FOUND</w:t>
+            </w:r>
+          </w:p>
+        </w:tc>
+        <w:tc>
+          <w:tcPr>
+            <w:tcW w:type="dxa" w:w="700"/>
+            <w:tcBorders>
+              <w:top w:val="single" w:color="808080" w:sz="4"/>
+              <w:left w:val="single" w:color="808080" w:sz="4"/>
+              <w:bottom w:val="single" w:color="808080" w:sz="4"/>
+              <w:right w:val="single" w:color="808080" w:sz="4"/>
+            </w:tcBorders>
+            <w:tcMar>
+              <w:top w:type="dxa" w:w="40"/>
+              <w:left w:type="dxa" w:w="80"/>
+              <w:bottom w:type="dxa" w:w="40"/>
+              <w:right w:type="dxa" w:w="80"/>
+            </w:tcMar>
+            <w:vAlign w:val="top"/>
+          </w:tcPr>
+          <w:p>
+            <w:pPr>
+              <w:spacing w:after="0" w:before="0" w:line="240"/>
+              <w:jc w:val="left"/>
+            </w:pPr>
+            <w:r>
+              <w:rPr>
+                <w:rFonts w:ascii="Times New Roman" w:cs="Times New Roman" w:eastAsia="Times New Roman" w:hAnsi="Times New Roman"/>
+                <w:sz w:val="17"/>
+                <w:szCs w:val="17"/>
+              </w:rPr>
+              <w:t xml:space="preserve">Pass</w:t>
+            </w:r>
+          </w:p>
+        </w:tc>
+      </w:tr>
+      <w:tr>
+        <w:trPr>
+          <w:cantSplit/>
+        </w:trPr>
+        <w:tc>
+          <w:tcPr>
+            <w:tcW w:type="dxa" w:w="760"/>
+            <w:tcBorders>
+              <w:top w:val="single" w:color="808080" w:sz="4"/>
+              <w:left w:val="single" w:color="808080" w:sz="4"/>
+              <w:bottom w:val="single" w:color="808080" w:sz="4"/>
+              <w:right w:val="single" w:color="808080" w:sz="4"/>
+            </w:tcBorders>
+            <w:tcMar>
+              <w:top w:type="dxa" w:w="40"/>
+              <w:left w:type="dxa" w:w="80"/>
+              <w:bottom w:type="dxa" w:w="40"/>
+              <w:right w:type="dxa" w:w="80"/>
+            </w:tcMar>
+            <w:vAlign w:val="top"/>
+          </w:tcPr>
+          <w:p>
+            <w:pPr>
+              <w:spacing w:after="0" w:before="0" w:line="240"/>
+              <w:jc w:val="left"/>
+            </w:pPr>
+            <w:r>
+              <w:rPr>
+                <w:rFonts w:ascii="Times New Roman" w:cs="Times New Roman" w:eastAsia="Times New Roman" w:hAnsi="Times New Roman"/>
+                <w:sz w:val="17"/>
+                <w:szCs w:val="17"/>
+              </w:rPr>
+              <w:t xml:space="preserve">API-14</w:t>
+            </w:r>
+          </w:p>
+        </w:tc>
+        <w:tc>
+          <w:tcPr>
+            <w:tcW w:type="dxa" w:w="1180"/>
+            <w:tcBorders>
+              <w:top w:val="single" w:color="808080" w:sz="4"/>
+              <w:left w:val="single" w:color="808080" w:sz="4"/>
+              <w:bottom w:val="single" w:color="808080" w:sz="4"/>
+              <w:right w:val="single" w:color="808080" w:sz="4"/>
+            </w:tcBorders>
+            <w:tcMar>
+              <w:top w:type="dxa" w:w="40"/>
+              <w:left w:type="dxa" w:w="80"/>
+              <w:bottom w:type="dxa" w:w="40"/>
+              <w:right w:type="dxa" w:w="80"/>
+            </w:tcMar>
+            <w:vAlign w:val="top"/>
+          </w:tcPr>
+          <w:p>
+            <w:pPr>
+              <w:spacing w:after="0" w:before="0" w:line="240"/>
+              <w:jc w:val="left"/>
+            </w:pPr>
+            <w:r>
+              <w:rPr>
+                <w:rFonts w:ascii="Times New Roman" w:cs="Times New Roman" w:eastAsia="Times New Roman" w:hAnsi="Times New Roman"/>
+                <w:sz w:val="17"/>
+                <w:szCs w:val="17"/>
+              </w:rPr>
+              <w:t xml:space="preserve">Unknown route</w:t>
+            </w:r>
+          </w:p>
+        </w:tc>
+        <w:tc>
+          <w:tcPr>
+            <w:tcW w:type="dxa" w:w="2260"/>
+            <w:tcBorders>
+              <w:top w:val="single" w:color="808080" w:sz="4"/>
+              <w:left w:val="single" w:color="808080" w:sz="4"/>
+              <w:bottom w:val="single" w:color="808080" w:sz="4"/>
+              <w:right w:val="single" w:color="808080" w:sz="4"/>
+            </w:tcBorders>
+            <w:tcMar>
+              <w:top w:type="dxa" w:w="40"/>
+              <w:left w:type="dxa" w:w="80"/>
+              <w:bottom w:type="dxa" w:w="40"/>
+              <w:right w:type="dxa" w:w="80"/>
+            </w:tcMar>
+            <w:vAlign w:val="top"/>
+          </w:tcPr>
+          <w:p>
+            <w:pPr>
+              <w:spacing w:after="0" w:before="0" w:line="240"/>
+              <w:jc w:val="left"/>
+            </w:pPr>
+            <w:r>
+              <w:rPr>
+                <w:rFonts w:ascii="Courier New" w:cs="Courier New" w:eastAsia="Courier New" w:hAnsi="Courier New"/>
+                <w:sz w:val="14"/>
+                <w:szCs w:val="14"/>
+              </w:rPr>
+              <w:t xml:space="preserve">GET /does-not-exist</w:t>
+            </w:r>
+          </w:p>
+        </w:tc>
+        <w:tc>
+          <w:tcPr>
+            <w:tcW w:type="dxa" w:w="1960"/>
+            <w:tcBorders>
+              <w:top w:val="single" w:color="808080" w:sz="4"/>
+              <w:left w:val="single" w:color="808080" w:sz="4"/>
+              <w:bottom w:val="single" w:color="808080" w:sz="4"/>
+              <w:right w:val="single" w:color="808080" w:sz="4"/>
+            </w:tcBorders>
+            <w:tcMar>
+              <w:top w:type="dxa" w:w="40"/>
+              <w:left w:type="dxa" w:w="80"/>
+              <w:bottom w:type="dxa" w:w="40"/>
+              <w:right w:type="dxa" w:w="80"/>
+            </w:tcMar>
+            <w:vAlign w:val="top"/>
+          </w:tcPr>
+          <w:p>
+            <w:pPr>
+              <w:spacing w:after="0" w:before="0" w:line="240"/>
+              <w:jc w:val="left"/>
+            </w:pPr>
+            <w:r>
+              <w:rPr>
+                <w:rFonts w:ascii="Times New Roman" w:cs="Times New Roman" w:eastAsia="Times New Roman" w:hAnsi="Times New Roman"/>
+                <w:sz w:val="17"/>
+                <w:szCs w:val="17"/>
+              </w:rPr>
+              <w:t xml:space="preserve">404 ROUTE_​NOT_​FOUND</w:t>
+            </w:r>
+          </w:p>
+        </w:tc>
+        <w:tc>
+          <w:tcPr>
+            <w:tcW w:type="dxa" w:w="2166"/>
+            <w:tcBorders>
+              <w:top w:val="single" w:color="808080" w:sz="4"/>
+              <w:left w:val="single" w:color="808080" w:sz="4"/>
+              <w:bottom w:val="single" w:color="808080" w:sz="4"/>
+              <w:right w:val="single" w:color="808080" w:sz="4"/>
+            </w:tcBorders>
+            <w:tcMar>
+              <w:top w:type="dxa" w:w="40"/>
+              <w:left w:type="dxa" w:w="80"/>
+              <w:bottom w:type="dxa" w:w="40"/>
+              <w:right w:type="dxa" w:w="80"/>
+            </w:tcMar>
+            <w:vAlign w:val="top"/>
+          </w:tcPr>
+          <w:p>
+            <w:pPr>
+              <w:spacing w:after="0" w:before="0" w:line="240"/>
+              <w:jc w:val="left"/>
+            </w:pPr>
+            <w:r>
+              <w:rPr>
+                <w:rFonts w:ascii="Times New Roman" w:cs="Times New Roman" w:eastAsia="Times New Roman" w:hAnsi="Times New Roman"/>
+                <w:sz w:val="17"/>
+                <w:szCs w:val="17"/>
+              </w:rPr>
+              <w:t xml:space="preserve">404 ROUTE_​NOT_​FOUND</w:t>
+            </w:r>
+          </w:p>
+        </w:tc>
+        <w:tc>
+          <w:tcPr>
+            <w:tcW w:type="dxa" w:w="700"/>
+            <w:tcBorders>
+              <w:top w:val="single" w:color="808080" w:sz="4"/>
+              <w:left w:val="single" w:color="808080" w:sz="4"/>
+              <w:bottom w:val="single" w:color="808080" w:sz="4"/>
+              <w:right w:val="single" w:color="808080" w:sz="4"/>
+            </w:tcBorders>
+            <w:tcMar>
+              <w:top w:type="dxa" w:w="40"/>
+              <w:left w:type="dxa" w:w="80"/>
+              <w:bottom w:type="dxa" w:w="40"/>
+              <w:right w:type="dxa" w:w="80"/>
+            </w:tcMar>
+            <w:vAlign w:val="top"/>
+          </w:tcPr>
+          <w:p>
+            <w:pPr>
+              <w:spacing w:after="0" w:before="0" w:line="240"/>
+              <w:jc w:val="left"/>
+            </w:pPr>
+            <w:r>
+              <w:rPr>
+                <w:rFonts w:ascii="Times New Roman" w:cs="Times New Roman" w:eastAsia="Times New Roman" w:hAnsi="Times New Roman"/>
+                <w:sz w:val="17"/>
+                <w:szCs w:val="17"/>
+              </w:rPr>
+              <w:t xml:space="preserve">Pass</w:t>
+            </w:r>
+          </w:p>
+        </w:tc>
+      </w:tr>
+    </w:tbl>
+    <w:p>
+      <w:pPr>
+        <w:spacing w:after="160" w:before="0" w:line="240"/>
+      </w:pPr>
+    </w:p>
+    <w:p>
+      <w:pPr>
+        <w:pStyle w:val="Heading2"/>
+      </w:pPr>
+      <w:r>
+        <w:rPr>
+          <w:rFonts w:ascii="Times New Roman" w:cs="Times New Roman" w:eastAsia="Times New Roman" w:hAnsi="Times New Roman"/>
+        </w:rPr>
+        <w:t xml:space="preserve">3.5 Discussion</w:t>
       </w:r>
     </w:p>
     <w:p>
@@ -25129,7 +32015,7 @@
         <w:pStyle w:val="ListParagraph"/>
         <w:numPr>
           <w:ilvl w:val="0"/>
-          <w:numId w:val="6"/>
+          <w:numId w:val="7"/>
         </w:numPr>
         <w:spacing w:after="40" w:before="0" w:line="300"/>
         <w:jc w:val="both"/>
@@ -25160,7 +32046,7 @@
         <w:pStyle w:val="ListParagraph"/>
         <w:numPr>
           <w:ilvl w:val="0"/>
-          <w:numId w:val="6"/>
+          <w:numId w:val="7"/>
         </w:numPr>
         <w:spacing w:after="40" w:before="0" w:line="300"/>
         <w:jc w:val="both"/>
@@ -25275,7 +32161,7 @@
         <w:pStyle w:val="ListParagraph"/>
         <w:numPr>
           <w:ilvl w:val="0"/>
-          <w:numId w:val="6"/>
+          <w:numId w:val="7"/>
         </w:numPr>
         <w:spacing w:after="40" w:before="0" w:line="300"/>
         <w:jc w:val="both"/>
@@ -25306,7 +32192,7 @@
         <w:pStyle w:val="ListParagraph"/>
         <w:numPr>
           <w:ilvl w:val="0"/>
-          <w:numId w:val="6"/>
+          <w:numId w:val="7"/>
         </w:numPr>
         <w:spacing w:after="40" w:before="0" w:line="300"/>
         <w:jc w:val="both"/>
@@ -25323,7 +32209,7 @@
         <w:pStyle w:val="ListParagraph"/>
         <w:numPr>
           <w:ilvl w:val="0"/>
-          <w:numId w:val="6"/>
+          <w:numId w:val="7"/>
         </w:numPr>
         <w:spacing w:after="40" w:before="0" w:line="300"/>
         <w:jc w:val="both"/>
@@ -25382,7 +32268,7 @@
         <w:pStyle w:val="ListParagraph"/>
         <w:numPr>
           <w:ilvl w:val="0"/>
-          <w:numId w:val="6"/>
+          <w:numId w:val="7"/>
         </w:numPr>
         <w:spacing w:after="40" w:before="0" w:line="300"/>
         <w:jc w:val="both"/>
@@ -25399,7 +32285,7 @@
         <w:pStyle w:val="ListParagraph"/>
         <w:numPr>
           <w:ilvl w:val="0"/>
-          <w:numId w:val="6"/>
+          <w:numId w:val="7"/>
         </w:numPr>
         <w:spacing w:after="40" w:before="0" w:line="300"/>
         <w:jc w:val="both"/>
@@ -25416,7 +32302,7 @@
         <w:pStyle w:val="ListParagraph"/>
         <w:numPr>
           <w:ilvl w:val="0"/>
-          <w:numId w:val="6"/>
+          <w:numId w:val="7"/>
         </w:numPr>
         <w:spacing w:after="40" w:before="0" w:line="300"/>
         <w:jc w:val="both"/>
@@ -25433,7 +32319,7 @@
         <w:pStyle w:val="ListParagraph"/>
         <w:numPr>
           <w:ilvl w:val="0"/>
-          <w:numId w:val="6"/>
+          <w:numId w:val="7"/>
         </w:numPr>
         <w:spacing w:after="40" w:before="0" w:line="300"/>
         <w:jc w:val="both"/>
@@ -25450,7 +32336,7 @@
         <w:pStyle w:val="ListParagraph"/>
         <w:numPr>
           <w:ilvl w:val="0"/>
-          <w:numId w:val="6"/>
+          <w:numId w:val="7"/>
         </w:numPr>
         <w:spacing w:after="40" w:before="0" w:line="300"/>
         <w:jc w:val="both"/>
@@ -25467,7 +32353,7 @@
         <w:pStyle w:val="ListParagraph"/>
         <w:numPr>
           <w:ilvl w:val="0"/>
-          <w:numId w:val="6"/>
+          <w:numId w:val="7"/>
         </w:numPr>
         <w:spacing w:after="40" w:before="0" w:line="300"/>
         <w:jc w:val="both"/>
@@ -40979,6 +47865,15 @@
     </w:lvlOverride>
   </w:num>
   <w:num w:numId="6">
+    <w:abstractNumId w:val="3"/>
+    <w:lvlOverride w:ilvl="0">
+      <w:startOverride w:val="1"/>
+    </w:lvlOverride>
+    <w:lvlOverride w:ilvl="1">
+      <w:startOverride w:val="1"/>
+    </w:lvlOverride>
+  </w:num>
+  <w:num w:numId="7">
     <w:abstractNumId w:val="3"/>
     <w:lvlOverride w:ilvl="0">
       <w:startOverride w:val="1"/>
